--- a/haccp/HACCP_IGS_Marotta.docx
+++ b/haccp/HACCP_IGS_Marotta.docx
@@ -67,7 +67,7 @@
           <w:sz w:val="24"/>
           <w:szCs w:val="24"/>
         </w:rPr>
-        <w:t xml:space="preserve">Deposito, logistica e commercio all’ingrosso di prodotti alimentari e bevande confezionati non refrigerati</w:t>
+        <w:t xml:space="preserve">Piattaforma logistica – deposito, commercio all’ingrosso e al dettaglio di bevande e generi alimentari confezionati non refrigerati</w:t>
       </w:r>
     </w:p>
     <w:p>
@@ -94,27 +94,7 @@
           <w:sz w:val="22"/>
           <w:szCs w:val="22"/>
         </w:rPr>
-        <w:t xml:space="preserve">Sede operativa: </w:t>
-      </w:r>
-      <w:r>
-        <w:rPr>
-          <w:b/>
-          <w:bCs/>
-          <w:sz w:val="22"/>
-          <w:szCs w:val="22"/>
-          <w:highlight w:val="yellow"/>
-          <w:highlightCs w:val="yellow"/>
-        </w:rPr>
-        <w:t xml:space="preserve">Via ……, n. …</w:t>
-      </w:r>
-      <w:r>
-        <w:rPr>
-          <w:b/>
-          <w:bCs/>
-          <w:sz w:val="22"/>
-          <w:szCs w:val="22"/>
-        </w:rPr>
-        <w:t xml:space="preserve"> – 61037 Marotta di Mondolfo (PU)</w:t>
+        <w:t xml:space="preserve">Sede operativa: Via XXV Aprile s.n. – Loc. Marotta – 61037 Mondolfo (PU)</w:t>
       </w:r>
     </w:p>
     <w:p>
@@ -167,16 +147,7 @@
           <w:sz w:val="22"/>
           <w:szCs w:val="22"/>
         </w:rPr>
-        <w:t xml:space="preserve">Data di ultima revisione del Manuale: </w:t>
-      </w:r>
-      <w:r>
-        <w:rPr>
-          <w:sz w:val="22"/>
-          <w:szCs w:val="22"/>
-          <w:highlight w:val="yellow"/>
-          <w:highlightCs w:val="yellow"/>
-        </w:rPr>
-        <w:t xml:space="preserve">gg/mm/2026</w:t>
+        <w:t xml:space="preserve">Data di ultima revisione del Manuale: 02/07/2026</w:t>
       </w:r>
     </w:p>
     <w:p>
@@ -188,16 +159,7 @@
           <w:sz w:val="22"/>
           <w:szCs w:val="22"/>
         </w:rPr>
-        <w:t xml:space="preserve">Responsabile dell’autocontrollo: </w:t>
-      </w:r>
-      <w:r>
-        <w:rPr>
-          <w:sz w:val="22"/>
-          <w:szCs w:val="22"/>
-          <w:highlight w:val="yellow"/>
-          <w:highlightCs w:val="yellow"/>
-        </w:rPr>
-        <w:t xml:space="preserve">Nome e Cognome</w:t>
+        <w:t xml:space="preserve">Responsabile dell’autocontrollo: Sig. Infante Antonio</w:t>
       </w:r>
     </w:p>
     <w:p>
@@ -210,29 +172,7 @@
           <w:sz w:val="22"/>
           <w:szCs w:val="22"/>
         </w:rPr>
-        <w:t xml:space="preserve">Approvato: ______________________   (firma del legale rappresentante)</w:t>
-      </w:r>
-    </w:p>
-    <w:p>
-      <w:pPr>
-        <w:spacing w:before="300"/>
-        <w:jc w:val="left"/>
-      </w:pPr>
-      <w:r>
-        <w:rPr>
-          <w:sz w:val="22"/>
-          <w:szCs w:val="22"/>
-        </w:rPr>
-        <w:t xml:space="preserve">Redatto da: </w:t>
-      </w:r>
-      <w:r>
-        <w:rPr>
-          <w:sz w:val="22"/>
-          <w:szCs w:val="22"/>
-          <w:highlight w:val="yellow"/>
-          <w:highlightCs w:val="yellow"/>
-        </w:rPr>
-        <w:t xml:space="preserve">Nome, titolo e recapiti del consulente</w:t>
+        <w:t xml:space="preserve">Approvato: Sig. Infante Antonio – legale rappresentante      Firma: ______________________</w:t>
       </w:r>
     </w:p>
     <w:p>
@@ -1164,7 +1104,7 @@
                 <w:sz w:val="18"/>
                 <w:szCs w:val="18"/>
               </w:rPr>
-              <w:t xml:space="preserve">: deposito, logistica e commercio all’ingrosso di prodotti alimentari e bevande preconfezionati non refrigerati (acque minerali, bevande gassate e non gassate, succhi di frutta, vini, birre, liquori e superalcolici, generi alimentari confezionati a lunga conservazione). Ricevimento, stoccaggio, preparazione ordini e trasporto/consegna ai clienti. </w:t>
+              <w:t xml:space="preserve">: piattaforma logistica per la distribuzione di bevande (acque minerali, birre anche in fusti, bibite, vini e liquori) e generi alimentari confezionati non refrigerati, con area dedicata ai prodotti food (farine e semilavorati per pizzeria). Ricevimento, stoccaggio, preparazione ordini, carico automezzi e consegna a clienti (pubblici esercizi e dettaglio); zona di vendita al dettaglio aperta al pubblico. </w:t>
             </w:r>
             <w:r>
               <w:rPr>
@@ -1180,16 +1120,7 @@
                 <w:sz w:val="18"/>
                 <w:szCs w:val="18"/>
               </w:rPr>
-              <w:t xml:space="preserve"> si effettuano lavorazioni, sconfezionamenti o riconfezionamenti di alimenti. </w:t>
-            </w:r>
-            <w:r>
-              <w:rPr>
-                <w:sz w:val="18"/>
-                <w:szCs w:val="18"/>
-                <w:highlight w:val="yellow"/>
-                <w:highlightCs w:val="yellow"/>
-              </w:rPr>
-              <w:t xml:space="preserve">Verificare/integrare le categorie di prodotto</w:t>
+              <w:t xml:space="preserve"> si effettuano lavorazioni, sconfezionamenti o riconfezionamenti di alimenti.</w:t>
             </w:r>
           </w:p>
         </w:tc>
@@ -1224,23 +1155,7 @@
                 <w:sz w:val="18"/>
                 <w:szCs w:val="18"/>
               </w:rPr>
-              <w:t xml:space="preserve">Sede operativa: </w:t>
-            </w:r>
-            <w:r>
-              <w:rPr>
-                <w:sz w:val="18"/>
-                <w:szCs w:val="18"/>
-                <w:highlight w:val="yellow"/>
-                <w:highlightCs w:val="yellow"/>
-              </w:rPr>
-              <w:t xml:space="preserve">Via ……, n. …</w:t>
-            </w:r>
-            <w:r>
-              <w:rPr>
-                <w:sz w:val="18"/>
-                <w:szCs w:val="18"/>
-              </w:rPr>
-              <w:t xml:space="preserve"> – 61037 Marotta di Mondolfo (PU)</w:t>
+              <w:t xml:space="preserve">Sede operativa: Via XXV Aprile s.n. – Loc. Marotta – 61037 Mondolfo (PU)</w:t>
             </w:r>
           </w:p>
         </w:tc>
@@ -1345,16 +1260,7 @@
                 <w:sz w:val="18"/>
                 <w:szCs w:val="18"/>
               </w:rPr>
-              <w:t xml:space="preserve">Amministratore / legale rappresentante: </w:t>
-            </w:r>
-            <w:r>
-              <w:rPr>
-                <w:sz w:val="18"/>
-                <w:szCs w:val="18"/>
-                <w:highlight w:val="yellow"/>
-                <w:highlightCs w:val="yellow"/>
-              </w:rPr>
-              <w:t xml:space="preserve">Nome e Cognome</w:t>
+              <w:t xml:space="preserve">Legale rappresentante: Sig. Infante Antonio – Presidente del CdA e Amministratore Delegato</w:t>
             </w:r>
           </w:p>
         </w:tc>
@@ -1389,16 +1295,7 @@
                 <w:sz w:val="18"/>
                 <w:szCs w:val="18"/>
               </w:rPr>
-              <w:t xml:space="preserve">Preposto sede operativa di Marotta: </w:t>
-            </w:r>
-            <w:r>
-              <w:rPr>
-                <w:sz w:val="18"/>
-                <w:szCs w:val="18"/>
-                <w:highlight w:val="yellow"/>
-                <w:highlightCs w:val="yellow"/>
-              </w:rPr>
-              <w:t xml:space="preserve">Nome e Cognome</w:t>
+              <w:t xml:space="preserve">Organico della sede: n. 1 magazziniere/carrellista e n. 4 autisti consegnatari</w:t>
             </w:r>
           </w:p>
         </w:tc>
@@ -1433,16 +1330,7 @@
                 <w:sz w:val="18"/>
                 <w:szCs w:val="18"/>
               </w:rPr>
-              <w:t xml:space="preserve">Responsabile dell’autocontrollo: </w:t>
-            </w:r>
-            <w:r>
-              <w:rPr>
-                <w:sz w:val="18"/>
-                <w:szCs w:val="18"/>
-                <w:highlight w:val="yellow"/>
-                <w:highlightCs w:val="yellow"/>
-              </w:rPr>
-              <w:t xml:space="preserve">Nome e Cognome</w:t>
+              <w:t xml:space="preserve">Responsabile dell’autocontrollo: Sig. Infante Antonio</w:t>
             </w:r>
           </w:p>
         </w:tc>
@@ -1477,16 +1365,7 @@
                 <w:sz w:val="18"/>
                 <w:szCs w:val="18"/>
               </w:rPr>
-              <w:t xml:space="preserve">Consulente per l’autocontrollo: </w:t>
-            </w:r>
-            <w:r>
-              <w:rPr>
-                <w:sz w:val="18"/>
-                <w:szCs w:val="18"/>
-                <w:highlight w:val="yellow"/>
-                <w:highlightCs w:val="yellow"/>
-              </w:rPr>
-              <w:t xml:space="preserve">Nome, titolo e recapiti del consulente</w:t>
+              <w:t xml:space="preserve">Partita IVA / Codice Fiscale: 14727531007 – VAT europeo: IT14727531007</w:t>
             </w:r>
           </w:p>
         </w:tc>
@@ -1521,7 +1400,7 @@
                 <w:sz w:val="18"/>
                 <w:szCs w:val="18"/>
               </w:rPr>
-              <w:t xml:space="preserve">Partita IVA / Codice Fiscale: 14727531007 – VAT europeo: IT14727531007</w:t>
+              <w:t xml:space="preserve">REA: RM-1541680 – PEC: igs@pec.italianglobalsolution.it</w:t>
             </w:r>
           </w:p>
         </w:tc>
@@ -1556,51 +1435,7 @@
                 <w:sz w:val="18"/>
                 <w:szCs w:val="18"/>
               </w:rPr>
-              <w:t xml:space="preserve">REA: RM-1541680 – PEC: igs@pec.italianglobalsolution.it</w:t>
-            </w:r>
-          </w:p>
-        </w:tc>
-      </w:tr>
-      <w:tr>
-        <w:trPr>
-          <w:tblHeader w:val="false"/>
-        </w:trPr>
-        <w:tc>
-          <w:tcPr>
-            <w:tcW w:type="dxa" w:w="9638"/>
-            <w:tcBorders>
-              <w:top w:val="single" w:color="808080" w:sz="4"/>
-              <w:left w:val="single" w:color="808080" w:sz="4"/>
-              <w:bottom w:val="single" w:color="808080" w:sz="4"/>
-              <w:right w:val="single" w:color="808080" w:sz="4"/>
-            </w:tcBorders>
-            <w:tcMar>
-              <w:top w:type="dxa" w:w="50"/>
-              <w:left w:type="dxa" w:w="90"/>
-              <w:bottom w:type="dxa" w:w="50"/>
-              <w:right w:type="dxa" w:w="90"/>
-            </w:tcMar>
-            <w:vAlign w:val="center"/>
-          </w:tcPr>
-          <w:p>
-            <w:pPr>
-              <w:jc w:val="left"/>
-            </w:pPr>
-            <w:r>
-              <w:rPr>
-                <w:sz w:val="18"/>
-                <w:szCs w:val="18"/>
-              </w:rPr>
-              <w:t xml:space="preserve">Registrazione sanitaria sede di Marotta (art. 6 Reg. 852/2004 – SUAP Comune di Mondolfo / AST Pesaro-Urbino): </w:t>
-            </w:r>
-            <w:r>
-              <w:rPr>
-                <w:sz w:val="18"/>
-                <w:szCs w:val="18"/>
-                <w:highlight w:val="yellow"/>
-                <w:highlightCs w:val="yellow"/>
-              </w:rPr>
-              <w:t xml:space="preserve">n. e data</w:t>
+              <w:t xml:space="preserve">Autorità sanitaria competente: AST Pesaro e Urbino</w:t>
             </w:r>
           </w:p>
         </w:tc>
@@ -1620,21 +1455,20 @@
         <w:jc w:val="both"/>
       </w:pPr>
       <w:r>
+        <w:t xml:space="preserve">Fabbricato su due livelli in Via XXV Aprile s.n., Loc. Marotta di Mondolfo, con pavimentazione in resina/cemento lisciato e illuminazione naturale (lucernari) e artificiale.</w:t>
+      </w:r>
+    </w:p>
+    <w:p>
+      <w:pPr>
+        <w:spacing w:after="120" w:line="300"/>
+        <w:jc w:val="both"/>
+      </w:pPr>
+      <w:r>
         <w:rPr>
           <w:b/>
           <w:bCs/>
         </w:rPr>
         <w:t xml:space="preserve">AREE</w:t>
-      </w:r>
-      <w:r>
-        <w:t xml:space="preserve"> </w:t>
-      </w:r>
-      <w:r>
-        <w:rPr>
-          <w:highlight w:val="yellow"/>
-          <w:highlightCs w:val="yellow"/>
-        </w:rPr>
-        <w:t xml:space="preserve">verificare sulla planimetria</w:t>
       </w:r>
     </w:p>
     <w:p>
@@ -1648,7 +1482,7 @@
         <w:jc w:val="both"/>
       </w:pPr>
       <w:r>
-        <w:t xml:space="preserve">Piazzale e baie di carico/scarico</w:t>
+        <w:t xml:space="preserve">Piano terra: magazzino/deposito bevande con scaffalature metalliche portapallet su corsie parallele e zone di stoccaggio a catasta (pallet, fusti birra, casse in plastica)</w:t>
       </w:r>
     </w:p>
     <w:p>
@@ -1662,7 +1496,7 @@
         <w:jc w:val="both"/>
       </w:pPr>
       <w:r>
-        <w:t xml:space="preserve">Area ricevimento e controllo merci</w:t>
+        <w:t xml:space="preserve">Area dedicata ai prodotti food (farine e semilavorati per pizzeria)</w:t>
       </w:r>
     </w:p>
     <w:p>
@@ -1676,7 +1510,7 @@
         <w:jc w:val="both"/>
       </w:pPr>
       <w:r>
-        <w:t xml:space="preserve">Magazzino di stoccaggio con scaffalature porta-pallet</w:t>
+        <w:t xml:space="preserve">Zona vendita al dettaglio aperta al pubblico</w:t>
       </w:r>
     </w:p>
     <w:p>
@@ -1690,7 +1524,7 @@
         <w:jc w:val="both"/>
       </w:pPr>
       <w:r>
-        <w:t xml:space="preserve">Area preparazione ordini e spedizioni</w:t>
+        <w:t xml:space="preserve">Deposito bombole di anidride carbonica per impianti di spillatura (separato dagli alimenti)</w:t>
       </w:r>
     </w:p>
     <w:p>
@@ -1704,7 +1538,7 @@
         <w:jc w:val="both"/>
       </w:pPr>
       <w:r>
-        <w:t xml:space="preserve">Area segregata e identificata per resi e prodotti non conformi</w:t>
+        <w:t xml:space="preserve">Zona ricarica batterie dei mezzi elettrici (separata dagli alimenti)</w:t>
       </w:r>
     </w:p>
     <w:p>
@@ -1718,7 +1552,7 @@
         <w:jc w:val="both"/>
       </w:pPr>
       <w:r>
-        <w:t xml:space="preserve">Locale/armadio chiuso per detergenti e prodotti non alimentari</w:t>
+        <w:t xml:space="preserve">Area resi, vuoti e prodotti non conformi, identificata</w:t>
       </w:r>
     </w:p>
     <w:p>
@@ -1732,7 +1566,7 @@
         <w:jc w:val="both"/>
       </w:pPr>
       <w:r>
-        <w:t xml:space="preserve">Area ricarica batterie carrelli (separata dagli alimenti)</w:t>
+        <w:t xml:space="preserve">Piano primo: uffici e deposito accessorio, collegati da scala interna e varco di carico</w:t>
       </w:r>
     </w:p>
     <w:p>
@@ -1746,7 +1580,7 @@
         <w:jc w:val="both"/>
       </w:pPr>
       <w:r>
-        <w:t xml:space="preserve">Uffici, spogliatoio e servizi igienici</w:t>
+        <w:t xml:space="preserve">Servizi igienici</w:t>
       </w:r>
     </w:p>
     <w:p>
@@ -1760,7 +1594,7 @@
         <w:jc w:val="both"/>
       </w:pPr>
       <w:r>
-        <w:t xml:space="preserve">Area raccolta rifiuti e imballaggi</w:t>
+        <w:t xml:space="preserve">Piazzale esterno di manovra per carico/scarico automezzi, con cisterna di gasolio ad uso privato (distante dalle aree di stoccaggio)</w:t>
       </w:r>
     </w:p>
     <w:p>
@@ -1787,7 +1621,7 @@
         <w:jc w:val="both"/>
       </w:pPr>
       <w:r>
-        <w:t xml:space="preserve">Transpallet</w:t>
+        <w:t xml:space="preserve">Carrelli elevatori semoventi</w:t>
       </w:r>
     </w:p>
     <w:p>
@@ -1801,14 +1635,7 @@
         <w:jc w:val="both"/>
       </w:pPr>
       <w:r>
-        <w:t xml:space="preserve">Muletti / carrelli elevatori </w:t>
-      </w:r>
-      <w:r>
-        <w:rPr>
-          <w:highlight w:val="yellow"/>
-          <w:highlightCs w:val="yellow"/>
-        </w:rPr>
-        <w:t xml:space="preserve">elettrici</w:t>
+        <w:t xml:space="preserve">Stoccatori e transpallet elettrici, transpallet manuali</w:t>
       </w:r>
     </w:p>
     <w:p>
@@ -1822,7 +1649,7 @@
         <w:jc w:val="both"/>
       </w:pPr>
       <w:r>
-        <w:t xml:space="preserve">Scaffalature</w:t>
+        <w:t xml:space="preserve">Scaffalature metalliche portapallet</w:t>
       </w:r>
     </w:p>
     <w:p>
@@ -1836,7 +1663,7 @@
         <w:jc w:val="both"/>
       </w:pPr>
       <w:r>
-        <w:t xml:space="preserve">Macchina per la pulizia dei pavimenti (lavasciuga)</w:t>
+        <w:t xml:space="preserve">Attrezzature per la pulizia dei pavimenti</w:t>
       </w:r>
     </w:p>
     <w:p>
@@ -1850,17 +1677,7 @@
         <w:jc w:val="both"/>
       </w:pPr>
       <w:r>
-        <w:t xml:space="preserve">Automezzi per la consegna </w:t>
-      </w:r>
-      <w:r>
-        <w:rPr>
-          <w:highlight w:val="yellow"/>
-          <w:highlightCs w:val="yellow"/>
-        </w:rPr>
-        <w:t xml:space="preserve">n. e tipologia</w:t>
-      </w:r>
-      <w:r>
-        <w:t xml:space="preserve"> – se di proprietà</w:t>
+        <w:t xml:space="preserve">Automezzi per la consegna con sponda idraulica, carrellini</w:t>
       </w:r>
     </w:p>
     <w:p>
@@ -2183,7 +2000,7 @@
                 <w:sz w:val="18"/>
                 <w:szCs w:val="18"/>
               </w:rPr>
-              <w:t xml:space="preserve">Lavasciuga pavimenti, scope, panni, secchi dedicati (distinti per servizi igienici)</w:t>
+              <w:t xml:space="preserve">Attrezzature per pavimenti, scope, panni, secchi dedicati (distinti per servizi igienici)</w:t>
             </w:r>
           </w:p>
         </w:tc>
@@ -2248,7 +2065,7 @@
                 <w:sz w:val="18"/>
                 <w:szCs w:val="18"/>
               </w:rPr>
-              <w:t xml:space="preserve">Pavimenti magazzino: giornaliera (spazzatura) e settimanale (lavasciuga)</w:t>
+              <w:t xml:space="preserve">Pavimenti magazzino: giornaliera (spazzatura) e settimanale (lavaggio)</w:t>
             </w:r>
           </w:p>
           <w:p>
@@ -3040,48 +2857,7 @@
                 <w:sz w:val="18"/>
                 <w:szCs w:val="18"/>
               </w:rPr>
-              <w:t xml:space="preserve">Il servizio è affidato alla ditta specializzata </w:t>
-            </w:r>
-            <w:r>
-              <w:rPr>
-                <w:sz w:val="18"/>
-                <w:szCs w:val="18"/>
-                <w:highlight w:val="yellow"/>
-                <w:highlightCs w:val="yellow"/>
-              </w:rPr>
-              <w:t xml:space="preserve">ragione sociale</w:t>
-            </w:r>
-            <w:r>
-              <w:rPr>
-                <w:sz w:val="18"/>
-                <w:szCs w:val="18"/>
-              </w:rPr>
-              <w:t xml:space="preserve"> che ha installato postazioni numerate (esche all’esterno, trappole meccaniche/collanti all’interno) riportate su planimetria, con </w:t>
-            </w:r>
-            <w:r>
-              <w:rPr>
-                <w:sz w:val="18"/>
-                <w:szCs w:val="18"/>
-                <w:highlight w:val="yellow"/>
-                <w:highlightCs w:val="yellow"/>
-              </w:rPr>
-              <w:t xml:space="preserve">n.</w:t>
-            </w:r>
-            <w:r>
-              <w:rPr>
-                <w:sz w:val="18"/>
-                <w:szCs w:val="18"/>
-              </w:rPr>
-              <w:t xml:space="preserve"> interventi/anno e rilascio di rapporto di intervento. </w:t>
-            </w:r>
-            <w:r>
-              <w:rPr>
-                <w:sz w:val="18"/>
-                <w:szCs w:val="18"/>
-                <w:highlight w:val="yellow"/>
-                <w:highlightCs w:val="yellow"/>
-              </w:rPr>
-              <w:t xml:space="preserve">In alternativa: apparecchi scacciatopi elettronici – specificare</w:t>
+              <w:t xml:space="preserve">Monitoraggio e disinfestazione periodica affidati a ditta specializzata: postazioni con esche numerate e registrate su planimetria (esche rodenticide solo all’esterno o in contenitori chiusi, mai a contatto con i prodotti), allontanamento dei volatili dalle campate, trappole per insetti delle derrate nell’area food (farine). La ditta rilascia rapporto di intervento e schede dei prodotti utilizzati.</w:t>
             </w:r>
           </w:p>
         </w:tc>
@@ -3346,23 +3122,7 @@
                 <w:sz w:val="18"/>
                 <w:szCs w:val="18"/>
               </w:rPr>
-              <w:t xml:space="preserve">Compilare il modulo “Controllo della merce in arrivo” (Modulo 4) e registrare a gestionale </w:t>
-            </w:r>
-            <w:r>
-              <w:rPr>
-                <w:sz w:val="18"/>
-                <w:szCs w:val="18"/>
-                <w:highlight w:val="yellow"/>
-                <w:highlightCs w:val="yellow"/>
-              </w:rPr>
-              <w:t xml:space="preserve">nome software</w:t>
-            </w:r>
-            <w:r>
-              <w:rPr>
-                <w:sz w:val="18"/>
-                <w:szCs w:val="18"/>
-              </w:rPr>
-              <w:t xml:space="preserve"> i lotti e i fornitori.</w:t>
+              <w:t xml:space="preserve">Compilare il modulo “Controllo della merce in arrivo” (Modulo 4) e registrare nel gestionale aziendale i lotti e i fornitori.</w:t>
             </w:r>
           </w:p>
           <w:p>
@@ -4164,16 +3924,7 @@
                 <w:sz w:val="18"/>
                 <w:szCs w:val="18"/>
               </w:rPr>
-              <w:t xml:space="preserve">Ente di formazione accreditato / ASL-AST di appartenenza </w:t>
-            </w:r>
-            <w:r>
-              <w:rPr>
-                <w:sz w:val="18"/>
-                <w:szCs w:val="18"/>
-                <w:highlight w:val="yellow"/>
-                <w:highlightCs w:val="yellow"/>
-              </w:rPr>
-              <w:t xml:space="preserve">specificare</w:t>
+              <w:t xml:space="preserve">Ente di formazione accreditato secondo la normativa della Regione Marche</w:t>
             </w:r>
           </w:p>
         </w:tc>
@@ -4360,17 +4111,7 @@
         <w:jc w:val="both"/>
       </w:pPr>
       <w:r>
-        <w:t xml:space="preserve">Per la ditta: </w:t>
-      </w:r>
-      <w:r>
-        <w:rPr>
-          <w:highlight w:val="yellow"/>
-          <w:highlightCs w:val="yellow"/>
-        </w:rPr>
-        <w:t xml:space="preserve">Nome e Cognome</w:t>
-      </w:r>
-      <w:r>
-        <w:t xml:space="preserve"> (Responsabile dell’autocontrollo)</w:t>
+        <w:t xml:space="preserve">Per la ditta: Sig. Infante Antonio (Responsabile dell’autocontrollo)</w:t>
       </w:r>
     </w:p>
     <w:p>
@@ -4384,35 +4125,7 @@
         <w:jc w:val="both"/>
       </w:pPr>
       <w:r>
-        <w:t xml:space="preserve">Per la sede di Marotta: </w:t>
-      </w:r>
-      <w:r>
-        <w:rPr>
-          <w:highlight w:val="yellow"/>
-          <w:highlightCs w:val="yellow"/>
-        </w:rPr>
-        <w:t xml:space="preserve">Nome e Cognome – preposto/capo magazzino</w:t>
-      </w:r>
-    </w:p>
-    <w:p>
-      <w:pPr>
-        <w:pStyle w:val="ListParagraph"/>
-        <w:numPr>
-          <w:ilvl w:val="0"/>
-          <w:numId w:val="2"/>
-        </w:numPr>
-        <w:spacing w:after="60" w:line="280"/>
-        <w:jc w:val="both"/>
-      </w:pPr>
-      <w:r>
-        <w:t xml:space="preserve">Consulente autocontrollo: </w:t>
-      </w:r>
-      <w:r>
-        <w:rPr>
-          <w:highlight w:val="yellow"/>
-          <w:highlightCs w:val="yellow"/>
-        </w:rPr>
-        <w:t xml:space="preserve">Nome, titolo e recapiti del consulente</w:t>
+        <w:t xml:space="preserve">Per la sede di Marotta: personale di magazzino addetto al ricevimento e allo stoccaggio</w:t>
       </w:r>
     </w:p>
     <w:p>
@@ -4676,7 +4389,7 @@
                 <w:sz w:val="18"/>
                 <w:szCs w:val="18"/>
               </w:rPr>
-              <w:t xml:space="preserve">Bevande e prodotti di generi alimentari confezionati non refrigerati</w:t>
+              <w:t xml:space="preserve">Bevande (acque, birre anche in fusti, bibite, vini, liquori) e generi alimentari confezionati non refrigerati, incluse farine e semilavorati per pizzeria</w:t>
             </w:r>
           </w:p>
         </w:tc>
@@ -4871,7 +4584,7 @@
                 <w:sz w:val="18"/>
                 <w:szCs w:val="18"/>
               </w:rPr>
-              <w:t xml:space="preserve">Magazzino della sede operativa di Marotta</w:t>
+              <w:t xml:space="preserve">Magazzino e zona vendita al dettaglio della sede operativa di Marotta</w:t>
             </w:r>
           </w:p>
         </w:tc>
@@ -4936,7 +4649,7 @@
                 <w:sz w:val="18"/>
                 <w:szCs w:val="18"/>
               </w:rPr>
-              <w:t xml:space="preserve">Consegna al cliente tramite trasporto con mezzi propri o vettori qualificati</w:t>
+              <w:t xml:space="preserve">Consegna a pubblici esercizi e clienti con automezzi aziendali; vendita al dettaglio in sede</w:t>
             </w:r>
           </w:p>
         </w:tc>
@@ -5001,7 +4714,7 @@
                 <w:sz w:val="18"/>
                 <w:szCs w:val="18"/>
               </w:rPr>
-              <w:t xml:space="preserve">Riportata in etichetta (in genere luogo fresco e asciutto, al riparo da luce solare e fonti di calore)</w:t>
+              <w:t xml:space="preserve">Riportata in etichetta (luogo fresco e asciutto, al riparo da luce solare e fonti di calore; farine al riparo dall’umidità)</w:t>
             </w:r>
           </w:p>
         </w:tc>
@@ -5594,7 +5307,7 @@
                 <w:sz w:val="20"/>
                 <w:szCs w:val="20"/>
               </w:rPr>
-              <w:t xml:space="preserve">4. TRASPORTO e CONSEGNA / VENDITA all’ingrosso</w:t>
+              <w:t xml:space="preserve">4. VENDITA al dettaglio in sede / TRASPORTO e CONSEGNA all’ingrosso</w:t>
             </w:r>
           </w:p>
         </w:tc>
@@ -6156,7 +5869,102 @@
                 <w:sz w:val="18"/>
                 <w:szCs w:val="18"/>
               </w:rPr>
-              <w:t xml:space="preserve">Trasporto e vendita</w:t>
+              <w:t xml:space="preserve">Vendita al dettaglio</w:t>
+            </w:r>
+          </w:p>
+        </w:tc>
+        <w:tc>
+          <w:tcPr>
+            <w:tcW w:type="dxa" w:w="7138"/>
+            <w:tcBorders>
+              <w:top w:val="single" w:color="808080" w:sz="4"/>
+              <w:left w:val="single" w:color="808080" w:sz="4"/>
+              <w:bottom w:val="single" w:color="808080" w:sz="4"/>
+              <w:right w:val="single" w:color="808080" w:sz="4"/>
+            </w:tcBorders>
+            <w:tcMar>
+              <w:top w:type="dxa" w:w="50"/>
+              <w:left w:type="dxa" w:w="90"/>
+              <w:bottom w:type="dxa" w:w="50"/>
+              <w:right w:type="dxa" w:w="90"/>
+            </w:tcMar>
+            <w:vAlign w:val="center"/>
+          </w:tcPr>
+          <w:p>
+            <w:pPr>
+              <w:jc w:val="left"/>
+            </w:pPr>
+            <w:r>
+              <w:rPr>
+                <w:sz w:val="18"/>
+                <w:szCs w:val="18"/>
+              </w:rPr>
+              <w:t xml:space="preserve">Vendita al pubblico nella zona dedicata, con controllo dell’integrità delle confezioni e delle scadenze dei prodotti esposti.</w:t>
+            </w:r>
+          </w:p>
+        </w:tc>
+      </w:tr>
+      <w:tr>
+        <w:trPr>
+          <w:tblHeader w:val="false"/>
+        </w:trPr>
+        <w:tc>
+          <w:tcPr>
+            <w:tcW w:type="dxa" w:w="500"/>
+            <w:tcBorders>
+              <w:top w:val="single" w:color="808080" w:sz="4"/>
+              <w:left w:val="single" w:color="808080" w:sz="4"/>
+              <w:bottom w:val="single" w:color="808080" w:sz="4"/>
+              <w:right w:val="single" w:color="808080" w:sz="4"/>
+            </w:tcBorders>
+            <w:tcMar>
+              <w:top w:type="dxa" w:w="50"/>
+              <w:left w:type="dxa" w:w="90"/>
+              <w:bottom w:type="dxa" w:w="50"/>
+              <w:right w:type="dxa" w:w="90"/>
+            </w:tcMar>
+            <w:vAlign w:val="center"/>
+          </w:tcPr>
+          <w:p>
+            <w:pPr>
+              <w:jc w:val="left"/>
+            </w:pPr>
+            <w:r>
+              <w:rPr>
+                <w:sz w:val="18"/>
+                <w:szCs w:val="18"/>
+              </w:rPr>
+              <w:t xml:space="preserve">5</w:t>
+            </w:r>
+          </w:p>
+        </w:tc>
+        <w:tc>
+          <w:tcPr>
+            <w:tcW w:type="dxa" w:w="2000"/>
+            <w:tcBorders>
+              <w:top w:val="single" w:color="808080" w:sz="4"/>
+              <w:left w:val="single" w:color="808080" w:sz="4"/>
+              <w:bottom w:val="single" w:color="808080" w:sz="4"/>
+              <w:right w:val="single" w:color="808080" w:sz="4"/>
+            </w:tcBorders>
+            <w:tcMar>
+              <w:top w:type="dxa" w:w="50"/>
+              <w:left w:type="dxa" w:w="90"/>
+              <w:bottom w:type="dxa" w:w="50"/>
+              <w:right w:type="dxa" w:w="90"/>
+            </w:tcMar>
+            <w:vAlign w:val="center"/>
+          </w:tcPr>
+          <w:p>
+            <w:pPr>
+              <w:jc w:val="left"/>
+            </w:pPr>
+            <w:r>
+              <w:rPr>
+                <w:sz w:val="18"/>
+                <w:szCs w:val="18"/>
+              </w:rPr>
+              <w:t xml:space="preserve">Trasporto e vendita all’ingrosso</w:t>
             </w:r>
           </w:p>
         </w:tc>
@@ -6625,7 +6433,7 @@
                 <w:sz w:val="17"/>
                 <w:szCs w:val="17"/>
               </w:rPr>
-              <w:t xml:space="preserve">– Infestanti</w:t>
+              <w:t xml:space="preserve">– Infestanti (roditori, volatili, insetti delle farine)</w:t>
             </w:r>
           </w:p>
           <w:p>
@@ -6637,7 +6445,7 @@
                 <w:sz w:val="17"/>
                 <w:szCs w:val="17"/>
               </w:rPr>
-              <w:t xml:space="preserve">– Contaminazione chimica da detergenti/carburanti</w:t>
+              <w:t xml:space="preserve">– Rottura sacchi di farina e assorbimento di umidità/odori (area food)</w:t>
             </w:r>
           </w:p>
           <w:p>
@@ -6649,7 +6457,7 @@
                 <w:sz w:val="17"/>
                 <w:szCs w:val="17"/>
               </w:rPr>
-              <w:t xml:space="preserve">– Alterazione per calore o luce solare</w:t>
+              <w:t xml:space="preserve">– Contaminazione chimica da detergenti/carburanti</w:t>
             </w:r>
           </w:p>
           <w:p>
@@ -6661,27 +6469,9 @@
                 <w:sz w:val="17"/>
                 <w:szCs w:val="17"/>
               </w:rPr>
-              <w:t xml:space="preserve">– Superamento della data di scadenza</w:t>
-            </w:r>
-          </w:p>
-        </w:tc>
-        <w:tc>
-          <w:tcPr>
-            <w:tcW w:type="dxa" w:w="3238"/>
-            <w:tcBorders>
-              <w:top w:val="single" w:color="808080" w:sz="4"/>
-              <w:left w:val="single" w:color="808080" w:sz="4"/>
-              <w:bottom w:val="single" w:color="808080" w:sz="4"/>
-              <w:right w:val="single" w:color="808080" w:sz="4"/>
-            </w:tcBorders>
-            <w:tcMar>
-              <w:top w:type="dxa" w:w="50"/>
-              <w:left w:type="dxa" w:w="90"/>
-              <w:bottom w:type="dxa" w:w="50"/>
-              <w:right w:type="dxa" w:w="90"/>
-            </w:tcMar>
-            <w:vAlign w:val="center"/>
-          </w:tcPr>
+              <w:t xml:space="preserve">– Alterazione per calore o luce solare</w:t>
+            </w:r>
+          </w:p>
           <w:p>
             <w:pPr>
               <w:jc w:val="left"/>
@@ -6691,7 +6481,49 @@
                 <w:sz w:val="17"/>
                 <w:szCs w:val="17"/>
               </w:rPr>
+              <w:t xml:space="preserve">– Superamento della data di scadenza</w:t>
+            </w:r>
+          </w:p>
+        </w:tc>
+        <w:tc>
+          <w:tcPr>
+            <w:tcW w:type="dxa" w:w="3238"/>
+            <w:tcBorders>
+              <w:top w:val="single" w:color="808080" w:sz="4"/>
+              <w:left w:val="single" w:color="808080" w:sz="4"/>
+              <w:bottom w:val="single" w:color="808080" w:sz="4"/>
+              <w:right w:val="single" w:color="808080" w:sz="4"/>
+            </w:tcBorders>
+            <w:tcMar>
+              <w:top w:type="dxa" w:w="50"/>
+              <w:left w:type="dxa" w:w="90"/>
+              <w:bottom w:type="dxa" w:w="50"/>
+              <w:right w:type="dxa" w:w="90"/>
+            </w:tcMar>
+            <w:vAlign w:val="center"/>
+          </w:tcPr>
+          <w:p>
+            <w:pPr>
+              <w:jc w:val="left"/>
+            </w:pPr>
+            <w:r>
+              <w:rPr>
+                <w:sz w:val="17"/>
+                <w:szCs w:val="17"/>
+              </w:rPr>
               <w:t xml:space="preserve">– Piano di pulizia (SOP 1) e di controllo infestanti (SOP 3)</w:t>
+            </w:r>
+          </w:p>
+          <w:p>
+            <w:pPr>
+              <w:jc w:val="left"/>
+            </w:pPr>
+            <w:r>
+              <w:rPr>
+                <w:sz w:val="17"/>
+                <w:szCs w:val="17"/>
+              </w:rPr>
+              <w:t xml:space="preserve">– Area food dedicata, separata da bombole CO2, carburanti e ricarica batterie</w:t>
             </w:r>
           </w:p>
           <w:p>
@@ -6901,6 +6733,155 @@
                 <w:szCs w:val="17"/>
               </w:rPr>
               <w:t xml:space="preserve">– Pulizia automezzi (SOP 1)</w:t>
+            </w:r>
+          </w:p>
+        </w:tc>
+        <w:tc>
+          <w:tcPr>
+            <w:tcW w:type="dxa" w:w="1200"/>
+            <w:tcBorders>
+              <w:top w:val="single" w:color="808080" w:sz="4"/>
+              <w:left w:val="single" w:color="808080" w:sz="4"/>
+              <w:bottom w:val="single" w:color="808080" w:sz="4"/>
+              <w:right w:val="single" w:color="808080" w:sz="4"/>
+            </w:tcBorders>
+            <w:tcMar>
+              <w:top w:type="dxa" w:w="50"/>
+              <w:left w:type="dxa" w:w="90"/>
+              <w:bottom w:type="dxa" w:w="50"/>
+              <w:right w:type="dxa" w:w="90"/>
+            </w:tcMar>
+            <w:vAlign w:val="center"/>
+          </w:tcPr>
+          <w:p>
+            <w:pPr>
+              <w:jc w:val="left"/>
+            </w:pPr>
+            <w:r>
+              <w:rPr>
+                <w:sz w:val="17"/>
+                <w:szCs w:val="17"/>
+              </w:rPr>
+              <w:t xml:space="preserve">/</w:t>
+            </w:r>
+          </w:p>
+        </w:tc>
+      </w:tr>
+      <w:tr>
+        <w:trPr>
+          <w:tblHeader w:val="false"/>
+        </w:trPr>
+        <w:tc>
+          <w:tcPr>
+            <w:tcW w:type="dxa" w:w="1900"/>
+            <w:tcBorders>
+              <w:top w:val="single" w:color="808080" w:sz="4"/>
+              <w:left w:val="single" w:color="808080" w:sz="4"/>
+              <w:bottom w:val="single" w:color="808080" w:sz="4"/>
+              <w:right w:val="single" w:color="808080" w:sz="4"/>
+            </w:tcBorders>
+            <w:tcMar>
+              <w:top w:type="dxa" w:w="50"/>
+              <w:left w:type="dxa" w:w="90"/>
+              <w:bottom w:type="dxa" w:w="50"/>
+              <w:right w:type="dxa" w:w="90"/>
+            </w:tcMar>
+            <w:vAlign w:val="center"/>
+          </w:tcPr>
+          <w:p>
+            <w:pPr>
+              <w:jc w:val="left"/>
+            </w:pPr>
+            <w:r>
+              <w:rPr>
+                <w:sz w:val="17"/>
+                <w:szCs w:val="17"/>
+              </w:rPr>
+              <w:t xml:space="preserve">Vendita al dettaglio in sede</w:t>
+            </w:r>
+          </w:p>
+        </w:tc>
+        <w:tc>
+          <w:tcPr>
+            <w:tcW w:type="dxa" w:w="3300"/>
+            <w:tcBorders>
+              <w:top w:val="single" w:color="808080" w:sz="4"/>
+              <w:left w:val="single" w:color="808080" w:sz="4"/>
+              <w:bottom w:val="single" w:color="808080" w:sz="4"/>
+              <w:right w:val="single" w:color="808080" w:sz="4"/>
+            </w:tcBorders>
+            <w:tcMar>
+              <w:top w:type="dxa" w:w="50"/>
+              <w:left w:type="dxa" w:w="90"/>
+              <w:bottom w:type="dxa" w:w="50"/>
+              <w:right w:type="dxa" w:w="90"/>
+            </w:tcMar>
+            <w:vAlign w:val="center"/>
+          </w:tcPr>
+          <w:p>
+            <w:pPr>
+              <w:jc w:val="left"/>
+            </w:pPr>
+            <w:r>
+              <w:rPr>
+                <w:sz w:val="17"/>
+                <w:szCs w:val="17"/>
+              </w:rPr>
+              <w:t xml:space="preserve">– Vendita di prodotti scaduti o con confezioni danneggiate</w:t>
+            </w:r>
+          </w:p>
+          <w:p>
+            <w:pPr>
+              <w:jc w:val="left"/>
+            </w:pPr>
+            <w:r>
+              <w:rPr>
+                <w:sz w:val="17"/>
+                <w:szCs w:val="17"/>
+              </w:rPr>
+              <w:t xml:space="preserve">– Interferenza dei mezzi di movimentazione con i clienti</w:t>
+            </w:r>
+          </w:p>
+        </w:tc>
+        <w:tc>
+          <w:tcPr>
+            <w:tcW w:type="dxa" w:w="3238"/>
+            <w:tcBorders>
+              <w:top w:val="single" w:color="808080" w:sz="4"/>
+              <w:left w:val="single" w:color="808080" w:sz="4"/>
+              <w:bottom w:val="single" w:color="808080" w:sz="4"/>
+              <w:right w:val="single" w:color="808080" w:sz="4"/>
+            </w:tcBorders>
+            <w:tcMar>
+              <w:top w:type="dxa" w:w="50"/>
+              <w:left w:type="dxa" w:w="90"/>
+              <w:bottom w:type="dxa" w:w="50"/>
+              <w:right w:type="dxa" w:w="90"/>
+            </w:tcMar>
+            <w:vAlign w:val="center"/>
+          </w:tcPr>
+          <w:p>
+            <w:pPr>
+              <w:jc w:val="left"/>
+            </w:pPr>
+            <w:r>
+              <w:rPr>
+                <w:sz w:val="17"/>
+                <w:szCs w:val="17"/>
+              </w:rPr>
+              <w:t xml:space="preserve">– Controllo scadenze e integrità in esposizione</w:t>
+            </w:r>
+          </w:p>
+          <w:p>
+            <w:pPr>
+              <w:jc w:val="left"/>
+            </w:pPr>
+            <w:r>
+              <w:rPr>
+                <w:sz w:val="17"/>
+                <w:szCs w:val="17"/>
+              </w:rPr>
+              <w:t xml:space="preserve">– Percorsi clienti delimitati, nessuna movimentazione con mezzi durante l’apertura</w:t>
             </w:r>
           </w:p>
         </w:tc>
@@ -8316,7 +8297,7 @@
         <w:jc w:val="both"/>
       </w:pPr>
       <w:r>
-        <w:t xml:space="preserve">Il Responsabile dell’autocontrollo ha il compito di pianificare le verifiche ispettive (almeno annuali) e convocare i componenti del gruppo alle date previste, informando il consulente per l’esecuzione della verifica. La verifica comprende:</w:t>
+        <w:t xml:space="preserve">Il Responsabile dell’autocontrollo ha il compito di pianificare le verifiche ispettive (almeno annuali) e convocare i componenti del gruppo alle date previste, avvalendosi ove necessario di un tecnico esterno. La verifica comprende:</w:t>
       </w:r>
     </w:p>
     <w:p>
@@ -30133,18 +30114,7 @@
         <w:sz w:val="16"/>
         <w:szCs w:val="16"/>
       </w:rPr>
-      <w:t xml:space="preserve">Piano di autocontrollo HACCP – Revisione del </w:t>
-    </w:r>
-    <w:r>
-      <w:rPr>
-        <w:i/>
-        <w:iCs/>
-        <w:sz w:val="16"/>
-        <w:szCs w:val="16"/>
-        <w:highlight w:val="yellow"/>
-        <w:highlightCs w:val="yellow"/>
-      </w:rPr>
-      <w:t xml:space="preserve">gg/mm/2026</w:t>
+      <w:t xml:space="preserve">Piano di autocontrollo HACCP – Rev. 0 del 02/07/2026</w:t>
     </w:r>
   </w:p>
 </w:hdr>

--- a/haccp/HACCP_IGS_Marotta.docx
+++ b/haccp/HACCP_IGS_Marotta.docx
@@ -67,7 +67,7 @@
           <w:sz w:val="24"/>
           <w:szCs w:val="24"/>
         </w:rPr>
-        <w:t xml:space="preserve">Piattaforma logistica – deposito, commercio all’ingrosso e al dettaglio di bevande e generi alimentari confezionati non refrigerati</w:t>
+        <w:t xml:space="preserve">Piattaforma logistica – attività operative di deposito, movimentazione e consegna di bevande e generi alimentari confezionati non refrigerati</w:t>
       </w:r>
     </w:p>
     <w:p>
@@ -123,6 +123,21 @@
     </w:p>
     <w:p>
       <w:pPr>
+        <w:spacing w:before="200"/>
+        <w:jc w:val="center"/>
+      </w:pPr>
+      <w:r>
+        <w:rPr>
+          <w:i/>
+          <w:iCs/>
+          <w:sz w:val="20"/>
+          <w:szCs w:val="20"/>
+        </w:rPr>
+        <w:t xml:space="preserve">Stabilimento gestito amministrativamente da AD Beverage S.p.A.</w:t>
+      </w:r>
+    </w:p>
+    <w:p>
+      <w:pPr>
         <w:spacing w:before="700"/>
         <w:jc w:val="center"/>
       </w:pPr>
@@ -147,7 +162,7 @@
           <w:sz w:val="22"/>
           <w:szCs w:val="22"/>
         </w:rPr>
-        <w:t xml:space="preserve">Data di ultima revisione del Manuale: 02/07/2026</w:t>
+        <w:t xml:space="preserve">Data di ultima revisione del Manuale: 27/08/2026</w:t>
       </w:r>
     </w:p>
     <w:p>
@@ -175,6 +190,332 @@
         <w:t xml:space="preserve">Approvato: Sig. Infante Antonio – legale rappresentante      Firma: ______________________</w:t>
       </w:r>
     </w:p>
+    <w:p>
+      <w:pPr>
+        <w:spacing w:before="500"/>
+      </w:pPr>
+      <w:r>
+        <w:rPr>
+          <w:b/>
+          <w:bCs/>
+          <w:sz w:val="22"/>
+          <w:szCs w:val="22"/>
+        </w:rPr>
+        <w:t xml:space="preserve">Stato delle revisioni</w:t>
+      </w:r>
+    </w:p>
+    <w:tbl>
+      <w:tblPr>
+        <w:tblW w:type="dxa" w:w="9638"/>
+        <w:tblBorders>
+          <w:top w:val="single" w:color="auto" w:sz="4"/>
+          <w:left w:val="single" w:color="auto" w:sz="4"/>
+          <w:bottom w:val="single" w:color="auto" w:sz="4"/>
+          <w:right w:val="single" w:color="auto" w:sz="4"/>
+          <w:insideH w:val="single" w:color="auto" w:sz="4"/>
+          <w:insideV w:val="single" w:color="auto" w:sz="4"/>
+        </w:tblBorders>
+      </w:tblPr>
+      <w:tblGrid>
+        <w:gridCol w:w="800"/>
+        <w:gridCol w:w="1400"/>
+        <w:gridCol w:w="7438"/>
+      </w:tblGrid>
+      <w:tr>
+        <w:trPr>
+          <w:tblHeader/>
+        </w:trPr>
+        <w:tc>
+          <w:tcPr>
+            <w:tcW w:type="dxa" w:w="800"/>
+            <w:tcBorders>
+              <w:top w:val="single" w:color="808080" w:sz="4"/>
+              <w:left w:val="single" w:color="808080" w:sz="4"/>
+              <w:bottom w:val="single" w:color="808080" w:sz="4"/>
+              <w:right w:val="single" w:color="808080" w:sz="4"/>
+            </w:tcBorders>
+            <w:shd w:fill="D9E2F3" w:color="auto" w:val="clear"/>
+            <w:tcMar>
+              <w:top w:type="dxa" w:w="50"/>
+              <w:left w:type="dxa" w:w="90"/>
+              <w:bottom w:type="dxa" w:w="50"/>
+              <w:right w:type="dxa" w:w="90"/>
+            </w:tcMar>
+            <w:vAlign w:val="center"/>
+          </w:tcPr>
+          <w:p>
+            <w:pPr>
+              <w:jc w:val="left"/>
+            </w:pPr>
+            <w:r>
+              <w:rPr>
+                <w:b/>
+                <w:bCs/>
+                <w:sz w:val="18"/>
+                <w:szCs w:val="18"/>
+              </w:rPr>
+              <w:t xml:space="preserve">Rev.</w:t>
+            </w:r>
+          </w:p>
+        </w:tc>
+        <w:tc>
+          <w:tcPr>
+            <w:tcW w:type="dxa" w:w="1400"/>
+            <w:tcBorders>
+              <w:top w:val="single" w:color="808080" w:sz="4"/>
+              <w:left w:val="single" w:color="808080" w:sz="4"/>
+              <w:bottom w:val="single" w:color="808080" w:sz="4"/>
+              <w:right w:val="single" w:color="808080" w:sz="4"/>
+            </w:tcBorders>
+            <w:shd w:fill="D9E2F3" w:color="auto" w:val="clear"/>
+            <w:tcMar>
+              <w:top w:type="dxa" w:w="50"/>
+              <w:left w:type="dxa" w:w="90"/>
+              <w:bottom w:type="dxa" w:w="50"/>
+              <w:right w:type="dxa" w:w="90"/>
+            </w:tcMar>
+            <w:vAlign w:val="center"/>
+          </w:tcPr>
+          <w:p>
+            <w:pPr>
+              <w:jc w:val="left"/>
+            </w:pPr>
+            <w:r>
+              <w:rPr>
+                <w:b/>
+                <w:bCs/>
+                <w:sz w:val="18"/>
+                <w:szCs w:val="18"/>
+              </w:rPr>
+              <w:t xml:space="preserve">Data</w:t>
+            </w:r>
+          </w:p>
+        </w:tc>
+        <w:tc>
+          <w:tcPr>
+            <w:tcW w:type="dxa" w:w="7438"/>
+            <w:tcBorders>
+              <w:top w:val="single" w:color="808080" w:sz="4"/>
+              <w:left w:val="single" w:color="808080" w:sz="4"/>
+              <w:bottom w:val="single" w:color="808080" w:sz="4"/>
+              <w:right w:val="single" w:color="808080" w:sz="4"/>
+            </w:tcBorders>
+            <w:shd w:fill="D9E2F3" w:color="auto" w:val="clear"/>
+            <w:tcMar>
+              <w:top w:type="dxa" w:w="50"/>
+              <w:left w:type="dxa" w:w="90"/>
+              <w:bottom w:type="dxa" w:w="50"/>
+              <w:right w:type="dxa" w:w="90"/>
+            </w:tcMar>
+            <w:vAlign w:val="center"/>
+          </w:tcPr>
+          <w:p>
+            <w:pPr>
+              <w:jc w:val="left"/>
+            </w:pPr>
+            <w:r>
+              <w:rPr>
+                <w:b/>
+                <w:bCs/>
+                <w:sz w:val="18"/>
+                <w:szCs w:val="18"/>
+              </w:rPr>
+              <w:t xml:space="preserve">Descrizione</w:t>
+            </w:r>
+          </w:p>
+        </w:tc>
+      </w:tr>
+      <w:tr>
+        <w:trPr>
+          <w:tblHeader w:val="false"/>
+        </w:trPr>
+        <w:tc>
+          <w:tcPr>
+            <w:tcW w:type="dxa" w:w="800"/>
+            <w:tcBorders>
+              <w:top w:val="single" w:color="808080" w:sz="4"/>
+              <w:left w:val="single" w:color="808080" w:sz="4"/>
+              <w:bottom w:val="single" w:color="808080" w:sz="4"/>
+              <w:right w:val="single" w:color="808080" w:sz="4"/>
+            </w:tcBorders>
+            <w:tcMar>
+              <w:top w:type="dxa" w:w="50"/>
+              <w:left w:type="dxa" w:w="90"/>
+              <w:bottom w:type="dxa" w:w="50"/>
+              <w:right w:type="dxa" w:w="90"/>
+            </w:tcMar>
+            <w:vAlign w:val="center"/>
+          </w:tcPr>
+          <w:p>
+            <w:pPr>
+              <w:jc w:val="left"/>
+            </w:pPr>
+            <w:r>
+              <w:rPr>
+                <w:sz w:val="18"/>
+                <w:szCs w:val="18"/>
+              </w:rPr>
+              <w:t xml:space="preserve">0</w:t>
+            </w:r>
+          </w:p>
+        </w:tc>
+        <w:tc>
+          <w:tcPr>
+            <w:tcW w:type="dxa" w:w="1400"/>
+            <w:tcBorders>
+              <w:top w:val="single" w:color="808080" w:sz="4"/>
+              <w:left w:val="single" w:color="808080" w:sz="4"/>
+              <w:bottom w:val="single" w:color="808080" w:sz="4"/>
+              <w:right w:val="single" w:color="808080" w:sz="4"/>
+            </w:tcBorders>
+            <w:tcMar>
+              <w:top w:type="dxa" w:w="50"/>
+              <w:left w:type="dxa" w:w="90"/>
+              <w:bottom w:type="dxa" w:w="50"/>
+              <w:right w:type="dxa" w:w="90"/>
+            </w:tcMar>
+            <w:vAlign w:val="center"/>
+          </w:tcPr>
+          <w:p>
+            <w:pPr>
+              <w:jc w:val="left"/>
+            </w:pPr>
+            <w:r>
+              <w:rPr>
+                <w:sz w:val="18"/>
+                <w:szCs w:val="18"/>
+              </w:rPr>
+              <w:t xml:space="preserve">02/07/2026</w:t>
+            </w:r>
+          </w:p>
+        </w:tc>
+        <w:tc>
+          <w:tcPr>
+            <w:tcW w:type="dxa" w:w="7438"/>
+            <w:tcBorders>
+              <w:top w:val="single" w:color="808080" w:sz="4"/>
+              <w:left w:val="single" w:color="808080" w:sz="4"/>
+              <w:bottom w:val="single" w:color="808080" w:sz="4"/>
+              <w:right w:val="single" w:color="808080" w:sz="4"/>
+            </w:tcBorders>
+            <w:tcMar>
+              <w:top w:type="dxa" w:w="50"/>
+              <w:left w:type="dxa" w:w="90"/>
+              <w:bottom w:type="dxa" w:w="50"/>
+              <w:right w:type="dxa" w:w="90"/>
+            </w:tcMar>
+            <w:vAlign w:val="center"/>
+          </w:tcPr>
+          <w:p>
+            <w:pPr>
+              <w:jc w:val="left"/>
+            </w:pPr>
+            <w:r>
+              <w:rPr>
+                <w:sz w:val="18"/>
+                <w:szCs w:val="18"/>
+              </w:rPr>
+              <w:t xml:space="preserve">Prima emissione per la sede operativa di Marotta</w:t>
+            </w:r>
+          </w:p>
+        </w:tc>
+      </w:tr>
+      <w:tr>
+        <w:trPr>
+          <w:tblHeader w:val="false"/>
+        </w:trPr>
+        <w:tc>
+          <w:tcPr>
+            <w:tcW w:type="dxa" w:w="800"/>
+            <w:tcBorders>
+              <w:top w:val="single" w:color="808080" w:sz="4"/>
+              <w:left w:val="single" w:color="808080" w:sz="4"/>
+              <w:bottom w:val="single" w:color="808080" w:sz="4"/>
+              <w:right w:val="single" w:color="808080" w:sz="4"/>
+            </w:tcBorders>
+            <w:tcMar>
+              <w:top w:type="dxa" w:w="50"/>
+              <w:left w:type="dxa" w:w="90"/>
+              <w:bottom w:type="dxa" w:w="50"/>
+              <w:right w:type="dxa" w:w="90"/>
+            </w:tcMar>
+            <w:vAlign w:val="center"/>
+          </w:tcPr>
+          <w:p>
+            <w:pPr>
+              <w:jc w:val="left"/>
+            </w:pPr>
+            <w:r>
+              <w:rPr>
+                <w:sz w:val="18"/>
+                <w:szCs w:val="18"/>
+              </w:rPr>
+              <w:t xml:space="preserve">1</w:t>
+            </w:r>
+          </w:p>
+        </w:tc>
+        <w:tc>
+          <w:tcPr>
+            <w:tcW w:type="dxa" w:w="1400"/>
+            <w:tcBorders>
+              <w:top w:val="single" w:color="808080" w:sz="4"/>
+              <w:left w:val="single" w:color="808080" w:sz="4"/>
+              <w:bottom w:val="single" w:color="808080" w:sz="4"/>
+              <w:right w:val="single" w:color="808080" w:sz="4"/>
+            </w:tcBorders>
+            <w:tcMar>
+              <w:top w:type="dxa" w:w="50"/>
+              <w:left w:type="dxa" w:w="90"/>
+              <w:bottom w:type="dxa" w:w="50"/>
+              <w:right w:type="dxa" w:w="90"/>
+            </w:tcMar>
+            <w:vAlign w:val="center"/>
+          </w:tcPr>
+          <w:p>
+            <w:pPr>
+              <w:jc w:val="left"/>
+            </w:pPr>
+            <w:r>
+              <w:rPr>
+                <w:sz w:val="18"/>
+                <w:szCs w:val="18"/>
+              </w:rPr>
+              <w:t xml:space="preserve">27/08/2026</w:t>
+            </w:r>
+          </w:p>
+        </w:tc>
+        <w:tc>
+          <w:tcPr>
+            <w:tcW w:type="dxa" w:w="7438"/>
+            <w:tcBorders>
+              <w:top w:val="single" w:color="808080" w:sz="4"/>
+              <w:left w:val="single" w:color="808080" w:sz="4"/>
+              <w:bottom w:val="single" w:color="808080" w:sz="4"/>
+              <w:right w:val="single" w:color="808080" w:sz="4"/>
+            </w:tcBorders>
+            <w:tcMar>
+              <w:top w:type="dxa" w:w="50"/>
+              <w:left w:type="dxa" w:w="90"/>
+              <w:bottom w:type="dxa" w:w="50"/>
+              <w:right w:type="dxa" w:w="90"/>
+            </w:tcMar>
+            <w:vAlign w:val="center"/>
+          </w:tcPr>
+          <w:p>
+            <w:pPr>
+              <w:jc w:val="left"/>
+            </w:pPr>
+            <w:r>
+              <w:rPr>
+                <w:sz w:val="18"/>
+                <w:szCs w:val="18"/>
+              </w:rPr>
+              <w:t xml:space="preserve">Ripartizione delle responsabilità con AD Beverage S.p.A. (gestione amministrativa dello stabilimento), procedura di comunicazione delle misure (Modulo 6), misure integrative (SOP 7), revisione generale</w:t>
+            </w:r>
+          </w:p>
+        </w:tc>
+      </w:tr>
+    </w:tbl>
     <w:p>
       <w:pPr>
         <w:pageBreakBefore/>
@@ -715,42 +1056,35 @@
             <w:pPr>
               <w:jc w:val="left"/>
             </w:pPr>
+          </w:p>
+        </w:tc>
+        <w:tc>
+          <w:tcPr>
+            <w:tcW w:type="dxa" w:w="7238"/>
+            <w:tcBorders>
+              <w:top w:val="single" w:color="808080" w:sz="4"/>
+              <w:left w:val="single" w:color="808080" w:sz="4"/>
+              <w:bottom w:val="single" w:color="808080" w:sz="4"/>
+              <w:right w:val="single" w:color="808080" w:sz="4"/>
+            </w:tcBorders>
+            <w:tcMar>
+              <w:top w:type="dxa" w:w="50"/>
+              <w:left w:type="dxa" w:w="90"/>
+              <w:bottom w:type="dxa" w:w="50"/>
+              <w:right w:type="dxa" w:w="90"/>
+            </w:tcMar>
+            <w:vAlign w:val="center"/>
+          </w:tcPr>
+          <w:p>
+            <w:pPr>
+              <w:jc w:val="left"/>
+            </w:pPr>
             <w:r>
               <w:rPr>
                 <w:sz w:val="18"/>
                 <w:szCs w:val="18"/>
               </w:rPr>
-              <w:t xml:space="preserve">Piano HACCP</w:t>
-            </w:r>
-          </w:p>
-        </w:tc>
-        <w:tc>
-          <w:tcPr>
-            <w:tcW w:type="dxa" w:w="7238"/>
-            <w:tcBorders>
-              <w:top w:val="single" w:color="808080" w:sz="4"/>
-              <w:left w:val="single" w:color="808080" w:sz="4"/>
-              <w:bottom w:val="single" w:color="808080" w:sz="4"/>
-              <w:right w:val="single" w:color="808080" w:sz="4"/>
-            </w:tcBorders>
-            <w:tcMar>
-              <w:top w:type="dxa" w:w="50"/>
-              <w:left w:type="dxa" w:w="90"/>
-              <w:bottom w:type="dxa" w:w="50"/>
-              <w:right w:type="dxa" w:w="90"/>
-            </w:tcMar>
-            <w:vAlign w:val="center"/>
-          </w:tcPr>
-          <w:p>
-            <w:pPr>
-              <w:jc w:val="left"/>
-            </w:pPr>
-            <w:r>
-              <w:rPr>
-                <w:sz w:val="18"/>
-                <w:szCs w:val="18"/>
-              </w:rPr>
-              <w:t xml:space="preserve">Team HACCP – Scopo del piano – Descrizione del prodotto – Diagramma di flusso – Descrizione delle fasi</w:t>
+              <w:t xml:space="preserve">SOP 7 Misure integrative</w:t>
             </w:r>
           </w:p>
         </w:tc>
@@ -808,7 +1142,7 @@
                 <w:sz w:val="18"/>
                 <w:szCs w:val="18"/>
               </w:rPr>
-              <w:t xml:space="preserve">Analisi dei pericoli ed azioni preventive</w:t>
+              <w:t xml:space="preserve">Ripartizione delle responsabilità IGS / AD Beverage e comunicazione delle misure</w:t>
             </w:r>
           </w:p>
         </w:tc>
@@ -838,35 +1172,42 @@
             <w:pPr>
               <w:jc w:val="left"/>
             </w:pPr>
-          </w:p>
-        </w:tc>
-        <w:tc>
-          <w:tcPr>
-            <w:tcW w:type="dxa" w:w="7238"/>
-            <w:tcBorders>
-              <w:top w:val="single" w:color="808080" w:sz="4"/>
-              <w:left w:val="single" w:color="808080" w:sz="4"/>
-              <w:bottom w:val="single" w:color="808080" w:sz="4"/>
-              <w:right w:val="single" w:color="808080" w:sz="4"/>
-            </w:tcBorders>
-            <w:tcMar>
-              <w:top w:type="dxa" w:w="50"/>
-              <w:left w:type="dxa" w:w="90"/>
-              <w:bottom w:type="dxa" w:w="50"/>
-              <w:right w:type="dxa" w:w="90"/>
-            </w:tcMar>
-            <w:vAlign w:val="center"/>
-          </w:tcPr>
-          <w:p>
-            <w:pPr>
-              <w:jc w:val="left"/>
-            </w:pPr>
             <w:r>
               <w:rPr>
                 <w:sz w:val="18"/>
                 <w:szCs w:val="18"/>
               </w:rPr>
-              <w:t xml:space="preserve">Analisi dei CCP ed azioni correttive</w:t>
+              <w:t xml:space="preserve">Piano HACCP</w:t>
+            </w:r>
+          </w:p>
+        </w:tc>
+        <w:tc>
+          <w:tcPr>
+            <w:tcW w:type="dxa" w:w="7238"/>
+            <w:tcBorders>
+              <w:top w:val="single" w:color="808080" w:sz="4"/>
+              <w:left w:val="single" w:color="808080" w:sz="4"/>
+              <w:bottom w:val="single" w:color="808080" w:sz="4"/>
+              <w:right w:val="single" w:color="808080" w:sz="4"/>
+            </w:tcBorders>
+            <w:tcMar>
+              <w:top w:type="dxa" w:w="50"/>
+              <w:left w:type="dxa" w:w="90"/>
+              <w:bottom w:type="dxa" w:w="50"/>
+              <w:right w:type="dxa" w:w="90"/>
+            </w:tcMar>
+            <w:vAlign w:val="center"/>
+          </w:tcPr>
+          <w:p>
+            <w:pPr>
+              <w:jc w:val="left"/>
+            </w:pPr>
+            <w:r>
+              <w:rPr>
+                <w:sz w:val="18"/>
+                <w:szCs w:val="18"/>
+              </w:rPr>
+              <w:t xml:space="preserve">Team HACCP – Scopo del piano – Descrizione del prodotto – Diagramma di flusso – Descrizione delle fasi</w:t>
             </w:r>
           </w:p>
         </w:tc>
@@ -924,7 +1265,7 @@
                 <w:sz w:val="18"/>
                 <w:szCs w:val="18"/>
               </w:rPr>
-              <w:t xml:space="preserve">Verifica periodica del piano di controllo</w:t>
+              <w:t xml:space="preserve">Analisi dei pericoli ed azioni preventive</w:t>
             </w:r>
           </w:p>
         </w:tc>
@@ -954,13 +1295,64 @@
             <w:pPr>
               <w:jc w:val="left"/>
             </w:pPr>
+          </w:p>
+        </w:tc>
+        <w:tc>
+          <w:tcPr>
+            <w:tcW w:type="dxa" w:w="7238"/>
+            <w:tcBorders>
+              <w:top w:val="single" w:color="808080" w:sz="4"/>
+              <w:left w:val="single" w:color="808080" w:sz="4"/>
+              <w:bottom w:val="single" w:color="808080" w:sz="4"/>
+              <w:right w:val="single" w:color="808080" w:sz="4"/>
+            </w:tcBorders>
+            <w:tcMar>
+              <w:top w:type="dxa" w:w="50"/>
+              <w:left w:type="dxa" w:w="90"/>
+              <w:bottom w:type="dxa" w:w="50"/>
+              <w:right w:type="dxa" w:w="90"/>
+            </w:tcMar>
+            <w:vAlign w:val="center"/>
+          </w:tcPr>
+          <w:p>
+            <w:pPr>
+              <w:jc w:val="left"/>
+            </w:pPr>
             <w:r>
               <w:rPr>
                 <w:sz w:val="18"/>
                 <w:szCs w:val="18"/>
               </w:rPr>
-              <w:t xml:space="preserve">Moduli</w:t>
-            </w:r>
+              <w:t xml:space="preserve">Analisi dei CCP ed azioni correttive</w:t>
+            </w:r>
+          </w:p>
+        </w:tc>
+      </w:tr>
+      <w:tr>
+        <w:trPr>
+          <w:tblHeader w:val="false"/>
+        </w:trPr>
+        <w:tc>
+          <w:tcPr>
+            <w:tcW w:type="dxa" w:w="2400"/>
+            <w:tcBorders>
+              <w:top w:val="single" w:color="808080" w:sz="4"/>
+              <w:left w:val="single" w:color="808080" w:sz="4"/>
+              <w:bottom w:val="single" w:color="808080" w:sz="4"/>
+              <w:right w:val="single" w:color="808080" w:sz="4"/>
+            </w:tcBorders>
+            <w:tcMar>
+              <w:top w:type="dxa" w:w="50"/>
+              <w:left w:type="dxa" w:w="90"/>
+              <w:bottom w:type="dxa" w:w="50"/>
+              <w:right w:type="dxa" w:w="90"/>
+            </w:tcMar>
+            <w:vAlign w:val="center"/>
+          </w:tcPr>
+          <w:p>
+            <w:pPr>
+              <w:jc w:val="left"/>
+            </w:pPr>
           </w:p>
         </w:tc>
         <w:tc>
@@ -989,7 +1381,72 @@
                 <w:sz w:val="18"/>
                 <w:szCs w:val="18"/>
               </w:rPr>
-              <w:t xml:space="preserve">Moduli di registrazione 1–5</w:t>
+              <w:t xml:space="preserve">Verifica periodica del piano di controllo</w:t>
+            </w:r>
+          </w:p>
+        </w:tc>
+      </w:tr>
+      <w:tr>
+        <w:trPr>
+          <w:tblHeader w:val="false"/>
+        </w:trPr>
+        <w:tc>
+          <w:tcPr>
+            <w:tcW w:type="dxa" w:w="2400"/>
+            <w:tcBorders>
+              <w:top w:val="single" w:color="808080" w:sz="4"/>
+              <w:left w:val="single" w:color="808080" w:sz="4"/>
+              <w:bottom w:val="single" w:color="808080" w:sz="4"/>
+              <w:right w:val="single" w:color="808080" w:sz="4"/>
+            </w:tcBorders>
+            <w:tcMar>
+              <w:top w:type="dxa" w:w="50"/>
+              <w:left w:type="dxa" w:w="90"/>
+              <w:bottom w:type="dxa" w:w="50"/>
+              <w:right w:type="dxa" w:w="90"/>
+            </w:tcMar>
+            <w:vAlign w:val="center"/>
+          </w:tcPr>
+          <w:p>
+            <w:pPr>
+              <w:jc w:val="left"/>
+            </w:pPr>
+            <w:r>
+              <w:rPr>
+                <w:sz w:val="18"/>
+                <w:szCs w:val="18"/>
+              </w:rPr>
+              <w:t xml:space="preserve">Moduli</w:t>
+            </w:r>
+          </w:p>
+        </w:tc>
+        <w:tc>
+          <w:tcPr>
+            <w:tcW w:type="dxa" w:w="7238"/>
+            <w:tcBorders>
+              <w:top w:val="single" w:color="808080" w:sz="4"/>
+              <w:left w:val="single" w:color="808080" w:sz="4"/>
+              <w:bottom w:val="single" w:color="808080" w:sz="4"/>
+              <w:right w:val="single" w:color="808080" w:sz="4"/>
+            </w:tcBorders>
+            <w:tcMar>
+              <w:top w:type="dxa" w:w="50"/>
+              <w:left w:type="dxa" w:w="90"/>
+              <w:bottom w:type="dxa" w:w="50"/>
+              <w:right w:type="dxa" w:w="90"/>
+            </w:tcMar>
+            <w:vAlign w:val="center"/>
+          </w:tcPr>
+          <w:p>
+            <w:pPr>
+              <w:jc w:val="left"/>
+            </w:pPr>
+            <w:r>
+              <w:rPr>
+                <w:sz w:val="18"/>
+                <w:szCs w:val="18"/>
+              </w:rPr>
+              <w:t xml:space="preserve">Moduli di registrazione 1–6</w:t>
             </w:r>
           </w:p>
         </w:tc>
@@ -1104,7 +1561,7 @@
                 <w:sz w:val="18"/>
                 <w:szCs w:val="18"/>
               </w:rPr>
-              <w:t xml:space="preserve">: piattaforma logistica per la distribuzione di bevande (acque minerali, birre anche in fusti, bibite, vini e liquori) e generi alimentari confezionati non refrigerati, con area dedicata ai prodotti food (farine e semilavorati per pizzeria). Ricevimento, stoccaggio, preparazione ordini, carico automezzi e consegna a clienti (pubblici esercizi e dettaglio); zona di vendita al dettaglio aperta al pubblico. </w:t>
+              <w:t xml:space="preserve">: piattaforma logistica per la distribuzione di bevande (acque minerali, birre anche in fusti, bibite, vini e liquori) e generi alimentari confezionati non refrigerati, con area dedicata ai prodotti food (farine e semilavorati per pizzeria). IGS svolge le attività operative: ricevimento, stoccaggio, preparazione ordini, carico automezzi e consegna a clienti (pubblici esercizi e dettaglio). Lo stabilimento è gestito a livello amministrativo da AD Beverage S.p.A. </w:t>
             </w:r>
             <w:r>
               <w:rPr>
@@ -1295,7 +1752,7 @@
                 <w:sz w:val="18"/>
                 <w:szCs w:val="18"/>
               </w:rPr>
-              <w:t xml:space="preserve">Organico della sede: n. 1 magazziniere/carrellista e n. 4 autisti consegnatari</w:t>
+              <w:t xml:space="preserve">Organico IGS della sede: n. 1 magazziniere/carrellista e n. 4 autisti consegnatari</w:t>
             </w:r>
           </w:p>
         </w:tc>
@@ -1401,6 +1858,41 @@
                 <w:szCs w:val="18"/>
               </w:rPr>
               <w:t xml:space="preserve">REA: RM-1541680 – PEC: igs@pec.italianglobalsolution.it</w:t>
+            </w:r>
+          </w:p>
+        </w:tc>
+      </w:tr>
+      <w:tr>
+        <w:trPr>
+          <w:tblHeader w:val="false"/>
+        </w:trPr>
+        <w:tc>
+          <w:tcPr>
+            <w:tcW w:type="dxa" w:w="9638"/>
+            <w:tcBorders>
+              <w:top w:val="single" w:color="808080" w:sz="4"/>
+              <w:left w:val="single" w:color="808080" w:sz="4"/>
+              <w:bottom w:val="single" w:color="808080" w:sz="4"/>
+              <w:right w:val="single" w:color="808080" w:sz="4"/>
+            </w:tcBorders>
+            <w:tcMar>
+              <w:top w:type="dxa" w:w="50"/>
+              <w:left w:type="dxa" w:w="90"/>
+              <w:bottom w:type="dxa" w:w="50"/>
+              <w:right w:type="dxa" w:w="90"/>
+            </w:tcMar>
+            <w:vAlign w:val="center"/>
+          </w:tcPr>
+          <w:p>
+            <w:pPr>
+              <w:jc w:val="left"/>
+            </w:pPr>
+            <w:r>
+              <w:rPr>
+                <w:sz w:val="18"/>
+                <w:szCs w:val="18"/>
+              </w:rPr>
+              <w:t xml:space="preserve">Gestione amministrativa dello stabilimento: AD Beverage S.p.A. – Via Galileo Galilei, 2 – 67051 Avezzano (AQ) – P.IVA 02084120662 – referente Sig. Pera Luigi</w:t>
             </w:r>
           </w:p>
         </w:tc>
@@ -2125,7 +2617,7 @@
                 <w:sz w:val="18"/>
                 <w:szCs w:val="18"/>
               </w:rPr>
-              <w:t xml:space="preserve">Pareti e soffitti: annuale e all’occorrenza (ditta specializzata, con certificato di avvenuta pulizia)</w:t>
+              <w:t xml:space="preserve">Pareti, soffitti e lucernari: annuale e all’occorrenza (ditta specializzata incaricata da AD Beverage, con certificato di avvenuta pulizia)</w:t>
             </w:r>
           </w:p>
           <w:p>
@@ -2202,7 +2694,7 @@
                 <w:sz w:val="18"/>
                 <w:szCs w:val="18"/>
               </w:rPr>
-              <w:t xml:space="preserve">Il magazziniere giornalmente rileva le condizioni igieniche dei locali e registra sul Modulo 1 la conformità o la non conformità, dandone evidenza al Responsabile dell’autocontrollo.</w:t>
+              <w:t xml:space="preserve">Il magazziniere IGS giornalmente rileva le condizioni igieniche dei locali e registra sul Modulo 1 la conformità o la non conformità, dandone evidenza al Responsabile dell’autocontrollo. Le pulizie straordinarie e quelle affidate a ditta specializzata (pareti, soffitti, lucernari, interventi a seguito di non conformità) sono richieste per iscritto ad AD Beverage S.p.A. con il Modulo 6; AD Beverage provvede e conserva i certificati di avvenuta pulizia.</w:t>
             </w:r>
           </w:p>
         </w:tc>
@@ -2857,7 +3349,7 @@
                 <w:sz w:val="18"/>
                 <w:szCs w:val="18"/>
               </w:rPr>
-              <w:t xml:space="preserve">Monitoraggio e disinfestazione periodica affidati a ditta specializzata: postazioni con esche numerate e registrate su planimetria (esche rodenticide solo all’esterno o in contenitori chiusi, mai a contatto con i prodotti), allontanamento dei volatili dalle campate, trappole per insetti delle derrate nell’area food (farine). La ditta rilascia rapporto di intervento e schede dei prodotti utilizzati.</w:t>
+              <w:t xml:space="preserve">Il contratto con la ditta specializzata è stipulato e gestito da AD Beverage S.p.A., che ne conserva planimetria, rapporti e schede. IGS effettua i controlli quotidiani e comunica per iscritto ad AD Beverage (Modulo 6) ogni necessità – ad esempio posizionamento di esche o trappole per insetti, interventi straordinari, chiusura di aperture – e AD Beverage provvede. Monitoraggio e disinfestazione periodica: postazioni con esche numerate e registrate su planimetria (esche rodenticide solo all’esterno o in contenitori chiusi, mai a contatto con i prodotti), allontanamento dei volatili dalle campate, trappole per insetti delle derrate nell’area food (farine). La ditta rilascia rapporto di intervento e schede dei prodotti utilizzati.</w:t>
             </w:r>
           </w:p>
         </w:tc>
@@ -2922,7 +3414,7 @@
                 <w:sz w:val="18"/>
                 <w:szCs w:val="18"/>
               </w:rPr>
-              <w:t xml:space="preserve">Durante le pulizie si controlla la presenza di tracce di roditori o insetti (escrementi, rosicchiature, imballi danneggiati). Il controllo delle postazioni è registrato sul Modulo 3; in caso di presenza di infestanti si chiama la ditta per un intervento straordinario e si eliminano i prodotti contaminati.</w:t>
+              <w:t xml:space="preserve">Durante le pulizie si controlla la presenza di tracce di roditori o insetti (escrementi, rosicchiature, imballi danneggiati). Il controllo delle postazioni è registrato sul Modulo 3; in caso di presenza di infestanti IGS segrega i prodotti interessati e richiede subito ad AD Beverage (Modulo 6, priorità urgente) l’intervento straordinario della ditta; i prodotti contaminati sono eliminati.</w:t>
             </w:r>
           </w:p>
         </w:tc>
@@ -3122,7 +3614,7 @@
                 <w:sz w:val="18"/>
                 <w:szCs w:val="18"/>
               </w:rPr>
-              <w:t xml:space="preserve">Compilare il modulo “Controllo della merce in arrivo” (Modulo 4) e registrare nel gestionale aziendale i lotti e i fornitori.</w:t>
+              <w:t xml:space="preserve">IGS compila il modulo “Controllo della merce in arrivo” (Modulo 4); AD Beverage registra nel gestionale i lotti, i fornitori e i clienti e conserva i DDT.</w:t>
             </w:r>
           </w:p>
           <w:p>
@@ -3158,7 +3650,7 @@
                 <w:sz w:val="18"/>
                 <w:szCs w:val="18"/>
               </w:rPr>
-              <w:t xml:space="preserve">Responsabile della procedura: Responsabile dell’autocontrollo</w:t>
+              <w:t xml:space="preserve">Responsabili della procedura: AD Beverage (registrazioni documentali e rapporti con fornitori/clienti), IGS (controlli fisici sulla merce)</w:t>
             </w:r>
           </w:p>
         </w:tc>
@@ -3353,7 +3845,7 @@
                 <w:sz w:val="18"/>
                 <w:szCs w:val="18"/>
               </w:rPr>
-              <w:t xml:space="preserve">In caso di non conformità o quando si ritiene che un prodotto (lotto) possa nuocere alla salute si applica l’art. 19 del Reg. 178/2002/CE: identificare il prodotto e bloccarlo in area segregata; identificare i clienti a cui è stato consegnato; provvedere all’immediato ritiro; informare l’ASL/AST competente; collaborare con il produttore per il richiamo presso i consumatori e per identificare la causa. Lo stesso si applica alle comunicazioni di ritiro ricevute dai fornitori.</w:t>
+              <w:t xml:space="preserve">In caso di non conformità o quando si ritiene che un prodotto (lotto) possa nuocere alla salute si applica l’art. 19 del Reg. 178/2002/CE: IGS blocca fisicamente il prodotto in area segregata e informa subito AD Beverage; AD Beverage identifica i clienti a cui è stato consegnato, avvia l’immediato ritiro (eseguito da IGS) e informa l’AST competente; collaborare con il produttore per il richiamo presso i consumatori e per identificare la causa. Lo stesso si applica alle comunicazioni di ritiro ricevute dai fornitori.</w:t>
             </w:r>
           </w:p>
         </w:tc>
@@ -3606,7 +4098,7 @@
                 <w:sz w:val="18"/>
                 <w:szCs w:val="18"/>
               </w:rPr>
-              <w:t xml:space="preserve">I rifiuti urbani sono raccolti in contenitori con coperchio a pedale. Imballaggi (cartone, film plastico, pallet rotti, vetro) sono raccolti in contenitori differenziati nell’area esterna e conferiti al servizio pubblico o a ditte autorizzate. I prodotti alimentari scaduti o non idonei sono tenuti nell’area non conformi e avviati a reso o smaltimento tramite ditta autorizzata con formulario.</w:t>
+              <w:t xml:space="preserve">I rifiuti urbani sono raccolti in contenitori con coperchio a pedale. Imballaggi (cartone, film plastico, pallet rotti, vetro) sono raccolti in contenitori differenziati nell’area esterna e conferiti al servizio pubblico o a ditte autorizzate con contratti gestiti da AD Beverage. I prodotti alimentari scaduti o non idonei sono tenuti nell’area non conformi e avviati a reso o smaltimento tramite ditta autorizzata con formulario, su disposizione di AD Beverage che conserva i formulari.</w:t>
             </w:r>
           </w:p>
         </w:tc>
@@ -3794,7 +4286,7 @@
                 <w:sz w:val="18"/>
                 <w:szCs w:val="18"/>
               </w:rPr>
-              <w:t xml:space="preserve">Il legale rappresentante ha l’obbligo di formare il proprio personale.</w:t>
+              <w:t xml:space="preserve">Ciascuna società forma il proprio personale: IGS gli addetti di magazzino e gli autisti, AD Beverage il personale amministrativo e di vendita. I due responsabili si scambiano copia degli attestati del personale che opera nello stabilimento.</w:t>
             </w:r>
           </w:p>
         </w:tc>
@@ -3995,6 +4487,1852 @@
         </w:tc>
       </w:tr>
     </w:tbl>
+    <w:p/>
+    <w:tbl>
+      <w:tblPr>
+        <w:tblW w:type="dxa" w:w="9638"/>
+        <w:tblBorders>
+          <w:top w:val="single" w:color="auto" w:sz="4"/>
+          <w:left w:val="single" w:color="auto" w:sz="4"/>
+          <w:bottom w:val="single" w:color="auto" w:sz="4"/>
+          <w:right w:val="single" w:color="auto" w:sz="4"/>
+          <w:insideH w:val="single" w:color="auto" w:sz="4"/>
+          <w:insideV w:val="single" w:color="auto" w:sz="4"/>
+        </w:tblBorders>
+      </w:tblPr>
+      <w:tblGrid>
+        <w:gridCol w:w="2300"/>
+        <w:gridCol w:w="7338"/>
+      </w:tblGrid>
+      <w:tr>
+        <w:trPr>
+          <w:tblHeader/>
+        </w:trPr>
+        <w:tc>
+          <w:tcPr>
+            <w:tcW w:type="dxa" w:w="9638"/>
+            <w:gridSpan w:val="2"/>
+            <w:tcBorders>
+              <w:top w:val="single" w:color="808080" w:sz="4"/>
+              <w:left w:val="single" w:color="808080" w:sz="4"/>
+              <w:bottom w:val="single" w:color="808080" w:sz="4"/>
+              <w:right w:val="single" w:color="808080" w:sz="4"/>
+            </w:tcBorders>
+            <w:shd w:fill="1F5C99" w:color="auto" w:val="clear"/>
+            <w:tcMar>
+              <w:top w:type="dxa" w:w="50"/>
+              <w:left w:type="dxa" w:w="90"/>
+              <w:bottom w:type="dxa" w:w="50"/>
+              <w:right w:type="dxa" w:w="90"/>
+            </w:tcMar>
+            <w:vAlign w:val="center"/>
+          </w:tcPr>
+          <w:p>
+            <w:pPr>
+              <w:jc w:val="left"/>
+            </w:pPr>
+            <w:r>
+              <w:rPr>
+                <w:b/>
+                <w:bCs/>
+                <w:color w:val="FFFFFF"/>
+                <w:sz w:val="20"/>
+                <w:szCs w:val="20"/>
+              </w:rPr>
+              <w:t xml:space="preserve">SOP 7 – Misure integrative</w:t>
+            </w:r>
+          </w:p>
+        </w:tc>
+      </w:tr>
+      <w:tr>
+        <w:tc>
+          <w:tcPr>
+            <w:tcW w:type="dxa" w:w="2300"/>
+            <w:tcBorders>
+              <w:top w:val="single" w:color="808080" w:sz="4"/>
+              <w:left w:val="single" w:color="808080" w:sz="4"/>
+              <w:bottom w:val="single" w:color="808080" w:sz="4"/>
+              <w:right w:val="single" w:color="808080" w:sz="4"/>
+            </w:tcBorders>
+            <w:shd w:fill="D9E2F3" w:color="auto" w:val="clear"/>
+            <w:tcMar>
+              <w:top w:type="dxa" w:w="50"/>
+              <w:left w:type="dxa" w:w="90"/>
+              <w:bottom w:type="dxa" w:w="50"/>
+              <w:right w:type="dxa" w:w="90"/>
+            </w:tcMar>
+            <w:vAlign w:val="center"/>
+          </w:tcPr>
+          <w:p>
+            <w:pPr>
+              <w:jc w:val="left"/>
+            </w:pPr>
+            <w:r>
+              <w:rPr>
+                <w:b/>
+                <w:bCs/>
+                <w:sz w:val="18"/>
+                <w:szCs w:val="18"/>
+              </w:rPr>
+              <w:t xml:space="preserve">Rotture di vetro</w:t>
+            </w:r>
+          </w:p>
+        </w:tc>
+        <w:tc>
+          <w:tcPr>
+            <w:tcW w:type="dxa" w:w="7338"/>
+            <w:tcBorders>
+              <w:top w:val="single" w:color="808080" w:sz="4"/>
+              <w:left w:val="single" w:color="808080" w:sz="4"/>
+              <w:bottom w:val="single" w:color="808080" w:sz="4"/>
+              <w:right w:val="single" w:color="808080" w:sz="4"/>
+            </w:tcBorders>
+            <w:tcMar>
+              <w:top w:type="dxa" w:w="50"/>
+              <w:left w:type="dxa" w:w="90"/>
+              <w:bottom w:type="dxa" w:w="50"/>
+              <w:right w:type="dxa" w:w="90"/>
+            </w:tcMar>
+            <w:vAlign w:val="center"/>
+          </w:tcPr>
+          <w:p>
+            <w:pPr>
+              <w:jc w:val="left"/>
+            </w:pPr>
+            <w:r>
+              <w:rPr>
+                <w:sz w:val="18"/>
+                <w:szCs w:val="18"/>
+              </w:rPr>
+              <w:t xml:space="preserve">In caso di rottura di bottiglie: isolare l’area, raccogliere i frammenti con scopa e paletta dedicate, controllare e scartare i prodotti esposti a schegge o liquidi, lavare e asciugare il pavimento, registrare sul Modulo 2 se sono coinvolti altri prodotti.</w:t>
+            </w:r>
+          </w:p>
+        </w:tc>
+      </w:tr>
+      <w:tr>
+        <w:tc>
+          <w:tcPr>
+            <w:tcW w:type="dxa" w:w="2300"/>
+            <w:tcBorders>
+              <w:top w:val="single" w:color="808080" w:sz="4"/>
+              <w:left w:val="single" w:color="808080" w:sz="4"/>
+              <w:bottom w:val="single" w:color="808080" w:sz="4"/>
+              <w:right w:val="single" w:color="808080" w:sz="4"/>
+            </w:tcBorders>
+            <w:shd w:fill="D9E2F3" w:color="auto" w:val="clear"/>
+            <w:tcMar>
+              <w:top w:type="dxa" w:w="50"/>
+              <w:left w:type="dxa" w:w="90"/>
+              <w:bottom w:type="dxa" w:w="50"/>
+              <w:right w:type="dxa" w:w="90"/>
+            </w:tcMar>
+            <w:vAlign w:val="center"/>
+          </w:tcPr>
+          <w:p>
+            <w:pPr>
+              <w:jc w:val="left"/>
+            </w:pPr>
+            <w:r>
+              <w:rPr>
+                <w:b/>
+                <w:bCs/>
+                <w:sz w:val="18"/>
+                <w:szCs w:val="18"/>
+              </w:rPr>
+              <w:t xml:space="preserve">Area food (farine e semilavorati)</w:t>
+            </w:r>
+          </w:p>
+        </w:tc>
+        <w:tc>
+          <w:tcPr>
+            <w:tcW w:type="dxa" w:w="7338"/>
+            <w:tcBorders>
+              <w:top w:val="single" w:color="808080" w:sz="4"/>
+              <w:left w:val="single" w:color="808080" w:sz="4"/>
+              <w:bottom w:val="single" w:color="808080" w:sz="4"/>
+              <w:right w:val="single" w:color="808080" w:sz="4"/>
+            </w:tcBorders>
+            <w:tcMar>
+              <w:top w:type="dxa" w:w="50"/>
+              <w:left w:type="dxa" w:w="90"/>
+              <w:bottom w:type="dxa" w:w="50"/>
+              <w:right w:type="dxa" w:w="90"/>
+            </w:tcMar>
+            <w:vAlign w:val="center"/>
+          </w:tcPr>
+          <w:p>
+            <w:pPr>
+              <w:jc w:val="left"/>
+            </w:pPr>
+            <w:r>
+              <w:rPr>
+                <w:sz w:val="18"/>
+                <w:szCs w:val="18"/>
+              </w:rPr>
+              <w:t xml:space="preserve">Area dedicata e identificata, separata da bombole CO2, carburanti, ricarica batterie e detergenti; sacchi su pallet distanziati dalle pareti; controllo settimanale di integrità e presenza di insetti delle derrate; i sacchi rotti non vengono richiusi né venduti (rischio glutine e infestazione).</w:t>
+            </w:r>
+          </w:p>
+        </w:tc>
+      </w:tr>
+      <w:tr>
+        <w:tc>
+          <w:tcPr>
+            <w:tcW w:type="dxa" w:w="2300"/>
+            <w:tcBorders>
+              <w:top w:val="single" w:color="808080" w:sz="4"/>
+              <w:left w:val="single" w:color="808080" w:sz="4"/>
+              <w:bottom w:val="single" w:color="808080" w:sz="4"/>
+              <w:right w:val="single" w:color="808080" w:sz="4"/>
+            </w:tcBorders>
+            <w:shd w:fill="D9E2F3" w:color="auto" w:val="clear"/>
+            <w:tcMar>
+              <w:top w:type="dxa" w:w="50"/>
+              <w:left w:type="dxa" w:w="90"/>
+              <w:bottom w:type="dxa" w:w="50"/>
+              <w:right w:type="dxa" w:w="90"/>
+            </w:tcMar>
+            <w:vAlign w:val="center"/>
+          </w:tcPr>
+          <w:p>
+            <w:pPr>
+              <w:jc w:val="left"/>
+            </w:pPr>
+            <w:r>
+              <w:rPr>
+                <w:b/>
+                <w:bCs/>
+                <w:sz w:val="18"/>
+                <w:szCs w:val="18"/>
+              </w:rPr>
+              <w:t xml:space="preserve">Bombole CO2 per spillatura</w:t>
+            </w:r>
+          </w:p>
+        </w:tc>
+        <w:tc>
+          <w:tcPr>
+            <w:tcW w:type="dxa" w:w="7338"/>
+            <w:tcBorders>
+              <w:top w:val="single" w:color="808080" w:sz="4"/>
+              <w:left w:val="single" w:color="808080" w:sz="4"/>
+              <w:bottom w:val="single" w:color="808080" w:sz="4"/>
+              <w:right w:val="single" w:color="808080" w:sz="4"/>
+            </w:tcBorders>
+            <w:tcMar>
+              <w:top w:type="dxa" w:w="50"/>
+              <w:left w:type="dxa" w:w="90"/>
+              <w:bottom w:type="dxa" w:w="50"/>
+              <w:right w:type="dxa" w:w="90"/>
+            </w:tcMar>
+            <w:vAlign w:val="center"/>
+          </w:tcPr>
+          <w:p>
+            <w:pPr>
+              <w:jc w:val="left"/>
+            </w:pPr>
+            <w:r>
+              <w:rPr>
+                <w:sz w:val="18"/>
+                <w:szCs w:val="18"/>
+              </w:rPr>
+              <w:t xml:space="preserve">Gas per uso alimentare con documentazione del fornitore; bombole conservate nel deposito dedicato, in piedi e assicurate, separate dagli alimenti.</w:t>
+            </w:r>
+          </w:p>
+        </w:tc>
+      </w:tr>
+      <w:tr>
+        <w:tc>
+          <w:tcPr>
+            <w:tcW w:type="dxa" w:w="2300"/>
+            <w:tcBorders>
+              <w:top w:val="single" w:color="808080" w:sz="4"/>
+              <w:left w:val="single" w:color="808080" w:sz="4"/>
+              <w:bottom w:val="single" w:color="808080" w:sz="4"/>
+              <w:right w:val="single" w:color="808080" w:sz="4"/>
+            </w:tcBorders>
+            <w:shd w:fill="D9E2F3" w:color="auto" w:val="clear"/>
+            <w:tcMar>
+              <w:top w:type="dxa" w:w="50"/>
+              <w:left w:type="dxa" w:w="90"/>
+              <w:bottom w:type="dxa" w:w="50"/>
+              <w:right w:type="dxa" w:w="90"/>
+            </w:tcMar>
+            <w:vAlign w:val="center"/>
+          </w:tcPr>
+          <w:p>
+            <w:pPr>
+              <w:jc w:val="left"/>
+            </w:pPr>
+            <w:r>
+              <w:rPr>
+                <w:b/>
+                <w:bCs/>
+                <w:sz w:val="18"/>
+                <w:szCs w:val="18"/>
+              </w:rPr>
+              <w:t xml:space="preserve">Fusti birra e vuoti a rendere</w:t>
+            </w:r>
+          </w:p>
+        </w:tc>
+        <w:tc>
+          <w:tcPr>
+            <w:tcW w:type="dxa" w:w="7338"/>
+            <w:tcBorders>
+              <w:top w:val="single" w:color="808080" w:sz="4"/>
+              <w:left w:val="single" w:color="808080" w:sz="4"/>
+              <w:bottom w:val="single" w:color="808080" w:sz="4"/>
+              <w:right w:val="single" w:color="808080" w:sz="4"/>
+            </w:tcBorders>
+            <w:tcMar>
+              <w:top w:type="dxa" w:w="50"/>
+              <w:left w:type="dxa" w:w="90"/>
+              <w:bottom w:type="dxa" w:w="50"/>
+              <w:right w:type="dxa" w:w="90"/>
+            </w:tcMar>
+            <w:vAlign w:val="center"/>
+          </w:tcPr>
+          <w:p>
+            <w:pPr>
+              <w:jc w:val="left"/>
+            </w:pPr>
+            <w:r>
+              <w:rPr>
+                <w:sz w:val="18"/>
+                <w:szCs w:val="18"/>
+              </w:rPr>
+              <w:t xml:space="preserve">Fusti pieni stoccati al riparo dal sole e dal calore; vuoti, casse e fusti resi tenuti in area separata dai prodotti pieni e restituiti al fornitore.</w:t>
+            </w:r>
+          </w:p>
+        </w:tc>
+      </w:tr>
+      <w:tr>
+        <w:tc>
+          <w:tcPr>
+            <w:tcW w:type="dxa" w:w="2300"/>
+            <w:tcBorders>
+              <w:top w:val="single" w:color="808080" w:sz="4"/>
+              <w:left w:val="single" w:color="808080" w:sz="4"/>
+              <w:bottom w:val="single" w:color="808080" w:sz="4"/>
+              <w:right w:val="single" w:color="808080" w:sz="4"/>
+            </w:tcBorders>
+            <w:shd w:fill="D9E2F3" w:color="auto" w:val="clear"/>
+            <w:tcMar>
+              <w:top w:type="dxa" w:w="50"/>
+              <w:left w:type="dxa" w:w="90"/>
+              <w:bottom w:type="dxa" w:w="50"/>
+              <w:right w:type="dxa" w:w="90"/>
+            </w:tcMar>
+            <w:vAlign w:val="center"/>
+          </w:tcPr>
+          <w:p>
+            <w:pPr>
+              <w:jc w:val="left"/>
+            </w:pPr>
+            <w:r>
+              <w:rPr>
+                <w:b/>
+                <w:bCs/>
+                <w:sz w:val="18"/>
+                <w:szCs w:val="18"/>
+              </w:rPr>
+              <w:t xml:space="preserve">Prodotti non alimentari e chimici</w:t>
+            </w:r>
+          </w:p>
+        </w:tc>
+        <w:tc>
+          <w:tcPr>
+            <w:tcW w:type="dxa" w:w="7338"/>
+            <w:tcBorders>
+              <w:top w:val="single" w:color="808080" w:sz="4"/>
+              <w:left w:val="single" w:color="808080" w:sz="4"/>
+              <w:bottom w:val="single" w:color="808080" w:sz="4"/>
+              <w:right w:val="single" w:color="808080" w:sz="4"/>
+            </w:tcBorders>
+            <w:tcMar>
+              <w:top w:type="dxa" w:w="50"/>
+              <w:left w:type="dxa" w:w="90"/>
+              <w:bottom w:type="dxa" w:w="50"/>
+              <w:right w:type="dxa" w:w="90"/>
+            </w:tcMar>
+            <w:vAlign w:val="center"/>
+          </w:tcPr>
+          <w:p>
+            <w:pPr>
+              <w:jc w:val="left"/>
+            </w:pPr>
+            <w:r>
+              <w:rPr>
+                <w:sz w:val="18"/>
+                <w:szCs w:val="18"/>
+              </w:rPr>
+              <w:t xml:space="preserve">Detergenti, lubrificanti e prodotti chimici conservati in armadio/locale chiuso e identificato; carrelli senza perdite di olio; nessuno stoccaggio di alimenti nei pressi della cisterna di gasolio.</w:t>
+            </w:r>
+          </w:p>
+        </w:tc>
+      </w:tr>
+      <w:tr>
+        <w:tc>
+          <w:tcPr>
+            <w:tcW w:type="dxa" w:w="2300"/>
+            <w:tcBorders>
+              <w:top w:val="single" w:color="808080" w:sz="4"/>
+              <w:left w:val="single" w:color="808080" w:sz="4"/>
+              <w:bottom w:val="single" w:color="808080" w:sz="4"/>
+              <w:right w:val="single" w:color="808080" w:sz="4"/>
+            </w:tcBorders>
+            <w:shd w:fill="D9E2F3" w:color="auto" w:val="clear"/>
+            <w:tcMar>
+              <w:top w:type="dxa" w:w="50"/>
+              <w:left w:type="dxa" w:w="90"/>
+              <w:bottom w:type="dxa" w:w="50"/>
+              <w:right w:type="dxa" w:w="90"/>
+            </w:tcMar>
+            <w:vAlign w:val="center"/>
+          </w:tcPr>
+          <w:p>
+            <w:pPr>
+              <w:jc w:val="left"/>
+            </w:pPr>
+            <w:r>
+              <w:rPr>
+                <w:b/>
+                <w:bCs/>
+                <w:sz w:val="18"/>
+                <w:szCs w:val="18"/>
+              </w:rPr>
+              <w:t xml:space="preserve">Cultura della sicurezza alimentare</w:t>
+            </w:r>
+          </w:p>
+        </w:tc>
+        <w:tc>
+          <w:tcPr>
+            <w:tcW w:type="dxa" w:w="7338"/>
+            <w:tcBorders>
+              <w:top w:val="single" w:color="808080" w:sz="4"/>
+              <w:left w:val="single" w:color="808080" w:sz="4"/>
+              <w:bottom w:val="single" w:color="808080" w:sz="4"/>
+              <w:right w:val="single" w:color="808080" w:sz="4"/>
+            </w:tcBorders>
+            <w:tcMar>
+              <w:top w:type="dxa" w:w="50"/>
+              <w:left w:type="dxa" w:w="90"/>
+              <w:bottom w:type="dxa" w:w="50"/>
+              <w:right w:type="dxa" w:w="90"/>
+            </w:tcMar>
+            <w:vAlign w:val="center"/>
+          </w:tcPr>
+          <w:p>
+            <w:pPr>
+              <w:jc w:val="left"/>
+            </w:pPr>
+            <w:r>
+              <w:rPr>
+                <w:sz w:val="18"/>
+                <w:szCs w:val="18"/>
+              </w:rPr>
+              <w:t xml:space="preserve">Le due direzioni si impegnano a mettere a disposizione risorse adeguate, a comunicare chiaramente ruoli e responsabilità e a incoraggiare il personale a segnalare i problemi (Reg. CE 852/2004, All. II, Cap. XI bis, introdotto dal Reg. UE 2021/382).</w:t>
+            </w:r>
+          </w:p>
+        </w:tc>
+      </w:tr>
+    </w:tbl>
+    <w:p>
+      <w:pPr>
+        <w:pStyle w:val="Heading1"/>
+        <w:pageBreakBefore/>
+      </w:pPr>
+      <w:r>
+        <w:t xml:space="preserve">RIPARTIZIONE DELLE RESPONSABILITÀ TRA IGS E AD BEVERAGE</w:t>
+      </w:r>
+    </w:p>
+    <w:p>
+      <w:pPr>
+        <w:spacing w:after="120" w:line="300"/>
+        <w:jc w:val="both"/>
+      </w:pPr>
+      <w:r>
+        <w:t xml:space="preserve">Nello stabilimento di Marotta operano due società: </w:t>
+      </w:r>
+      <w:r>
+        <w:rPr>
+          <w:b/>
+          <w:bCs/>
+        </w:rPr>
+        <w:t xml:space="preserve">AD Beverage S.p.A.</w:t>
+      </w:r>
+      <w:r>
+        <w:t xml:space="preserve">, che gestisce lo stabilimento a livello amministrativo, e </w:t>
+      </w:r>
+      <w:r>
+        <w:rPr>
+          <w:b/>
+          <w:bCs/>
+        </w:rPr>
+        <w:t xml:space="preserve">Italian Global Solution S.r.l. (IGS)</w:t>
+      </w:r>
+      <w:r>
+        <w:t xml:space="preserve">, che svolge le attività operative di magazzino e consegna. I rispettivi piani HACCP (IGS Rev. 1 e AD Beverage Rev. 0, entrambi del 27/08/2026) sono coordinati secondo la seguente ripartizione:</w:t>
+      </w:r>
+    </w:p>
+    <w:tbl>
+      <w:tblPr>
+        <w:tblW w:type="dxa" w:w="9638"/>
+        <w:tblBorders>
+          <w:top w:val="single" w:color="auto" w:sz="4"/>
+          <w:left w:val="single" w:color="auto" w:sz="4"/>
+          <w:bottom w:val="single" w:color="auto" w:sz="4"/>
+          <w:right w:val="single" w:color="auto" w:sz="4"/>
+          <w:insideH w:val="single" w:color="auto" w:sz="4"/>
+          <w:insideV w:val="single" w:color="auto" w:sz="4"/>
+        </w:tblBorders>
+      </w:tblPr>
+      <w:tblGrid>
+        <w:gridCol w:w="3400"/>
+        <w:gridCol w:w="3119"/>
+        <w:gridCol w:w="3119"/>
+      </w:tblGrid>
+      <w:tr>
+        <w:trPr>
+          <w:tblHeader/>
+        </w:trPr>
+        <w:tc>
+          <w:tcPr>
+            <w:tcW w:type="dxa" w:w="3400"/>
+            <w:tcBorders>
+              <w:top w:val="single" w:color="808080" w:sz="4"/>
+              <w:left w:val="single" w:color="808080" w:sz="4"/>
+              <w:bottom w:val="single" w:color="808080" w:sz="4"/>
+              <w:right w:val="single" w:color="808080" w:sz="4"/>
+            </w:tcBorders>
+            <w:shd w:fill="D9E2F3" w:color="auto" w:val="clear"/>
+            <w:tcMar>
+              <w:top w:type="dxa" w:w="50"/>
+              <w:left w:type="dxa" w:w="90"/>
+              <w:bottom w:type="dxa" w:w="50"/>
+              <w:right w:type="dxa" w:w="90"/>
+            </w:tcMar>
+            <w:vAlign w:val="center"/>
+          </w:tcPr>
+          <w:p>
+            <w:pPr>
+              <w:jc w:val="left"/>
+            </w:pPr>
+            <w:r>
+              <w:rPr>
+                <w:b/>
+                <w:bCs/>
+                <w:sz w:val="17"/>
+                <w:szCs w:val="17"/>
+              </w:rPr>
+              <w:t xml:space="preserve">Attività / misura</w:t>
+            </w:r>
+          </w:p>
+        </w:tc>
+        <w:tc>
+          <w:tcPr>
+            <w:tcW w:type="dxa" w:w="3119"/>
+            <w:tcBorders>
+              <w:top w:val="single" w:color="808080" w:sz="4"/>
+              <w:left w:val="single" w:color="808080" w:sz="4"/>
+              <w:bottom w:val="single" w:color="808080" w:sz="4"/>
+              <w:right w:val="single" w:color="808080" w:sz="4"/>
+            </w:tcBorders>
+            <w:shd w:fill="D9E2F3" w:color="auto" w:val="clear"/>
+            <w:tcMar>
+              <w:top w:type="dxa" w:w="50"/>
+              <w:left w:type="dxa" w:w="90"/>
+              <w:bottom w:type="dxa" w:w="50"/>
+              <w:right w:type="dxa" w:w="90"/>
+            </w:tcMar>
+            <w:vAlign w:val="center"/>
+          </w:tcPr>
+          <w:p>
+            <w:pPr>
+              <w:jc w:val="left"/>
+            </w:pPr>
+            <w:r>
+              <w:rPr>
+                <w:b/>
+                <w:bCs/>
+                <w:sz w:val="17"/>
+                <w:szCs w:val="17"/>
+              </w:rPr>
+              <w:t xml:space="preserve">IGS</w:t>
+            </w:r>
+          </w:p>
+        </w:tc>
+        <w:tc>
+          <w:tcPr>
+            <w:tcW w:type="dxa" w:w="3119"/>
+            <w:tcBorders>
+              <w:top w:val="single" w:color="808080" w:sz="4"/>
+              <w:left w:val="single" w:color="808080" w:sz="4"/>
+              <w:bottom w:val="single" w:color="808080" w:sz="4"/>
+              <w:right w:val="single" w:color="808080" w:sz="4"/>
+            </w:tcBorders>
+            <w:shd w:fill="D9E2F3" w:color="auto" w:val="clear"/>
+            <w:tcMar>
+              <w:top w:type="dxa" w:w="50"/>
+              <w:left w:type="dxa" w:w="90"/>
+              <w:bottom w:type="dxa" w:w="50"/>
+              <w:right w:type="dxa" w:w="90"/>
+            </w:tcMar>
+            <w:vAlign w:val="center"/>
+          </w:tcPr>
+          <w:p>
+            <w:pPr>
+              <w:jc w:val="left"/>
+            </w:pPr>
+            <w:r>
+              <w:rPr>
+                <w:b/>
+                <w:bCs/>
+                <w:sz w:val="17"/>
+                <w:szCs w:val="17"/>
+              </w:rPr>
+              <w:t xml:space="preserve">AD Beverage</w:t>
+            </w:r>
+          </w:p>
+        </w:tc>
+      </w:tr>
+      <w:tr>
+        <w:trPr>
+          <w:tblHeader w:val="false"/>
+        </w:trPr>
+        <w:tc>
+          <w:tcPr>
+            <w:tcW w:type="dxa" w:w="3400"/>
+            <w:tcBorders>
+              <w:top w:val="single" w:color="808080" w:sz="4"/>
+              <w:left w:val="single" w:color="808080" w:sz="4"/>
+              <w:bottom w:val="single" w:color="808080" w:sz="4"/>
+              <w:right w:val="single" w:color="808080" w:sz="4"/>
+            </w:tcBorders>
+            <w:tcMar>
+              <w:top w:type="dxa" w:w="50"/>
+              <w:left w:type="dxa" w:w="90"/>
+              <w:bottom w:type="dxa" w:w="50"/>
+              <w:right w:type="dxa" w:w="90"/>
+            </w:tcMar>
+            <w:vAlign w:val="center"/>
+          </w:tcPr>
+          <w:p>
+            <w:pPr>
+              <w:jc w:val="left"/>
+            </w:pPr>
+            <w:r>
+              <w:rPr>
+                <w:sz w:val="17"/>
+                <w:szCs w:val="17"/>
+              </w:rPr>
+              <w:t xml:space="preserve">Ordini, scelta e qualifica dei fornitori</w:t>
+            </w:r>
+          </w:p>
+        </w:tc>
+        <w:tc>
+          <w:tcPr>
+            <w:tcW w:type="dxa" w:w="3119"/>
+            <w:tcBorders>
+              <w:top w:val="single" w:color="808080" w:sz="4"/>
+              <w:left w:val="single" w:color="808080" w:sz="4"/>
+              <w:bottom w:val="single" w:color="808080" w:sz="4"/>
+              <w:right w:val="single" w:color="808080" w:sz="4"/>
+            </w:tcBorders>
+            <w:tcMar>
+              <w:top w:type="dxa" w:w="50"/>
+              <w:left w:type="dxa" w:w="90"/>
+              <w:bottom w:type="dxa" w:w="50"/>
+              <w:right w:type="dxa" w:w="90"/>
+            </w:tcMar>
+            <w:vAlign w:val="center"/>
+          </w:tcPr>
+          <w:p>
+            <w:pPr>
+              <w:jc w:val="left"/>
+            </w:pPr>
+            <w:r>
+              <w:rPr>
+                <w:sz w:val="17"/>
+                <w:szCs w:val="17"/>
+              </w:rPr>
+              <w:t xml:space="preserve">Segnala le non conformità rilevate</w:t>
+            </w:r>
+          </w:p>
+        </w:tc>
+        <w:tc>
+          <w:tcPr>
+            <w:tcW w:type="dxa" w:w="3119"/>
+            <w:tcBorders>
+              <w:top w:val="single" w:color="808080" w:sz="4"/>
+              <w:left w:val="single" w:color="808080" w:sz="4"/>
+              <w:bottom w:val="single" w:color="808080" w:sz="4"/>
+              <w:right w:val="single" w:color="808080" w:sz="4"/>
+            </w:tcBorders>
+            <w:tcMar>
+              <w:top w:type="dxa" w:w="50"/>
+              <w:left w:type="dxa" w:w="90"/>
+              <w:bottom w:type="dxa" w:w="50"/>
+              <w:right w:type="dxa" w:w="90"/>
+            </w:tcMar>
+            <w:vAlign w:val="center"/>
+          </w:tcPr>
+          <w:p>
+            <w:pPr>
+              <w:jc w:val="left"/>
+            </w:pPr>
+            <w:r>
+              <w:rPr>
+                <w:sz w:val="17"/>
+                <w:szCs w:val="17"/>
+              </w:rPr>
+              <w:t xml:space="preserve">Gestisce e aggiorna l’elenco fornitori</w:t>
+            </w:r>
+          </w:p>
+        </w:tc>
+      </w:tr>
+      <w:tr>
+        <w:trPr>
+          <w:tblHeader w:val="false"/>
+        </w:trPr>
+        <w:tc>
+          <w:tcPr>
+            <w:tcW w:type="dxa" w:w="3400"/>
+            <w:tcBorders>
+              <w:top w:val="single" w:color="808080" w:sz="4"/>
+              <w:left w:val="single" w:color="808080" w:sz="4"/>
+              <w:bottom w:val="single" w:color="808080" w:sz="4"/>
+              <w:right w:val="single" w:color="808080" w:sz="4"/>
+            </w:tcBorders>
+            <w:tcMar>
+              <w:top w:type="dxa" w:w="50"/>
+              <w:left w:type="dxa" w:w="90"/>
+              <w:bottom w:type="dxa" w:w="50"/>
+              <w:right w:type="dxa" w:w="90"/>
+            </w:tcMar>
+            <w:vAlign w:val="center"/>
+          </w:tcPr>
+          <w:p>
+            <w:pPr>
+              <w:jc w:val="left"/>
+            </w:pPr>
+            <w:r>
+              <w:rPr>
+                <w:sz w:val="17"/>
+                <w:szCs w:val="17"/>
+              </w:rPr>
+              <w:t xml:space="preserve">Ricevimento e controllo merci (CCP 1)</w:t>
+            </w:r>
+          </w:p>
+        </w:tc>
+        <w:tc>
+          <w:tcPr>
+            <w:tcW w:type="dxa" w:w="3119"/>
+            <w:tcBorders>
+              <w:top w:val="single" w:color="808080" w:sz="4"/>
+              <w:left w:val="single" w:color="808080" w:sz="4"/>
+              <w:bottom w:val="single" w:color="808080" w:sz="4"/>
+              <w:right w:val="single" w:color="808080" w:sz="4"/>
+            </w:tcBorders>
+            <w:tcMar>
+              <w:top w:type="dxa" w:w="50"/>
+              <w:left w:type="dxa" w:w="90"/>
+              <w:bottom w:type="dxa" w:w="50"/>
+              <w:right w:type="dxa" w:w="90"/>
+            </w:tcMar>
+            <w:vAlign w:val="center"/>
+          </w:tcPr>
+          <w:p>
+            <w:pPr>
+              <w:jc w:val="left"/>
+            </w:pPr>
+            <w:r>
+              <w:rPr>
+                <w:sz w:val="17"/>
+                <w:szCs w:val="17"/>
+              </w:rPr>
+              <w:t xml:space="preserve">Esegue i controlli e compila Modulo 4 e Modulo 2</w:t>
+            </w:r>
+          </w:p>
+        </w:tc>
+        <w:tc>
+          <w:tcPr>
+            <w:tcW w:type="dxa" w:w="3119"/>
+            <w:tcBorders>
+              <w:top w:val="single" w:color="808080" w:sz="4"/>
+              <w:left w:val="single" w:color="808080" w:sz="4"/>
+              <w:bottom w:val="single" w:color="808080" w:sz="4"/>
+              <w:right w:val="single" w:color="808080" w:sz="4"/>
+            </w:tcBorders>
+            <w:tcMar>
+              <w:top w:type="dxa" w:w="50"/>
+              <w:left w:type="dxa" w:w="90"/>
+              <w:bottom w:type="dxa" w:w="50"/>
+              <w:right w:type="dxa" w:w="90"/>
+            </w:tcMar>
+            <w:vAlign w:val="center"/>
+          </w:tcPr>
+          <w:p>
+            <w:pPr>
+              <w:jc w:val="left"/>
+            </w:pPr>
+            <w:r>
+              <w:rPr>
+                <w:sz w:val="17"/>
+                <w:szCs w:val="17"/>
+              </w:rPr>
+              <w:t xml:space="preserve">Gestisce resi e contestazioni con il fornitore</w:t>
+            </w:r>
+          </w:p>
+        </w:tc>
+      </w:tr>
+      <w:tr>
+        <w:trPr>
+          <w:tblHeader w:val="false"/>
+        </w:trPr>
+        <w:tc>
+          <w:tcPr>
+            <w:tcW w:type="dxa" w:w="3400"/>
+            <w:tcBorders>
+              <w:top w:val="single" w:color="808080" w:sz="4"/>
+              <w:left w:val="single" w:color="808080" w:sz="4"/>
+              <w:bottom w:val="single" w:color="808080" w:sz="4"/>
+              <w:right w:val="single" w:color="808080" w:sz="4"/>
+            </w:tcBorders>
+            <w:tcMar>
+              <w:top w:type="dxa" w:w="50"/>
+              <w:left w:type="dxa" w:w="90"/>
+              <w:bottom w:type="dxa" w:w="50"/>
+              <w:right w:type="dxa" w:w="90"/>
+            </w:tcMar>
+            <w:vAlign w:val="center"/>
+          </w:tcPr>
+          <w:p>
+            <w:pPr>
+              <w:jc w:val="left"/>
+            </w:pPr>
+            <w:r>
+              <w:rPr>
+                <w:sz w:val="17"/>
+                <w:szCs w:val="17"/>
+              </w:rPr>
+              <w:t xml:space="preserve">Stoccaggio, preparazione ordini, carico, consegna</w:t>
+            </w:r>
+          </w:p>
+        </w:tc>
+        <w:tc>
+          <w:tcPr>
+            <w:tcW w:type="dxa" w:w="3119"/>
+            <w:tcBorders>
+              <w:top w:val="single" w:color="808080" w:sz="4"/>
+              <w:left w:val="single" w:color="808080" w:sz="4"/>
+              <w:bottom w:val="single" w:color="808080" w:sz="4"/>
+              <w:right w:val="single" w:color="808080" w:sz="4"/>
+            </w:tcBorders>
+            <w:tcMar>
+              <w:top w:type="dxa" w:w="50"/>
+              <w:left w:type="dxa" w:w="90"/>
+              <w:bottom w:type="dxa" w:w="50"/>
+              <w:right w:type="dxa" w:w="90"/>
+            </w:tcMar>
+            <w:vAlign w:val="center"/>
+          </w:tcPr>
+          <w:p>
+            <w:pPr>
+              <w:jc w:val="left"/>
+            </w:pPr>
+            <w:r>
+              <w:rPr>
+                <w:sz w:val="17"/>
+                <w:szCs w:val="17"/>
+              </w:rPr>
+              <w:t xml:space="preserve">Esegue e controlla</w:t>
+            </w:r>
+          </w:p>
+        </w:tc>
+        <w:tc>
+          <w:tcPr>
+            <w:tcW w:type="dxa" w:w="3119"/>
+            <w:tcBorders>
+              <w:top w:val="single" w:color="808080" w:sz="4"/>
+              <w:left w:val="single" w:color="808080" w:sz="4"/>
+              <w:bottom w:val="single" w:color="808080" w:sz="4"/>
+              <w:right w:val="single" w:color="808080" w:sz="4"/>
+            </w:tcBorders>
+            <w:tcMar>
+              <w:top w:type="dxa" w:w="50"/>
+              <w:left w:type="dxa" w:w="90"/>
+              <w:bottom w:type="dxa" w:w="50"/>
+              <w:right w:type="dxa" w:w="90"/>
+            </w:tcMar>
+            <w:vAlign w:val="center"/>
+          </w:tcPr>
+          <w:p>
+            <w:pPr>
+              <w:jc w:val="left"/>
+            </w:pPr>
+            <w:r>
+              <w:rPr>
+                <w:sz w:val="17"/>
+                <w:szCs w:val="17"/>
+              </w:rPr>
+              <w:t xml:space="preserve">—</w:t>
+            </w:r>
+          </w:p>
+        </w:tc>
+      </w:tr>
+      <w:tr>
+        <w:trPr>
+          <w:tblHeader w:val="false"/>
+        </w:trPr>
+        <w:tc>
+          <w:tcPr>
+            <w:tcW w:type="dxa" w:w="3400"/>
+            <w:tcBorders>
+              <w:top w:val="single" w:color="808080" w:sz="4"/>
+              <w:left w:val="single" w:color="808080" w:sz="4"/>
+              <w:bottom w:val="single" w:color="808080" w:sz="4"/>
+              <w:right w:val="single" w:color="808080" w:sz="4"/>
+            </w:tcBorders>
+            <w:tcMar>
+              <w:top w:type="dxa" w:w="50"/>
+              <w:left w:type="dxa" w:w="90"/>
+              <w:bottom w:type="dxa" w:w="50"/>
+              <w:right w:type="dxa" w:w="90"/>
+            </w:tcMar>
+            <w:vAlign w:val="center"/>
+          </w:tcPr>
+          <w:p>
+            <w:pPr>
+              <w:jc w:val="left"/>
+            </w:pPr>
+            <w:r>
+              <w:rPr>
+                <w:sz w:val="17"/>
+                <w:szCs w:val="17"/>
+              </w:rPr>
+              <w:t xml:space="preserve">Vendita al dettaglio in sede</w:t>
+            </w:r>
+          </w:p>
+        </w:tc>
+        <w:tc>
+          <w:tcPr>
+            <w:tcW w:type="dxa" w:w="3119"/>
+            <w:tcBorders>
+              <w:top w:val="single" w:color="808080" w:sz="4"/>
+              <w:left w:val="single" w:color="808080" w:sz="4"/>
+              <w:bottom w:val="single" w:color="808080" w:sz="4"/>
+              <w:right w:val="single" w:color="808080" w:sz="4"/>
+            </w:tcBorders>
+            <w:tcMar>
+              <w:top w:type="dxa" w:w="50"/>
+              <w:left w:type="dxa" w:w="90"/>
+              <w:bottom w:type="dxa" w:w="50"/>
+              <w:right w:type="dxa" w:w="90"/>
+            </w:tcMar>
+            <w:vAlign w:val="center"/>
+          </w:tcPr>
+          <w:p>
+            <w:pPr>
+              <w:jc w:val="left"/>
+            </w:pPr>
+            <w:r>
+              <w:rPr>
+                <w:sz w:val="17"/>
+                <w:szCs w:val="17"/>
+              </w:rPr>
+              <w:t xml:space="preserve">Fornisce i prodotti dal magazzino</w:t>
+            </w:r>
+          </w:p>
+        </w:tc>
+        <w:tc>
+          <w:tcPr>
+            <w:tcW w:type="dxa" w:w="3119"/>
+            <w:tcBorders>
+              <w:top w:val="single" w:color="808080" w:sz="4"/>
+              <w:left w:val="single" w:color="808080" w:sz="4"/>
+              <w:bottom w:val="single" w:color="808080" w:sz="4"/>
+              <w:right w:val="single" w:color="808080" w:sz="4"/>
+            </w:tcBorders>
+            <w:tcMar>
+              <w:top w:type="dxa" w:w="50"/>
+              <w:left w:type="dxa" w:w="90"/>
+              <w:bottom w:type="dxa" w:w="50"/>
+              <w:right w:type="dxa" w:w="90"/>
+            </w:tcMar>
+            <w:vAlign w:val="center"/>
+          </w:tcPr>
+          <w:p>
+            <w:pPr>
+              <w:jc w:val="left"/>
+            </w:pPr>
+            <w:r>
+              <w:rPr>
+                <w:sz w:val="17"/>
+                <w:szCs w:val="17"/>
+              </w:rPr>
+              <w:t xml:space="preserve">Gestisce la vendita e il controllo dei prodotti esposti</w:t>
+            </w:r>
+          </w:p>
+        </w:tc>
+      </w:tr>
+      <w:tr>
+        <w:trPr>
+          <w:tblHeader w:val="false"/>
+        </w:trPr>
+        <w:tc>
+          <w:tcPr>
+            <w:tcW w:type="dxa" w:w="3400"/>
+            <w:tcBorders>
+              <w:top w:val="single" w:color="808080" w:sz="4"/>
+              <w:left w:val="single" w:color="808080" w:sz="4"/>
+              <w:bottom w:val="single" w:color="808080" w:sz="4"/>
+              <w:right w:val="single" w:color="808080" w:sz="4"/>
+            </w:tcBorders>
+            <w:tcMar>
+              <w:top w:type="dxa" w:w="50"/>
+              <w:left w:type="dxa" w:w="90"/>
+              <w:bottom w:type="dxa" w:w="50"/>
+              <w:right w:type="dxa" w:w="90"/>
+            </w:tcMar>
+            <w:vAlign w:val="center"/>
+          </w:tcPr>
+          <w:p>
+            <w:pPr>
+              <w:jc w:val="left"/>
+            </w:pPr>
+            <w:r>
+              <w:rPr>
+                <w:sz w:val="17"/>
+                <w:szCs w:val="17"/>
+              </w:rPr>
+              <w:t xml:space="preserve">Pulizia ordinaria</w:t>
+            </w:r>
+          </w:p>
+        </w:tc>
+        <w:tc>
+          <w:tcPr>
+            <w:tcW w:type="dxa" w:w="3119"/>
+            <w:tcBorders>
+              <w:top w:val="single" w:color="808080" w:sz="4"/>
+              <w:left w:val="single" w:color="808080" w:sz="4"/>
+              <w:bottom w:val="single" w:color="808080" w:sz="4"/>
+              <w:right w:val="single" w:color="808080" w:sz="4"/>
+            </w:tcBorders>
+            <w:tcMar>
+              <w:top w:type="dxa" w:w="50"/>
+              <w:left w:type="dxa" w:w="90"/>
+              <w:bottom w:type="dxa" w:w="50"/>
+              <w:right w:type="dxa" w:w="90"/>
+            </w:tcMar>
+            <w:vAlign w:val="center"/>
+          </w:tcPr>
+          <w:p>
+            <w:pPr>
+              <w:jc w:val="left"/>
+            </w:pPr>
+            <w:r>
+              <w:rPr>
+                <w:sz w:val="17"/>
+                <w:szCs w:val="17"/>
+              </w:rPr>
+              <w:t xml:space="preserve">Esegue e registra (Modulo 1)</w:t>
+            </w:r>
+          </w:p>
+        </w:tc>
+        <w:tc>
+          <w:tcPr>
+            <w:tcW w:type="dxa" w:w="3119"/>
+            <w:tcBorders>
+              <w:top w:val="single" w:color="808080" w:sz="4"/>
+              <w:left w:val="single" w:color="808080" w:sz="4"/>
+              <w:bottom w:val="single" w:color="808080" w:sz="4"/>
+              <w:right w:val="single" w:color="808080" w:sz="4"/>
+            </w:tcBorders>
+            <w:tcMar>
+              <w:top w:type="dxa" w:w="50"/>
+              <w:left w:type="dxa" w:w="90"/>
+              <w:bottom w:type="dxa" w:w="50"/>
+              <w:right w:type="dxa" w:w="90"/>
+            </w:tcMar>
+            <w:vAlign w:val="center"/>
+          </w:tcPr>
+          <w:p>
+            <w:pPr>
+              <w:jc w:val="left"/>
+            </w:pPr>
+            <w:r>
+              <w:rPr>
+                <w:sz w:val="17"/>
+                <w:szCs w:val="17"/>
+              </w:rPr>
+              <w:t xml:space="preserve">—</w:t>
+            </w:r>
+          </w:p>
+        </w:tc>
+      </w:tr>
+      <w:tr>
+        <w:trPr>
+          <w:tblHeader w:val="false"/>
+        </w:trPr>
+        <w:tc>
+          <w:tcPr>
+            <w:tcW w:type="dxa" w:w="3400"/>
+            <w:tcBorders>
+              <w:top w:val="single" w:color="808080" w:sz="4"/>
+              <w:left w:val="single" w:color="808080" w:sz="4"/>
+              <w:bottom w:val="single" w:color="808080" w:sz="4"/>
+              <w:right w:val="single" w:color="808080" w:sz="4"/>
+            </w:tcBorders>
+            <w:tcMar>
+              <w:top w:type="dxa" w:w="50"/>
+              <w:left w:type="dxa" w:w="90"/>
+              <w:bottom w:type="dxa" w:w="50"/>
+              <w:right w:type="dxa" w:w="90"/>
+            </w:tcMar>
+            <w:vAlign w:val="center"/>
+          </w:tcPr>
+          <w:p>
+            <w:pPr>
+              <w:jc w:val="left"/>
+            </w:pPr>
+            <w:r>
+              <w:rPr>
+                <w:sz w:val="17"/>
+                <w:szCs w:val="17"/>
+              </w:rPr>
+              <w:t xml:space="preserve">Pulizie straordinarie e da ditta specializzata</w:t>
+            </w:r>
+          </w:p>
+        </w:tc>
+        <w:tc>
+          <w:tcPr>
+            <w:tcW w:type="dxa" w:w="3119"/>
+            <w:tcBorders>
+              <w:top w:val="single" w:color="808080" w:sz="4"/>
+              <w:left w:val="single" w:color="808080" w:sz="4"/>
+              <w:bottom w:val="single" w:color="808080" w:sz="4"/>
+              <w:right w:val="single" w:color="808080" w:sz="4"/>
+            </w:tcBorders>
+            <w:tcMar>
+              <w:top w:type="dxa" w:w="50"/>
+              <w:left w:type="dxa" w:w="90"/>
+              <w:bottom w:type="dxa" w:w="50"/>
+              <w:right w:type="dxa" w:w="90"/>
+            </w:tcMar>
+            <w:vAlign w:val="center"/>
+          </w:tcPr>
+          <w:p>
+            <w:pPr>
+              <w:jc w:val="left"/>
+            </w:pPr>
+            <w:r>
+              <w:rPr>
+                <w:sz w:val="17"/>
+                <w:szCs w:val="17"/>
+              </w:rPr>
+              <w:t xml:space="preserve">Richiede con Modulo 6</w:t>
+            </w:r>
+          </w:p>
+        </w:tc>
+        <w:tc>
+          <w:tcPr>
+            <w:tcW w:type="dxa" w:w="3119"/>
+            <w:tcBorders>
+              <w:top w:val="single" w:color="808080" w:sz="4"/>
+              <w:left w:val="single" w:color="808080" w:sz="4"/>
+              <w:bottom w:val="single" w:color="808080" w:sz="4"/>
+              <w:right w:val="single" w:color="808080" w:sz="4"/>
+            </w:tcBorders>
+            <w:tcMar>
+              <w:top w:type="dxa" w:w="50"/>
+              <w:left w:type="dxa" w:w="90"/>
+              <w:bottom w:type="dxa" w:w="50"/>
+              <w:right w:type="dxa" w:w="90"/>
+            </w:tcMar>
+            <w:vAlign w:val="center"/>
+          </w:tcPr>
+          <w:p>
+            <w:pPr>
+              <w:jc w:val="left"/>
+            </w:pPr>
+            <w:r>
+              <w:rPr>
+                <w:sz w:val="17"/>
+                <w:szCs w:val="17"/>
+              </w:rPr>
+              <w:t xml:space="preserve">Incarica la ditta e conserva i certificati</w:t>
+            </w:r>
+          </w:p>
+        </w:tc>
+      </w:tr>
+      <w:tr>
+        <w:trPr>
+          <w:tblHeader w:val="false"/>
+        </w:trPr>
+        <w:tc>
+          <w:tcPr>
+            <w:tcW w:type="dxa" w:w="3400"/>
+            <w:tcBorders>
+              <w:top w:val="single" w:color="808080" w:sz="4"/>
+              <w:left w:val="single" w:color="808080" w:sz="4"/>
+              <w:bottom w:val="single" w:color="808080" w:sz="4"/>
+              <w:right w:val="single" w:color="808080" w:sz="4"/>
+            </w:tcBorders>
+            <w:tcMar>
+              <w:top w:type="dxa" w:w="50"/>
+              <w:left w:type="dxa" w:w="90"/>
+              <w:bottom w:type="dxa" w:w="50"/>
+              <w:right w:type="dxa" w:w="90"/>
+            </w:tcMar>
+            <w:vAlign w:val="center"/>
+          </w:tcPr>
+          <w:p>
+            <w:pPr>
+              <w:jc w:val="left"/>
+            </w:pPr>
+            <w:r>
+              <w:rPr>
+                <w:sz w:val="17"/>
+                <w:szCs w:val="17"/>
+              </w:rPr>
+              <w:t xml:space="preserve">Controllo infestanti</w:t>
+            </w:r>
+          </w:p>
+        </w:tc>
+        <w:tc>
+          <w:tcPr>
+            <w:tcW w:type="dxa" w:w="3119"/>
+            <w:tcBorders>
+              <w:top w:val="single" w:color="808080" w:sz="4"/>
+              <w:left w:val="single" w:color="808080" w:sz="4"/>
+              <w:bottom w:val="single" w:color="808080" w:sz="4"/>
+              <w:right w:val="single" w:color="808080" w:sz="4"/>
+            </w:tcBorders>
+            <w:tcMar>
+              <w:top w:type="dxa" w:w="50"/>
+              <w:left w:type="dxa" w:w="90"/>
+              <w:bottom w:type="dxa" w:w="50"/>
+              <w:right w:type="dxa" w:w="90"/>
+            </w:tcMar>
+            <w:vAlign w:val="center"/>
+          </w:tcPr>
+          <w:p>
+            <w:pPr>
+              <w:jc w:val="left"/>
+            </w:pPr>
+            <w:r>
+              <w:rPr>
+                <w:sz w:val="17"/>
+                <w:szCs w:val="17"/>
+              </w:rPr>
+              <w:t xml:space="preserve">Controlli quotidiani e Modulo 3; richiede le misure con Modulo 6</w:t>
+            </w:r>
+          </w:p>
+        </w:tc>
+        <w:tc>
+          <w:tcPr>
+            <w:tcW w:type="dxa" w:w="3119"/>
+            <w:tcBorders>
+              <w:top w:val="single" w:color="808080" w:sz="4"/>
+              <w:left w:val="single" w:color="808080" w:sz="4"/>
+              <w:bottom w:val="single" w:color="808080" w:sz="4"/>
+              <w:right w:val="single" w:color="808080" w:sz="4"/>
+            </w:tcBorders>
+            <w:tcMar>
+              <w:top w:type="dxa" w:w="50"/>
+              <w:left w:type="dxa" w:w="90"/>
+              <w:bottom w:type="dxa" w:w="50"/>
+              <w:right w:type="dxa" w:w="90"/>
+            </w:tcMar>
+            <w:vAlign w:val="center"/>
+          </w:tcPr>
+          <w:p>
+            <w:pPr>
+              <w:jc w:val="left"/>
+            </w:pPr>
+            <w:r>
+              <w:rPr>
+                <w:sz w:val="17"/>
+                <w:szCs w:val="17"/>
+              </w:rPr>
+              <w:t xml:space="preserve">Contratto con ditta specializzata, posizionamento esche/trappole, rapporti</w:t>
+            </w:r>
+          </w:p>
+        </w:tc>
+      </w:tr>
+      <w:tr>
+        <w:trPr>
+          <w:tblHeader w:val="false"/>
+        </w:trPr>
+        <w:tc>
+          <w:tcPr>
+            <w:tcW w:type="dxa" w:w="3400"/>
+            <w:tcBorders>
+              <w:top w:val="single" w:color="808080" w:sz="4"/>
+              <w:left w:val="single" w:color="808080" w:sz="4"/>
+              <w:bottom w:val="single" w:color="808080" w:sz="4"/>
+              <w:right w:val="single" w:color="808080" w:sz="4"/>
+            </w:tcBorders>
+            <w:tcMar>
+              <w:top w:type="dxa" w:w="50"/>
+              <w:left w:type="dxa" w:w="90"/>
+              <w:bottom w:type="dxa" w:w="50"/>
+              <w:right w:type="dxa" w:w="90"/>
+            </w:tcMar>
+            <w:vAlign w:val="center"/>
+          </w:tcPr>
+          <w:p>
+            <w:pPr>
+              <w:jc w:val="left"/>
+            </w:pPr>
+            <w:r>
+              <w:rPr>
+                <w:sz w:val="17"/>
+                <w:szCs w:val="17"/>
+              </w:rPr>
+              <w:t xml:space="preserve">Manutenzione di locali, aperture, reti, illuminazione, servizi igienici</w:t>
+            </w:r>
+          </w:p>
+        </w:tc>
+        <w:tc>
+          <w:tcPr>
+            <w:tcW w:type="dxa" w:w="3119"/>
+            <w:tcBorders>
+              <w:top w:val="single" w:color="808080" w:sz="4"/>
+              <w:left w:val="single" w:color="808080" w:sz="4"/>
+              <w:bottom w:val="single" w:color="808080" w:sz="4"/>
+              <w:right w:val="single" w:color="808080" w:sz="4"/>
+            </w:tcBorders>
+            <w:tcMar>
+              <w:top w:type="dxa" w:w="50"/>
+              <w:left w:type="dxa" w:w="90"/>
+              <w:bottom w:type="dxa" w:w="50"/>
+              <w:right w:type="dxa" w:w="90"/>
+            </w:tcMar>
+            <w:vAlign w:val="center"/>
+          </w:tcPr>
+          <w:p>
+            <w:pPr>
+              <w:jc w:val="left"/>
+            </w:pPr>
+            <w:r>
+              <w:rPr>
+                <w:sz w:val="17"/>
+                <w:szCs w:val="17"/>
+              </w:rPr>
+              <w:t xml:space="preserve">Segnala con Modulo 6</w:t>
+            </w:r>
+          </w:p>
+        </w:tc>
+        <w:tc>
+          <w:tcPr>
+            <w:tcW w:type="dxa" w:w="3119"/>
+            <w:tcBorders>
+              <w:top w:val="single" w:color="808080" w:sz="4"/>
+              <w:left w:val="single" w:color="808080" w:sz="4"/>
+              <w:bottom w:val="single" w:color="808080" w:sz="4"/>
+              <w:right w:val="single" w:color="808080" w:sz="4"/>
+            </w:tcBorders>
+            <w:tcMar>
+              <w:top w:type="dxa" w:w="50"/>
+              <w:left w:type="dxa" w:w="90"/>
+              <w:bottom w:type="dxa" w:w="50"/>
+              <w:right w:type="dxa" w:w="90"/>
+            </w:tcMar>
+            <w:vAlign w:val="center"/>
+          </w:tcPr>
+          <w:p>
+            <w:pPr>
+              <w:jc w:val="left"/>
+            </w:pPr>
+            <w:r>
+              <w:rPr>
+                <w:sz w:val="17"/>
+                <w:szCs w:val="17"/>
+              </w:rPr>
+              <w:t xml:space="preserve">Provvede</w:t>
+            </w:r>
+          </w:p>
+        </w:tc>
+      </w:tr>
+      <w:tr>
+        <w:trPr>
+          <w:tblHeader w:val="false"/>
+        </w:trPr>
+        <w:tc>
+          <w:tcPr>
+            <w:tcW w:type="dxa" w:w="3400"/>
+            <w:tcBorders>
+              <w:top w:val="single" w:color="808080" w:sz="4"/>
+              <w:left w:val="single" w:color="808080" w:sz="4"/>
+              <w:bottom w:val="single" w:color="808080" w:sz="4"/>
+              <w:right w:val="single" w:color="808080" w:sz="4"/>
+            </w:tcBorders>
+            <w:tcMar>
+              <w:top w:type="dxa" w:w="50"/>
+              <w:left w:type="dxa" w:w="90"/>
+              <w:bottom w:type="dxa" w:w="50"/>
+              <w:right w:type="dxa" w:w="90"/>
+            </w:tcMar>
+            <w:vAlign w:val="center"/>
+          </w:tcPr>
+          <w:p>
+            <w:pPr>
+              <w:jc w:val="left"/>
+            </w:pPr>
+            <w:r>
+              <w:rPr>
+                <w:sz w:val="17"/>
+                <w:szCs w:val="17"/>
+              </w:rPr>
+              <w:t xml:space="preserve">Rifiuti e prodotti non idonei</w:t>
+            </w:r>
+          </w:p>
+        </w:tc>
+        <w:tc>
+          <w:tcPr>
+            <w:tcW w:type="dxa" w:w="3119"/>
+            <w:tcBorders>
+              <w:top w:val="single" w:color="808080" w:sz="4"/>
+              <w:left w:val="single" w:color="808080" w:sz="4"/>
+              <w:bottom w:val="single" w:color="808080" w:sz="4"/>
+              <w:right w:val="single" w:color="808080" w:sz="4"/>
+            </w:tcBorders>
+            <w:tcMar>
+              <w:top w:type="dxa" w:w="50"/>
+              <w:left w:type="dxa" w:w="90"/>
+              <w:bottom w:type="dxa" w:w="50"/>
+              <w:right w:type="dxa" w:w="90"/>
+            </w:tcMar>
+            <w:vAlign w:val="center"/>
+          </w:tcPr>
+          <w:p>
+            <w:pPr>
+              <w:jc w:val="left"/>
+            </w:pPr>
+            <w:r>
+              <w:rPr>
+                <w:sz w:val="17"/>
+                <w:szCs w:val="17"/>
+              </w:rPr>
+              <w:t xml:space="preserve">Raccoglie e segrega</w:t>
+            </w:r>
+          </w:p>
+        </w:tc>
+        <w:tc>
+          <w:tcPr>
+            <w:tcW w:type="dxa" w:w="3119"/>
+            <w:tcBorders>
+              <w:top w:val="single" w:color="808080" w:sz="4"/>
+              <w:left w:val="single" w:color="808080" w:sz="4"/>
+              <w:bottom w:val="single" w:color="808080" w:sz="4"/>
+              <w:right w:val="single" w:color="808080" w:sz="4"/>
+            </w:tcBorders>
+            <w:tcMar>
+              <w:top w:type="dxa" w:w="50"/>
+              <w:left w:type="dxa" w:w="90"/>
+              <w:bottom w:type="dxa" w:w="50"/>
+              <w:right w:type="dxa" w:w="90"/>
+            </w:tcMar>
+            <w:vAlign w:val="center"/>
+          </w:tcPr>
+          <w:p>
+            <w:pPr>
+              <w:jc w:val="left"/>
+            </w:pPr>
+            <w:r>
+              <w:rPr>
+                <w:sz w:val="17"/>
+                <w:szCs w:val="17"/>
+              </w:rPr>
+              <w:t xml:space="preserve">Contratti di smaltimento e formulari</w:t>
+            </w:r>
+          </w:p>
+        </w:tc>
+      </w:tr>
+      <w:tr>
+        <w:trPr>
+          <w:tblHeader w:val="false"/>
+        </w:trPr>
+        <w:tc>
+          <w:tcPr>
+            <w:tcW w:type="dxa" w:w="3400"/>
+            <w:tcBorders>
+              <w:top w:val="single" w:color="808080" w:sz="4"/>
+              <w:left w:val="single" w:color="808080" w:sz="4"/>
+              <w:bottom w:val="single" w:color="808080" w:sz="4"/>
+              <w:right w:val="single" w:color="808080" w:sz="4"/>
+            </w:tcBorders>
+            <w:tcMar>
+              <w:top w:type="dxa" w:w="50"/>
+              <w:left w:type="dxa" w:w="90"/>
+              <w:bottom w:type="dxa" w:w="50"/>
+              <w:right w:type="dxa" w:w="90"/>
+            </w:tcMar>
+            <w:vAlign w:val="center"/>
+          </w:tcPr>
+          <w:p>
+            <w:pPr>
+              <w:jc w:val="left"/>
+            </w:pPr>
+            <w:r>
+              <w:rPr>
+                <w:sz w:val="17"/>
+                <w:szCs w:val="17"/>
+              </w:rPr>
+              <w:t xml:space="preserve">Rintracciabilità, ritiro e richiamo</w:t>
+            </w:r>
+          </w:p>
+        </w:tc>
+        <w:tc>
+          <w:tcPr>
+            <w:tcW w:type="dxa" w:w="3119"/>
+            <w:tcBorders>
+              <w:top w:val="single" w:color="808080" w:sz="4"/>
+              <w:left w:val="single" w:color="808080" w:sz="4"/>
+              <w:bottom w:val="single" w:color="808080" w:sz="4"/>
+              <w:right w:val="single" w:color="808080" w:sz="4"/>
+            </w:tcBorders>
+            <w:tcMar>
+              <w:top w:type="dxa" w:w="50"/>
+              <w:left w:type="dxa" w:w="90"/>
+              <w:bottom w:type="dxa" w:w="50"/>
+              <w:right w:type="dxa" w:w="90"/>
+            </w:tcMar>
+            <w:vAlign w:val="center"/>
+          </w:tcPr>
+          <w:p>
+            <w:pPr>
+              <w:jc w:val="left"/>
+            </w:pPr>
+            <w:r>
+              <w:rPr>
+                <w:sz w:val="17"/>
+                <w:szCs w:val="17"/>
+              </w:rPr>
+              <w:t xml:space="preserve">Blocco fisico, ritiro materiale dai clienti</w:t>
+            </w:r>
+          </w:p>
+        </w:tc>
+        <w:tc>
+          <w:tcPr>
+            <w:tcW w:type="dxa" w:w="3119"/>
+            <w:tcBorders>
+              <w:top w:val="single" w:color="808080" w:sz="4"/>
+              <w:left w:val="single" w:color="808080" w:sz="4"/>
+              <w:bottom w:val="single" w:color="808080" w:sz="4"/>
+              <w:right w:val="single" w:color="808080" w:sz="4"/>
+            </w:tcBorders>
+            <w:tcMar>
+              <w:top w:type="dxa" w:w="50"/>
+              <w:left w:type="dxa" w:w="90"/>
+              <w:bottom w:type="dxa" w:w="50"/>
+              <w:right w:type="dxa" w:w="90"/>
+            </w:tcMar>
+            <w:vAlign w:val="center"/>
+          </w:tcPr>
+          <w:p>
+            <w:pPr>
+              <w:jc w:val="left"/>
+            </w:pPr>
+            <w:r>
+              <w:rPr>
+                <w:sz w:val="17"/>
+                <w:szCs w:val="17"/>
+              </w:rPr>
+              <w:t xml:space="preserve">Registrazioni documentali, avvio del ritiro, comunicazione all’AST</w:t>
+            </w:r>
+          </w:p>
+        </w:tc>
+      </w:tr>
+      <w:tr>
+        <w:trPr>
+          <w:tblHeader w:val="false"/>
+        </w:trPr>
+        <w:tc>
+          <w:tcPr>
+            <w:tcW w:type="dxa" w:w="3400"/>
+            <w:tcBorders>
+              <w:top w:val="single" w:color="808080" w:sz="4"/>
+              <w:left w:val="single" w:color="808080" w:sz="4"/>
+              <w:bottom w:val="single" w:color="808080" w:sz="4"/>
+              <w:right w:val="single" w:color="808080" w:sz="4"/>
+            </w:tcBorders>
+            <w:tcMar>
+              <w:top w:type="dxa" w:w="50"/>
+              <w:left w:type="dxa" w:w="90"/>
+              <w:bottom w:type="dxa" w:w="50"/>
+              <w:right w:type="dxa" w:w="90"/>
+            </w:tcMar>
+            <w:vAlign w:val="center"/>
+          </w:tcPr>
+          <w:p>
+            <w:pPr>
+              <w:jc w:val="left"/>
+            </w:pPr>
+            <w:r>
+              <w:rPr>
+                <w:sz w:val="17"/>
+                <w:szCs w:val="17"/>
+              </w:rPr>
+              <w:t xml:space="preserve">Formazione</w:t>
+            </w:r>
+          </w:p>
+        </w:tc>
+        <w:tc>
+          <w:tcPr>
+            <w:tcW w:type="dxa" w:w="3119"/>
+            <w:tcBorders>
+              <w:top w:val="single" w:color="808080" w:sz="4"/>
+              <w:left w:val="single" w:color="808080" w:sz="4"/>
+              <w:bottom w:val="single" w:color="808080" w:sz="4"/>
+              <w:right w:val="single" w:color="808080" w:sz="4"/>
+            </w:tcBorders>
+            <w:tcMar>
+              <w:top w:type="dxa" w:w="50"/>
+              <w:left w:type="dxa" w:w="90"/>
+              <w:bottom w:type="dxa" w:w="50"/>
+              <w:right w:type="dxa" w:w="90"/>
+            </w:tcMar>
+            <w:vAlign w:val="center"/>
+          </w:tcPr>
+          <w:p>
+            <w:pPr>
+              <w:jc w:val="left"/>
+            </w:pPr>
+            <w:r>
+              <w:rPr>
+                <w:sz w:val="17"/>
+                <w:szCs w:val="17"/>
+              </w:rPr>
+              <w:t xml:space="preserve">Personale IGS</w:t>
+            </w:r>
+          </w:p>
+        </w:tc>
+        <w:tc>
+          <w:tcPr>
+            <w:tcW w:type="dxa" w:w="3119"/>
+            <w:tcBorders>
+              <w:top w:val="single" w:color="808080" w:sz="4"/>
+              <w:left w:val="single" w:color="808080" w:sz="4"/>
+              <w:bottom w:val="single" w:color="808080" w:sz="4"/>
+              <w:right w:val="single" w:color="808080" w:sz="4"/>
+            </w:tcBorders>
+            <w:tcMar>
+              <w:top w:type="dxa" w:w="50"/>
+              <w:left w:type="dxa" w:w="90"/>
+              <w:bottom w:type="dxa" w:w="50"/>
+              <w:right w:type="dxa" w:w="90"/>
+            </w:tcMar>
+            <w:vAlign w:val="center"/>
+          </w:tcPr>
+          <w:p>
+            <w:pPr>
+              <w:jc w:val="left"/>
+            </w:pPr>
+            <w:r>
+              <w:rPr>
+                <w:sz w:val="17"/>
+                <w:szCs w:val="17"/>
+              </w:rPr>
+              <w:t xml:space="preserve">Personale AD Beverage</w:t>
+            </w:r>
+          </w:p>
+        </w:tc>
+      </w:tr>
+      <w:tr>
+        <w:trPr>
+          <w:tblHeader w:val="false"/>
+        </w:trPr>
+        <w:tc>
+          <w:tcPr>
+            <w:tcW w:type="dxa" w:w="3400"/>
+            <w:tcBorders>
+              <w:top w:val="single" w:color="808080" w:sz="4"/>
+              <w:left w:val="single" w:color="808080" w:sz="4"/>
+              <w:bottom w:val="single" w:color="808080" w:sz="4"/>
+              <w:right w:val="single" w:color="808080" w:sz="4"/>
+            </w:tcBorders>
+            <w:tcMar>
+              <w:top w:type="dxa" w:w="50"/>
+              <w:left w:type="dxa" w:w="90"/>
+              <w:bottom w:type="dxa" w:w="50"/>
+              <w:right w:type="dxa" w:w="90"/>
+            </w:tcMar>
+            <w:vAlign w:val="center"/>
+          </w:tcPr>
+          <w:p>
+            <w:pPr>
+              <w:jc w:val="left"/>
+            </w:pPr>
+            <w:r>
+              <w:rPr>
+                <w:sz w:val="17"/>
+                <w:szCs w:val="17"/>
+              </w:rPr>
+              <w:t xml:space="preserve">Verifica e riesame del piano</w:t>
+            </w:r>
+          </w:p>
+        </w:tc>
+        <w:tc>
+          <w:tcPr>
+            <w:tcW w:type="dxa" w:w="3119"/>
+            <w:tcBorders>
+              <w:top w:val="single" w:color="808080" w:sz="4"/>
+              <w:left w:val="single" w:color="808080" w:sz="4"/>
+              <w:bottom w:val="single" w:color="808080" w:sz="4"/>
+              <w:right w:val="single" w:color="808080" w:sz="4"/>
+            </w:tcBorders>
+            <w:tcMar>
+              <w:top w:type="dxa" w:w="50"/>
+              <w:left w:type="dxa" w:w="90"/>
+              <w:bottom w:type="dxa" w:w="50"/>
+              <w:right w:type="dxa" w:w="90"/>
+            </w:tcMar>
+            <w:vAlign w:val="center"/>
+          </w:tcPr>
+          <w:p>
+            <w:pPr>
+              <w:jc w:val="left"/>
+            </w:pPr>
+            <w:r>
+              <w:rPr>
+                <w:sz w:val="17"/>
+                <w:szCs w:val="17"/>
+              </w:rPr>
+              <w:t xml:space="preserve">Riunione congiunta annuale</w:t>
+            </w:r>
+          </w:p>
+        </w:tc>
+        <w:tc>
+          <w:tcPr>
+            <w:tcW w:type="dxa" w:w="3119"/>
+            <w:tcBorders>
+              <w:top w:val="single" w:color="808080" w:sz="4"/>
+              <w:left w:val="single" w:color="808080" w:sz="4"/>
+              <w:bottom w:val="single" w:color="808080" w:sz="4"/>
+              <w:right w:val="single" w:color="808080" w:sz="4"/>
+            </w:tcBorders>
+            <w:tcMar>
+              <w:top w:type="dxa" w:w="50"/>
+              <w:left w:type="dxa" w:w="90"/>
+              <w:bottom w:type="dxa" w:w="50"/>
+              <w:right w:type="dxa" w:w="90"/>
+            </w:tcMar>
+            <w:vAlign w:val="center"/>
+          </w:tcPr>
+          <w:p>
+            <w:pPr>
+              <w:jc w:val="left"/>
+            </w:pPr>
+            <w:r>
+              <w:rPr>
+                <w:sz w:val="17"/>
+                <w:szCs w:val="17"/>
+              </w:rPr>
+              <w:t xml:space="preserve">Riunione congiunta annuale</w:t>
+            </w:r>
+          </w:p>
+        </w:tc>
+      </w:tr>
+    </w:tbl>
+    <w:p>
+      <w:pPr>
+        <w:pStyle w:val="Heading2"/>
+      </w:pPr>
+      <w:r>
+        <w:t xml:space="preserve">Procedura di comunicazione delle misure</w:t>
+      </w:r>
+    </w:p>
+    <w:p>
+      <w:pPr>
+        <w:pStyle w:val="ListParagraph"/>
+        <w:numPr>
+          <w:ilvl w:val="0"/>
+          <w:numId w:val="4"/>
+        </w:numPr>
+        <w:spacing w:after="60" w:line="280"/>
+        <w:jc w:val="both"/>
+      </w:pPr>
+      <w:r>
+        <w:t xml:space="preserve">Quando IGS individua una misura necessaria al mantenimento o al miglioramento del piano HACCP che riguarda la struttura, gli impianti o i servizi dello stabilimento (ad esempio posizionamento di esche o trappole per insetti, intervento di disinfestazione, riparazione di reti, porte, lucernari o infiltrazioni, pulizia straordinaria, sostituzione di contenitori per rifiuti), la comunica per iscritto ad AD Beverage, via e-mail o PEC, compilando il Modulo 6.</w:t>
+      </w:r>
+    </w:p>
+    <w:p>
+      <w:pPr>
+        <w:pStyle w:val="ListParagraph"/>
+        <w:numPr>
+          <w:ilvl w:val="0"/>
+          <w:numId w:val="4"/>
+        </w:numPr>
+        <w:spacing w:after="60" w:line="280"/>
+        <w:jc w:val="both"/>
+      </w:pPr>
+      <w:r>
+        <w:t xml:space="preserve">Priorità: </w:t>
+      </w:r>
+      <w:r>
+        <w:rPr>
+          <w:b/>
+          <w:bCs/>
+        </w:rPr>
+        <w:t xml:space="preserve">urgente</w:t>
+      </w:r>
+      <w:r>
+        <w:t xml:space="preserve"> (rischio diretto per gli alimenti: infestanti, infiltrazioni sui prodotti, rotture strutturali) – AD Beverage provvede entro 24–48 ore; </w:t>
+      </w:r>
+      <w:r>
+        <w:rPr>
+          <w:b/>
+          <w:bCs/>
+        </w:rPr>
+        <w:t xml:space="preserve">ordinaria</w:t>
+      </w:r>
+      <w:r>
+        <w:t xml:space="preserve"> – entro 15 giorni o nei tempi concordati.</w:t>
+      </w:r>
+    </w:p>
+    <w:p>
+      <w:pPr>
+        <w:pStyle w:val="ListParagraph"/>
+        <w:numPr>
+          <w:ilvl w:val="0"/>
+          <w:numId w:val="4"/>
+        </w:numPr>
+        <w:spacing w:after="60" w:line="280"/>
+        <w:jc w:val="both"/>
+      </w:pPr>
+      <w:r>
+        <w:t xml:space="preserve">AD Beverage provvede, comunica a IGS la data dell’intervento e conserva la documentazione (rapporti, certificati, fatture).</w:t>
+      </w:r>
+    </w:p>
+    <w:p>
+      <w:pPr>
+        <w:pStyle w:val="ListParagraph"/>
+        <w:numPr>
+          <w:ilvl w:val="0"/>
+          <w:numId w:val="4"/>
+        </w:numPr>
+        <w:spacing w:after="60" w:line="280"/>
+        <w:jc w:val="both"/>
+      </w:pPr>
+      <w:r>
+        <w:t xml:space="preserve">Nell’attesa dell’intervento IGS adotta le misure temporanee possibili (segregazione e blocco dei prodotti, pulizia, copertura, chiusura dell’area) e le registra sul Modulo 2.</w:t>
+      </w:r>
+    </w:p>
+    <w:p>
+      <w:pPr>
+        <w:pStyle w:val="ListParagraph"/>
+        <w:numPr>
+          <w:ilvl w:val="0"/>
+          <w:numId w:val="4"/>
+        </w:numPr>
+        <w:spacing w:after="60" w:line="280"/>
+        <w:jc w:val="both"/>
+      </w:pPr>
+      <w:r>
+        <w:t xml:space="preserve">IGS verifica l’efficacia dell’intervento e chiude la richiesta sul Modulo 6. Le richieste aperte vengono esaminate nella riunione congiunta annuale di riesame.</w:t>
+      </w:r>
+    </w:p>
     <w:p>
       <w:pPr>
         <w:pStyle w:val="Heading1"/>
@@ -4111,7 +6449,7 @@
         <w:jc w:val="both"/>
       </w:pPr>
       <w:r>
-        <w:t xml:space="preserve">Per la ditta: Sig. Infante Antonio (Responsabile dell’autocontrollo)</w:t>
+        <w:t xml:space="preserve">Per IGS: Sig. Infante Antonio (Responsabile dell’autocontrollo) e personale di magazzino addetto al ricevimento e allo stoccaggio</w:t>
       </w:r>
     </w:p>
     <w:p>
@@ -4125,7 +6463,7 @@
         <w:jc w:val="both"/>
       </w:pPr>
       <w:r>
-        <w:t xml:space="preserve">Per la sede di Marotta: personale di magazzino addetto al ricevimento e allo stoccaggio</w:t>
+        <w:t xml:space="preserve">Per AD Beverage S.p.A. (gestione amministrativa dello stabilimento): Sig. Pera Luigi</w:t>
       </w:r>
     </w:p>
     <w:p>
@@ -4150,7 +6488,7 @@
         <w:pStyle w:val="ListParagraph"/>
         <w:numPr>
           <w:ilvl w:val="0"/>
-          <w:numId w:val="4"/>
+          <w:numId w:val="5"/>
         </w:numPr>
         <w:spacing w:after="60" w:line="280"/>
         <w:jc w:val="both"/>
@@ -4164,7 +6502,7 @@
         <w:pStyle w:val="ListParagraph"/>
         <w:numPr>
           <w:ilvl w:val="0"/>
-          <w:numId w:val="4"/>
+          <w:numId w:val="5"/>
         </w:numPr>
         <w:spacing w:after="60" w:line="280"/>
         <w:jc w:val="both"/>
@@ -4178,7 +6516,7 @@
         <w:pStyle w:val="ListParagraph"/>
         <w:numPr>
           <w:ilvl w:val="0"/>
-          <w:numId w:val="4"/>
+          <w:numId w:val="5"/>
         </w:numPr>
         <w:spacing w:after="60" w:line="280"/>
         <w:jc w:val="both"/>
@@ -4192,7 +6530,7 @@
         <w:pStyle w:val="ListParagraph"/>
         <w:numPr>
           <w:ilvl w:val="0"/>
-          <w:numId w:val="4"/>
+          <w:numId w:val="5"/>
         </w:numPr>
         <w:spacing w:after="60" w:line="280"/>
         <w:jc w:val="both"/>
@@ -4206,7 +6544,7 @@
         <w:pStyle w:val="ListParagraph"/>
         <w:numPr>
           <w:ilvl w:val="0"/>
-          <w:numId w:val="4"/>
+          <w:numId w:val="5"/>
         </w:numPr>
         <w:spacing w:after="60" w:line="280"/>
         <w:jc w:val="both"/>
@@ -4220,7 +6558,7 @@
         <w:pStyle w:val="ListParagraph"/>
         <w:numPr>
           <w:ilvl w:val="0"/>
-          <w:numId w:val="4"/>
+          <w:numId w:val="5"/>
         </w:numPr>
         <w:spacing w:after="60" w:line="280"/>
         <w:jc w:val="both"/>
@@ -4234,7 +6572,7 @@
         <w:pStyle w:val="ListParagraph"/>
         <w:numPr>
           <w:ilvl w:val="0"/>
-          <w:numId w:val="4"/>
+          <w:numId w:val="5"/>
         </w:numPr>
         <w:spacing w:after="60" w:line="280"/>
         <w:jc w:val="both"/>
@@ -4584,7 +6922,7 @@
                 <w:sz w:val="18"/>
                 <w:szCs w:val="18"/>
               </w:rPr>
-              <w:t xml:space="preserve">Magazzino e zona vendita al dettaglio della sede operativa di Marotta</w:t>
+              <w:t xml:space="preserve">Magazzino e zona vendita al dettaglio dello stabilimento di Marotta</w:t>
             </w:r>
           </w:p>
         </w:tc>
@@ -4649,7 +6987,7 @@
                 <w:sz w:val="18"/>
                 <w:szCs w:val="18"/>
               </w:rPr>
-              <w:t xml:space="preserve">Consegna a pubblici esercizi e clienti con automezzi aziendali; vendita al dettaglio in sede</w:t>
+              <w:t xml:space="preserve">Consegna a pubblici esercizi e clienti con automezzi IGS; vendita al dettaglio in sede</w:t>
             </w:r>
           </w:p>
         </w:tc>
@@ -7516,7 +9854,7 @@
                 <w:sz w:val="15"/>
                 <w:szCs w:val="15"/>
               </w:rPr>
-              <w:t xml:space="preserve">Conforme / non conforme</w:t>
+              <w:t xml:space="preserve">Corrispondenza DDT; confezioni integre; etichetta completa con lotto; prodotto in corso di validità; mezzo pulito senza carichi incompatibili</w:t>
             </w:r>
           </w:p>
         </w:tc>
@@ -7576,7 +9914,7 @@
                 <w:sz w:val="15"/>
                 <w:szCs w:val="15"/>
               </w:rPr>
-              <w:t xml:space="preserve">Addetti al ricevimento</w:t>
+              <w:t xml:space="preserve">Addetti IGS al ricevimento</w:t>
             </w:r>
           </w:p>
         </w:tc>
@@ -7648,7 +9986,7 @@
                 <w:sz w:val="15"/>
                 <w:szCs w:val="15"/>
               </w:rPr>
-              <w:t xml:space="preserve">– Cambio ditta fornitrice</w:t>
+              <w:t xml:space="preserve">– Segnalazione ad AD Beverage per contestazione o cambio fornitore</w:t>
             </w:r>
           </w:p>
           <w:p>
@@ -7953,7 +10291,7 @@
                 <w:sz w:val="15"/>
                 <w:szCs w:val="15"/>
               </w:rPr>
-              <w:t xml:space="preserve">– Intervento ditta infestanti</w:t>
+              <w:t xml:space="preserve">– Richiesta ad AD Beverage di intervento ditta infestanti (Mod. 6)</w:t>
             </w:r>
           </w:p>
           <w:p>
@@ -7995,7 +10333,7 @@
                 <w:sz w:val="15"/>
                 <w:szCs w:val="15"/>
               </w:rPr>
-              <w:t xml:space="preserve">– Mod. 1, Mod. 2, Mod. 3</w:t>
+              <w:t xml:space="preserve">– Mod. 1, 2, 3, 6</w:t>
             </w:r>
           </w:p>
         </w:tc>
@@ -8297,7 +10635,7 @@
         <w:jc w:val="both"/>
       </w:pPr>
       <w:r>
-        <w:t xml:space="preserve">Il Responsabile dell’autocontrollo ha il compito di pianificare le verifiche ispettive (almeno annuali) e convocare i componenti del gruppo alle date previste, avvalendosi ove necessario di un tecnico esterno. La verifica comprende:</w:t>
+        <w:t xml:space="preserve">Il Responsabile dell’autocontrollo ha il compito di pianificare le verifiche ispettive (almeno annuali) e convocare i componenti del gruppo alle date previste, in riunione congiunta IGS – AD Beverage almeno annuale, avvalendosi ove necessario di un tecnico esterno. La verifica comprende:</w:t>
       </w:r>
     </w:p>
     <w:p>
@@ -8386,6 +10724,20 @@
     </w:p>
     <w:p>
       <w:pPr>
+        <w:pStyle w:val="ListParagraph"/>
+        <w:numPr>
+          <w:ilvl w:val="0"/>
+          <w:numId w:val="2"/>
+        </w:numPr>
+        <w:spacing w:after="60" w:line="280"/>
+        <w:jc w:val="both"/>
+      </w:pPr>
+      <w:r>
+        <w:t xml:space="preserve">Esame delle richieste inviate ad AD Beverage (Modulo 6) e dei tempi di intervento.</w:t>
+      </w:r>
+    </w:p>
+    <w:p>
+      <w:pPr>
         <w:spacing w:after="120" w:line="300"/>
         <w:jc w:val="both"/>
       </w:pPr>
@@ -8423,7 +10775,7 @@
         <w:pStyle w:val="ListParagraph"/>
         <w:numPr>
           <w:ilvl w:val="0"/>
-          <w:numId w:val="5"/>
+          <w:numId w:val="6"/>
         </w:numPr>
         <w:spacing w:after="60" w:line="280"/>
         <w:jc w:val="both"/>
@@ -8437,7 +10789,7 @@
         <w:pStyle w:val="ListParagraph"/>
         <w:numPr>
           <w:ilvl w:val="0"/>
-          <w:numId w:val="5"/>
+          <w:numId w:val="6"/>
         </w:numPr>
         <w:spacing w:after="60" w:line="280"/>
         <w:jc w:val="both"/>
@@ -8451,7 +10803,7 @@
         <w:pStyle w:val="ListParagraph"/>
         <w:numPr>
           <w:ilvl w:val="0"/>
-          <w:numId w:val="5"/>
+          <w:numId w:val="6"/>
         </w:numPr>
         <w:spacing w:after="60" w:line="280"/>
         <w:jc w:val="both"/>
@@ -8465,7 +10817,7 @@
         <w:pStyle w:val="ListParagraph"/>
         <w:numPr>
           <w:ilvl w:val="0"/>
-          <w:numId w:val="5"/>
+          <w:numId w:val="6"/>
         </w:numPr>
         <w:spacing w:after="60" w:line="280"/>
         <w:jc w:val="both"/>
@@ -8479,7 +10831,7 @@
         <w:pStyle w:val="ListParagraph"/>
         <w:numPr>
           <w:ilvl w:val="0"/>
-          <w:numId w:val="5"/>
+          <w:numId w:val="6"/>
         </w:numPr>
         <w:spacing w:after="60" w:line="280"/>
         <w:jc w:val="both"/>
@@ -8490,11 +10842,25 @@
     </w:p>
     <w:p>
       <w:pPr>
+        <w:pStyle w:val="ListParagraph"/>
+        <w:numPr>
+          <w:ilvl w:val="0"/>
+          <w:numId w:val="6"/>
+        </w:numPr>
+        <w:spacing w:after="60" w:line="280"/>
+        <w:jc w:val="both"/>
+      </w:pPr>
+      <w:r>
+        <w:t xml:space="preserve">Richieste di intervento IGS → AD Beverage (Modulo 6)</w:t>
+      </w:r>
+    </w:p>
+    <w:p>
+      <w:pPr>
         <w:spacing w:after="120" w:line="300"/>
         <w:jc w:val="both"/>
       </w:pPr>
       <w:r>
-        <w:t xml:space="preserve">Le registrazioni sono effettuate con inchiostro indelebile, datate e sottoscritte. La loro conservazione, a cura del Responsabile, avviene all’interno della sede di Marotta per una facile ispezionabilità, per almeno 2 anni.</w:t>
+        <w:t xml:space="preserve">Le registrazioni sono effettuate con inchiostro indelebile, datate e sottoscritte. La loro conservazione, a cura del Responsabile, avviene all’interno dello stabilimento di Marotta per una facile ispezionabilità, per almeno 2 anni. IGS conserva i Moduli 1–5 e le copie del Modulo 6; AD Beverage conserva le richieste ricevute (Modulo 6) con la documentazione degli interventi, i contratti di servizio, i rapporti della ditta di controllo infestanti e i formulari dei rifiuti.</w:t>
       </w:r>
     </w:p>
     <w:p>
@@ -29909,6 +32275,3771 @@
         <w:tc>
           <w:tcPr>
             <w:tcW w:type="dxa" w:w="1338"/>
+            <w:tcBorders>
+              <w:top w:val="single" w:color="808080" w:sz="4"/>
+              <w:left w:val="single" w:color="808080" w:sz="4"/>
+              <w:bottom w:val="single" w:color="808080" w:sz="4"/>
+              <w:right w:val="single" w:color="808080" w:sz="4"/>
+            </w:tcBorders>
+            <w:tcMar>
+              <w:top w:type="dxa" w:w="50"/>
+              <w:left w:type="dxa" w:w="90"/>
+              <w:bottom w:type="dxa" w:w="50"/>
+              <w:right w:type="dxa" w:w="90"/>
+            </w:tcMar>
+            <w:vAlign w:val="center"/>
+          </w:tcPr>
+          <w:p>
+            <w:pPr>
+              <w:jc w:val="left"/>
+            </w:pPr>
+            <w:r>
+              <w:rPr>
+                <w:sz w:val="16"/>
+                <w:szCs w:val="16"/>
+              </w:rPr>
+              <w:t xml:space="preserve"> </w:t>
+            </w:r>
+          </w:p>
+        </w:tc>
+      </w:tr>
+    </w:tbl>
+    <w:p/>
+    <w:p>
+      <w:pPr>
+        <w:spacing w:after="120" w:line="300"/>
+        <w:jc w:val="left"/>
+      </w:pPr>
+      <w:r>
+        <w:t xml:space="preserve">Firma del Responsabile dell’autocontrollo: ______________________</w:t>
+      </w:r>
+    </w:p>
+    <w:p>
+      <w:pPr>
+        <w:pStyle w:val="Heading2"/>
+        <w:pageBreakBefore/>
+      </w:pPr>
+      <w:r>
+        <w:t xml:space="preserve">Modulo 6 – Richieste di intervento IGS → AD Beverage</w:t>
+      </w:r>
+    </w:p>
+    <w:p>
+      <w:pPr>
+        <w:spacing w:after="120" w:line="300"/>
+        <w:jc w:val="left"/>
+      </w:pPr>
+      <w:r>
+        <w:t xml:space="preserve">ITALIAN GLOBAL SOLUTION S.R.L. – Sede operativa di Marotta        Mese/Anno: ____________</w:t>
+      </w:r>
+    </w:p>
+    <w:tbl>
+      <w:tblPr>
+        <w:tblW w:type="dxa" w:w="9638"/>
+        <w:tblBorders>
+          <w:top w:val="single" w:color="auto" w:sz="4"/>
+          <w:left w:val="single" w:color="auto" w:sz="4"/>
+          <w:bottom w:val="single" w:color="auto" w:sz="4"/>
+          <w:right w:val="single" w:color="auto" w:sz="4"/>
+          <w:insideH w:val="single" w:color="auto" w:sz="4"/>
+          <w:insideV w:val="single" w:color="auto" w:sz="4"/>
+        </w:tblBorders>
+      </w:tblPr>
+      <w:tblGrid>
+        <w:gridCol w:w="500"/>
+        <w:gridCol w:w="1000"/>
+        <w:gridCol w:w="2600"/>
+        <w:gridCol w:w="800"/>
+        <w:gridCol w:w="1100"/>
+        <w:gridCol w:w="1300"/>
+        <w:gridCol w:w="1300"/>
+        <w:gridCol w:w="1038"/>
+      </w:tblGrid>
+      <w:tr>
+        <w:trPr>
+          <w:tblHeader/>
+          <w:trHeight w:val="0" w:hRule="atLeast"/>
+        </w:trPr>
+        <w:tc>
+          <w:tcPr>
+            <w:tcW w:type="dxa" w:w="500"/>
+            <w:tcBorders>
+              <w:top w:val="single" w:color="808080" w:sz="4"/>
+              <w:left w:val="single" w:color="808080" w:sz="4"/>
+              <w:bottom w:val="single" w:color="808080" w:sz="4"/>
+              <w:right w:val="single" w:color="808080" w:sz="4"/>
+            </w:tcBorders>
+            <w:shd w:fill="D9E2F3" w:color="auto" w:val="clear"/>
+            <w:tcMar>
+              <w:top w:type="dxa" w:w="50"/>
+              <w:left w:type="dxa" w:w="90"/>
+              <w:bottom w:type="dxa" w:w="50"/>
+              <w:right w:type="dxa" w:w="90"/>
+            </w:tcMar>
+            <w:vAlign w:val="center"/>
+          </w:tcPr>
+          <w:p>
+            <w:pPr>
+              <w:jc w:val="left"/>
+            </w:pPr>
+            <w:r>
+              <w:rPr>
+                <w:b/>
+                <w:bCs/>
+                <w:sz w:val="16"/>
+                <w:szCs w:val="16"/>
+              </w:rPr>
+              <w:t xml:space="preserve">N.</w:t>
+            </w:r>
+          </w:p>
+        </w:tc>
+        <w:tc>
+          <w:tcPr>
+            <w:tcW w:type="dxa" w:w="1000"/>
+            <w:tcBorders>
+              <w:top w:val="single" w:color="808080" w:sz="4"/>
+              <w:left w:val="single" w:color="808080" w:sz="4"/>
+              <w:bottom w:val="single" w:color="808080" w:sz="4"/>
+              <w:right w:val="single" w:color="808080" w:sz="4"/>
+            </w:tcBorders>
+            <w:shd w:fill="D9E2F3" w:color="auto" w:val="clear"/>
+            <w:tcMar>
+              <w:top w:type="dxa" w:w="50"/>
+              <w:left w:type="dxa" w:w="90"/>
+              <w:bottom w:type="dxa" w:w="50"/>
+              <w:right w:type="dxa" w:w="90"/>
+            </w:tcMar>
+            <w:vAlign w:val="center"/>
+          </w:tcPr>
+          <w:p>
+            <w:pPr>
+              <w:jc w:val="left"/>
+            </w:pPr>
+            <w:r>
+              <w:rPr>
+                <w:b/>
+                <w:bCs/>
+                <w:sz w:val="16"/>
+                <w:szCs w:val="16"/>
+              </w:rPr>
+              <w:t xml:space="preserve">Data richiesta</w:t>
+            </w:r>
+          </w:p>
+        </w:tc>
+        <w:tc>
+          <w:tcPr>
+            <w:tcW w:type="dxa" w:w="2600"/>
+            <w:tcBorders>
+              <w:top w:val="single" w:color="808080" w:sz="4"/>
+              <w:left w:val="single" w:color="808080" w:sz="4"/>
+              <w:bottom w:val="single" w:color="808080" w:sz="4"/>
+              <w:right w:val="single" w:color="808080" w:sz="4"/>
+            </w:tcBorders>
+            <w:shd w:fill="D9E2F3" w:color="auto" w:val="clear"/>
+            <w:tcMar>
+              <w:top w:type="dxa" w:w="50"/>
+              <w:left w:type="dxa" w:w="90"/>
+              <w:bottom w:type="dxa" w:w="50"/>
+              <w:right w:type="dxa" w:w="90"/>
+            </w:tcMar>
+            <w:vAlign w:val="center"/>
+          </w:tcPr>
+          <w:p>
+            <w:pPr>
+              <w:jc w:val="left"/>
+            </w:pPr>
+            <w:r>
+              <w:rPr>
+                <w:b/>
+                <w:bCs/>
+                <w:sz w:val="16"/>
+                <w:szCs w:val="16"/>
+              </w:rPr>
+              <w:t xml:space="preserve">Misura richiesta / motivo</w:t>
+            </w:r>
+          </w:p>
+        </w:tc>
+        <w:tc>
+          <w:tcPr>
+            <w:tcW w:type="dxa" w:w="800"/>
+            <w:tcBorders>
+              <w:top w:val="single" w:color="808080" w:sz="4"/>
+              <w:left w:val="single" w:color="808080" w:sz="4"/>
+              <w:bottom w:val="single" w:color="808080" w:sz="4"/>
+              <w:right w:val="single" w:color="808080" w:sz="4"/>
+            </w:tcBorders>
+            <w:shd w:fill="D9E2F3" w:color="auto" w:val="clear"/>
+            <w:tcMar>
+              <w:top w:type="dxa" w:w="50"/>
+              <w:left w:type="dxa" w:w="90"/>
+              <w:bottom w:type="dxa" w:w="50"/>
+              <w:right w:type="dxa" w:w="90"/>
+            </w:tcMar>
+            <w:vAlign w:val="center"/>
+          </w:tcPr>
+          <w:p>
+            <w:pPr>
+              <w:jc w:val="left"/>
+            </w:pPr>
+            <w:r>
+              <w:rPr>
+                <w:b/>
+                <w:bCs/>
+                <w:sz w:val="16"/>
+                <w:szCs w:val="16"/>
+              </w:rPr>
+              <w:t xml:space="preserve">Priorità (U/O)</w:t>
+            </w:r>
+          </w:p>
+        </w:tc>
+        <w:tc>
+          <w:tcPr>
+            <w:tcW w:type="dxa" w:w="1100"/>
+            <w:tcBorders>
+              <w:top w:val="single" w:color="808080" w:sz="4"/>
+              <w:left w:val="single" w:color="808080" w:sz="4"/>
+              <w:bottom w:val="single" w:color="808080" w:sz="4"/>
+              <w:right w:val="single" w:color="808080" w:sz="4"/>
+            </w:tcBorders>
+            <w:shd w:fill="D9E2F3" w:color="auto" w:val="clear"/>
+            <w:tcMar>
+              <w:top w:type="dxa" w:w="50"/>
+              <w:left w:type="dxa" w:w="90"/>
+              <w:bottom w:type="dxa" w:w="50"/>
+              <w:right w:type="dxa" w:w="90"/>
+            </w:tcMar>
+            <w:vAlign w:val="center"/>
+          </w:tcPr>
+          <w:p>
+            <w:pPr>
+              <w:jc w:val="left"/>
+            </w:pPr>
+            <w:r>
+              <w:rPr>
+                <w:b/>
+                <w:bCs/>
+                <w:sz w:val="16"/>
+                <w:szCs w:val="16"/>
+              </w:rPr>
+              <w:t xml:space="preserve">Inviata via (e-mail/PEC)</w:t>
+            </w:r>
+          </w:p>
+        </w:tc>
+        <w:tc>
+          <w:tcPr>
+            <w:tcW w:type="dxa" w:w="1300"/>
+            <w:tcBorders>
+              <w:top w:val="single" w:color="808080" w:sz="4"/>
+              <w:left w:val="single" w:color="808080" w:sz="4"/>
+              <w:bottom w:val="single" w:color="808080" w:sz="4"/>
+              <w:right w:val="single" w:color="808080" w:sz="4"/>
+            </w:tcBorders>
+            <w:shd w:fill="D9E2F3" w:color="auto" w:val="clear"/>
+            <w:tcMar>
+              <w:top w:type="dxa" w:w="50"/>
+              <w:left w:type="dxa" w:w="90"/>
+              <w:bottom w:type="dxa" w:w="50"/>
+              <w:right w:type="dxa" w:w="90"/>
+            </w:tcMar>
+            <w:vAlign w:val="center"/>
+          </w:tcPr>
+          <w:p>
+            <w:pPr>
+              <w:jc w:val="left"/>
+            </w:pPr>
+            <w:r>
+              <w:rPr>
+                <w:b/>
+                <w:bCs/>
+                <w:sz w:val="16"/>
+                <w:szCs w:val="16"/>
+              </w:rPr>
+              <w:t xml:space="preserve">Data intervento AD Beverage</w:t>
+            </w:r>
+          </w:p>
+        </w:tc>
+        <w:tc>
+          <w:tcPr>
+            <w:tcW w:type="dxa" w:w="1300"/>
+            <w:tcBorders>
+              <w:top w:val="single" w:color="808080" w:sz="4"/>
+              <w:left w:val="single" w:color="808080" w:sz="4"/>
+              <w:bottom w:val="single" w:color="808080" w:sz="4"/>
+              <w:right w:val="single" w:color="808080" w:sz="4"/>
+            </w:tcBorders>
+            <w:shd w:fill="D9E2F3" w:color="auto" w:val="clear"/>
+            <w:tcMar>
+              <w:top w:type="dxa" w:w="50"/>
+              <w:left w:type="dxa" w:w="90"/>
+              <w:bottom w:type="dxa" w:w="50"/>
+              <w:right w:type="dxa" w:w="90"/>
+            </w:tcMar>
+            <w:vAlign w:val="center"/>
+          </w:tcPr>
+          <w:p>
+            <w:pPr>
+              <w:jc w:val="left"/>
+            </w:pPr>
+            <w:r>
+              <w:rPr>
+                <w:b/>
+                <w:bCs/>
+                <w:sz w:val="16"/>
+                <w:szCs w:val="16"/>
+              </w:rPr>
+              <w:t xml:space="preserve">Verifica efficacia IGS</w:t>
+            </w:r>
+          </w:p>
+        </w:tc>
+        <w:tc>
+          <w:tcPr>
+            <w:tcW w:type="dxa" w:w="1038"/>
+            <w:tcBorders>
+              <w:top w:val="single" w:color="808080" w:sz="4"/>
+              <w:left w:val="single" w:color="808080" w:sz="4"/>
+              <w:bottom w:val="single" w:color="808080" w:sz="4"/>
+              <w:right w:val="single" w:color="808080" w:sz="4"/>
+            </w:tcBorders>
+            <w:shd w:fill="D9E2F3" w:color="auto" w:val="clear"/>
+            <w:tcMar>
+              <w:top w:type="dxa" w:w="50"/>
+              <w:left w:type="dxa" w:w="90"/>
+              <w:bottom w:type="dxa" w:w="50"/>
+              <w:right w:type="dxa" w:w="90"/>
+            </w:tcMar>
+            <w:vAlign w:val="center"/>
+          </w:tcPr>
+          <w:p>
+            <w:pPr>
+              <w:jc w:val="left"/>
+            </w:pPr>
+            <w:r>
+              <w:rPr>
+                <w:b/>
+                <w:bCs/>
+                <w:sz w:val="16"/>
+                <w:szCs w:val="16"/>
+              </w:rPr>
+              <w:t xml:space="preserve">Firma</w:t>
+            </w:r>
+          </w:p>
+        </w:tc>
+      </w:tr>
+      <w:tr>
+        <w:trPr>
+          <w:tblHeader w:val="false"/>
+          <w:trHeight w:val="440" w:hRule="atLeast"/>
+        </w:trPr>
+        <w:tc>
+          <w:tcPr>
+            <w:tcW w:type="dxa" w:w="500"/>
+            <w:tcBorders>
+              <w:top w:val="single" w:color="808080" w:sz="4"/>
+              <w:left w:val="single" w:color="808080" w:sz="4"/>
+              <w:bottom w:val="single" w:color="808080" w:sz="4"/>
+              <w:right w:val="single" w:color="808080" w:sz="4"/>
+            </w:tcBorders>
+            <w:tcMar>
+              <w:top w:type="dxa" w:w="50"/>
+              <w:left w:type="dxa" w:w="90"/>
+              <w:bottom w:type="dxa" w:w="50"/>
+              <w:right w:type="dxa" w:w="90"/>
+            </w:tcMar>
+            <w:vAlign w:val="center"/>
+          </w:tcPr>
+          <w:p>
+            <w:pPr>
+              <w:jc w:val="left"/>
+            </w:pPr>
+            <w:r>
+              <w:rPr>
+                <w:sz w:val="16"/>
+                <w:szCs w:val="16"/>
+              </w:rPr>
+              <w:t xml:space="preserve"> </w:t>
+            </w:r>
+          </w:p>
+        </w:tc>
+        <w:tc>
+          <w:tcPr>
+            <w:tcW w:type="dxa" w:w="1000"/>
+            <w:tcBorders>
+              <w:top w:val="single" w:color="808080" w:sz="4"/>
+              <w:left w:val="single" w:color="808080" w:sz="4"/>
+              <w:bottom w:val="single" w:color="808080" w:sz="4"/>
+              <w:right w:val="single" w:color="808080" w:sz="4"/>
+            </w:tcBorders>
+            <w:tcMar>
+              <w:top w:type="dxa" w:w="50"/>
+              <w:left w:type="dxa" w:w="90"/>
+              <w:bottom w:type="dxa" w:w="50"/>
+              <w:right w:type="dxa" w:w="90"/>
+            </w:tcMar>
+            <w:vAlign w:val="center"/>
+          </w:tcPr>
+          <w:p>
+            <w:pPr>
+              <w:jc w:val="left"/>
+            </w:pPr>
+            <w:r>
+              <w:rPr>
+                <w:sz w:val="16"/>
+                <w:szCs w:val="16"/>
+              </w:rPr>
+              <w:t xml:space="preserve"> </w:t>
+            </w:r>
+          </w:p>
+        </w:tc>
+        <w:tc>
+          <w:tcPr>
+            <w:tcW w:type="dxa" w:w="2600"/>
+            <w:tcBorders>
+              <w:top w:val="single" w:color="808080" w:sz="4"/>
+              <w:left w:val="single" w:color="808080" w:sz="4"/>
+              <w:bottom w:val="single" w:color="808080" w:sz="4"/>
+              <w:right w:val="single" w:color="808080" w:sz="4"/>
+            </w:tcBorders>
+            <w:tcMar>
+              <w:top w:type="dxa" w:w="50"/>
+              <w:left w:type="dxa" w:w="90"/>
+              <w:bottom w:type="dxa" w:w="50"/>
+              <w:right w:type="dxa" w:w="90"/>
+            </w:tcMar>
+            <w:vAlign w:val="center"/>
+          </w:tcPr>
+          <w:p>
+            <w:pPr>
+              <w:jc w:val="left"/>
+            </w:pPr>
+            <w:r>
+              <w:rPr>
+                <w:sz w:val="16"/>
+                <w:szCs w:val="16"/>
+              </w:rPr>
+              <w:t xml:space="preserve"> </w:t>
+            </w:r>
+          </w:p>
+        </w:tc>
+        <w:tc>
+          <w:tcPr>
+            <w:tcW w:type="dxa" w:w="800"/>
+            <w:tcBorders>
+              <w:top w:val="single" w:color="808080" w:sz="4"/>
+              <w:left w:val="single" w:color="808080" w:sz="4"/>
+              <w:bottom w:val="single" w:color="808080" w:sz="4"/>
+              <w:right w:val="single" w:color="808080" w:sz="4"/>
+            </w:tcBorders>
+            <w:tcMar>
+              <w:top w:type="dxa" w:w="50"/>
+              <w:left w:type="dxa" w:w="90"/>
+              <w:bottom w:type="dxa" w:w="50"/>
+              <w:right w:type="dxa" w:w="90"/>
+            </w:tcMar>
+            <w:vAlign w:val="center"/>
+          </w:tcPr>
+          <w:p>
+            <w:pPr>
+              <w:jc w:val="left"/>
+            </w:pPr>
+            <w:r>
+              <w:rPr>
+                <w:sz w:val="16"/>
+                <w:szCs w:val="16"/>
+              </w:rPr>
+              <w:t xml:space="preserve"> </w:t>
+            </w:r>
+          </w:p>
+        </w:tc>
+        <w:tc>
+          <w:tcPr>
+            <w:tcW w:type="dxa" w:w="1100"/>
+            <w:tcBorders>
+              <w:top w:val="single" w:color="808080" w:sz="4"/>
+              <w:left w:val="single" w:color="808080" w:sz="4"/>
+              <w:bottom w:val="single" w:color="808080" w:sz="4"/>
+              <w:right w:val="single" w:color="808080" w:sz="4"/>
+            </w:tcBorders>
+            <w:tcMar>
+              <w:top w:type="dxa" w:w="50"/>
+              <w:left w:type="dxa" w:w="90"/>
+              <w:bottom w:type="dxa" w:w="50"/>
+              <w:right w:type="dxa" w:w="90"/>
+            </w:tcMar>
+            <w:vAlign w:val="center"/>
+          </w:tcPr>
+          <w:p>
+            <w:pPr>
+              <w:jc w:val="left"/>
+            </w:pPr>
+            <w:r>
+              <w:rPr>
+                <w:sz w:val="16"/>
+                <w:szCs w:val="16"/>
+              </w:rPr>
+              <w:t xml:space="preserve"> </w:t>
+            </w:r>
+          </w:p>
+        </w:tc>
+        <w:tc>
+          <w:tcPr>
+            <w:tcW w:type="dxa" w:w="1300"/>
+            <w:tcBorders>
+              <w:top w:val="single" w:color="808080" w:sz="4"/>
+              <w:left w:val="single" w:color="808080" w:sz="4"/>
+              <w:bottom w:val="single" w:color="808080" w:sz="4"/>
+              <w:right w:val="single" w:color="808080" w:sz="4"/>
+            </w:tcBorders>
+            <w:tcMar>
+              <w:top w:type="dxa" w:w="50"/>
+              <w:left w:type="dxa" w:w="90"/>
+              <w:bottom w:type="dxa" w:w="50"/>
+              <w:right w:type="dxa" w:w="90"/>
+            </w:tcMar>
+            <w:vAlign w:val="center"/>
+          </w:tcPr>
+          <w:p>
+            <w:pPr>
+              <w:jc w:val="left"/>
+            </w:pPr>
+            <w:r>
+              <w:rPr>
+                <w:sz w:val="16"/>
+                <w:szCs w:val="16"/>
+              </w:rPr>
+              <w:t xml:space="preserve"> </w:t>
+            </w:r>
+          </w:p>
+        </w:tc>
+        <w:tc>
+          <w:tcPr>
+            <w:tcW w:type="dxa" w:w="1300"/>
+            <w:tcBorders>
+              <w:top w:val="single" w:color="808080" w:sz="4"/>
+              <w:left w:val="single" w:color="808080" w:sz="4"/>
+              <w:bottom w:val="single" w:color="808080" w:sz="4"/>
+              <w:right w:val="single" w:color="808080" w:sz="4"/>
+            </w:tcBorders>
+            <w:tcMar>
+              <w:top w:type="dxa" w:w="50"/>
+              <w:left w:type="dxa" w:w="90"/>
+              <w:bottom w:type="dxa" w:w="50"/>
+              <w:right w:type="dxa" w:w="90"/>
+            </w:tcMar>
+            <w:vAlign w:val="center"/>
+          </w:tcPr>
+          <w:p>
+            <w:pPr>
+              <w:jc w:val="left"/>
+            </w:pPr>
+            <w:r>
+              <w:rPr>
+                <w:sz w:val="16"/>
+                <w:szCs w:val="16"/>
+              </w:rPr>
+              <w:t xml:space="preserve"> </w:t>
+            </w:r>
+          </w:p>
+        </w:tc>
+        <w:tc>
+          <w:tcPr>
+            <w:tcW w:type="dxa" w:w="1038"/>
+            <w:tcBorders>
+              <w:top w:val="single" w:color="808080" w:sz="4"/>
+              <w:left w:val="single" w:color="808080" w:sz="4"/>
+              <w:bottom w:val="single" w:color="808080" w:sz="4"/>
+              <w:right w:val="single" w:color="808080" w:sz="4"/>
+            </w:tcBorders>
+            <w:tcMar>
+              <w:top w:type="dxa" w:w="50"/>
+              <w:left w:type="dxa" w:w="90"/>
+              <w:bottom w:type="dxa" w:w="50"/>
+              <w:right w:type="dxa" w:w="90"/>
+            </w:tcMar>
+            <w:vAlign w:val="center"/>
+          </w:tcPr>
+          <w:p>
+            <w:pPr>
+              <w:jc w:val="left"/>
+            </w:pPr>
+            <w:r>
+              <w:rPr>
+                <w:sz w:val="16"/>
+                <w:szCs w:val="16"/>
+              </w:rPr>
+              <w:t xml:space="preserve"> </w:t>
+            </w:r>
+          </w:p>
+        </w:tc>
+      </w:tr>
+      <w:tr>
+        <w:trPr>
+          <w:tblHeader w:val="false"/>
+          <w:trHeight w:val="440" w:hRule="atLeast"/>
+        </w:trPr>
+        <w:tc>
+          <w:tcPr>
+            <w:tcW w:type="dxa" w:w="500"/>
+            <w:tcBorders>
+              <w:top w:val="single" w:color="808080" w:sz="4"/>
+              <w:left w:val="single" w:color="808080" w:sz="4"/>
+              <w:bottom w:val="single" w:color="808080" w:sz="4"/>
+              <w:right w:val="single" w:color="808080" w:sz="4"/>
+            </w:tcBorders>
+            <w:tcMar>
+              <w:top w:type="dxa" w:w="50"/>
+              <w:left w:type="dxa" w:w="90"/>
+              <w:bottom w:type="dxa" w:w="50"/>
+              <w:right w:type="dxa" w:w="90"/>
+            </w:tcMar>
+            <w:vAlign w:val="center"/>
+          </w:tcPr>
+          <w:p>
+            <w:pPr>
+              <w:jc w:val="left"/>
+            </w:pPr>
+            <w:r>
+              <w:rPr>
+                <w:sz w:val="16"/>
+                <w:szCs w:val="16"/>
+              </w:rPr>
+              <w:t xml:space="preserve"> </w:t>
+            </w:r>
+          </w:p>
+        </w:tc>
+        <w:tc>
+          <w:tcPr>
+            <w:tcW w:type="dxa" w:w="1000"/>
+            <w:tcBorders>
+              <w:top w:val="single" w:color="808080" w:sz="4"/>
+              <w:left w:val="single" w:color="808080" w:sz="4"/>
+              <w:bottom w:val="single" w:color="808080" w:sz="4"/>
+              <w:right w:val="single" w:color="808080" w:sz="4"/>
+            </w:tcBorders>
+            <w:tcMar>
+              <w:top w:type="dxa" w:w="50"/>
+              <w:left w:type="dxa" w:w="90"/>
+              <w:bottom w:type="dxa" w:w="50"/>
+              <w:right w:type="dxa" w:w="90"/>
+            </w:tcMar>
+            <w:vAlign w:val="center"/>
+          </w:tcPr>
+          <w:p>
+            <w:pPr>
+              <w:jc w:val="left"/>
+            </w:pPr>
+            <w:r>
+              <w:rPr>
+                <w:sz w:val="16"/>
+                <w:szCs w:val="16"/>
+              </w:rPr>
+              <w:t xml:space="preserve"> </w:t>
+            </w:r>
+          </w:p>
+        </w:tc>
+        <w:tc>
+          <w:tcPr>
+            <w:tcW w:type="dxa" w:w="2600"/>
+            <w:tcBorders>
+              <w:top w:val="single" w:color="808080" w:sz="4"/>
+              <w:left w:val="single" w:color="808080" w:sz="4"/>
+              <w:bottom w:val="single" w:color="808080" w:sz="4"/>
+              <w:right w:val="single" w:color="808080" w:sz="4"/>
+            </w:tcBorders>
+            <w:tcMar>
+              <w:top w:type="dxa" w:w="50"/>
+              <w:left w:type="dxa" w:w="90"/>
+              <w:bottom w:type="dxa" w:w="50"/>
+              <w:right w:type="dxa" w:w="90"/>
+            </w:tcMar>
+            <w:vAlign w:val="center"/>
+          </w:tcPr>
+          <w:p>
+            <w:pPr>
+              <w:jc w:val="left"/>
+            </w:pPr>
+            <w:r>
+              <w:rPr>
+                <w:sz w:val="16"/>
+                <w:szCs w:val="16"/>
+              </w:rPr>
+              <w:t xml:space="preserve"> </w:t>
+            </w:r>
+          </w:p>
+        </w:tc>
+        <w:tc>
+          <w:tcPr>
+            <w:tcW w:type="dxa" w:w="800"/>
+            <w:tcBorders>
+              <w:top w:val="single" w:color="808080" w:sz="4"/>
+              <w:left w:val="single" w:color="808080" w:sz="4"/>
+              <w:bottom w:val="single" w:color="808080" w:sz="4"/>
+              <w:right w:val="single" w:color="808080" w:sz="4"/>
+            </w:tcBorders>
+            <w:tcMar>
+              <w:top w:type="dxa" w:w="50"/>
+              <w:left w:type="dxa" w:w="90"/>
+              <w:bottom w:type="dxa" w:w="50"/>
+              <w:right w:type="dxa" w:w="90"/>
+            </w:tcMar>
+            <w:vAlign w:val="center"/>
+          </w:tcPr>
+          <w:p>
+            <w:pPr>
+              <w:jc w:val="left"/>
+            </w:pPr>
+            <w:r>
+              <w:rPr>
+                <w:sz w:val="16"/>
+                <w:szCs w:val="16"/>
+              </w:rPr>
+              <w:t xml:space="preserve"> </w:t>
+            </w:r>
+          </w:p>
+        </w:tc>
+        <w:tc>
+          <w:tcPr>
+            <w:tcW w:type="dxa" w:w="1100"/>
+            <w:tcBorders>
+              <w:top w:val="single" w:color="808080" w:sz="4"/>
+              <w:left w:val="single" w:color="808080" w:sz="4"/>
+              <w:bottom w:val="single" w:color="808080" w:sz="4"/>
+              <w:right w:val="single" w:color="808080" w:sz="4"/>
+            </w:tcBorders>
+            <w:tcMar>
+              <w:top w:type="dxa" w:w="50"/>
+              <w:left w:type="dxa" w:w="90"/>
+              <w:bottom w:type="dxa" w:w="50"/>
+              <w:right w:type="dxa" w:w="90"/>
+            </w:tcMar>
+            <w:vAlign w:val="center"/>
+          </w:tcPr>
+          <w:p>
+            <w:pPr>
+              <w:jc w:val="left"/>
+            </w:pPr>
+            <w:r>
+              <w:rPr>
+                <w:sz w:val="16"/>
+                <w:szCs w:val="16"/>
+              </w:rPr>
+              <w:t xml:space="preserve"> </w:t>
+            </w:r>
+          </w:p>
+        </w:tc>
+        <w:tc>
+          <w:tcPr>
+            <w:tcW w:type="dxa" w:w="1300"/>
+            <w:tcBorders>
+              <w:top w:val="single" w:color="808080" w:sz="4"/>
+              <w:left w:val="single" w:color="808080" w:sz="4"/>
+              <w:bottom w:val="single" w:color="808080" w:sz="4"/>
+              <w:right w:val="single" w:color="808080" w:sz="4"/>
+            </w:tcBorders>
+            <w:tcMar>
+              <w:top w:type="dxa" w:w="50"/>
+              <w:left w:type="dxa" w:w="90"/>
+              <w:bottom w:type="dxa" w:w="50"/>
+              <w:right w:type="dxa" w:w="90"/>
+            </w:tcMar>
+            <w:vAlign w:val="center"/>
+          </w:tcPr>
+          <w:p>
+            <w:pPr>
+              <w:jc w:val="left"/>
+            </w:pPr>
+            <w:r>
+              <w:rPr>
+                <w:sz w:val="16"/>
+                <w:szCs w:val="16"/>
+              </w:rPr>
+              <w:t xml:space="preserve"> </w:t>
+            </w:r>
+          </w:p>
+        </w:tc>
+        <w:tc>
+          <w:tcPr>
+            <w:tcW w:type="dxa" w:w="1300"/>
+            <w:tcBorders>
+              <w:top w:val="single" w:color="808080" w:sz="4"/>
+              <w:left w:val="single" w:color="808080" w:sz="4"/>
+              <w:bottom w:val="single" w:color="808080" w:sz="4"/>
+              <w:right w:val="single" w:color="808080" w:sz="4"/>
+            </w:tcBorders>
+            <w:tcMar>
+              <w:top w:type="dxa" w:w="50"/>
+              <w:left w:type="dxa" w:w="90"/>
+              <w:bottom w:type="dxa" w:w="50"/>
+              <w:right w:type="dxa" w:w="90"/>
+            </w:tcMar>
+            <w:vAlign w:val="center"/>
+          </w:tcPr>
+          <w:p>
+            <w:pPr>
+              <w:jc w:val="left"/>
+            </w:pPr>
+            <w:r>
+              <w:rPr>
+                <w:sz w:val="16"/>
+                <w:szCs w:val="16"/>
+              </w:rPr>
+              <w:t xml:space="preserve"> </w:t>
+            </w:r>
+          </w:p>
+        </w:tc>
+        <w:tc>
+          <w:tcPr>
+            <w:tcW w:type="dxa" w:w="1038"/>
+            <w:tcBorders>
+              <w:top w:val="single" w:color="808080" w:sz="4"/>
+              <w:left w:val="single" w:color="808080" w:sz="4"/>
+              <w:bottom w:val="single" w:color="808080" w:sz="4"/>
+              <w:right w:val="single" w:color="808080" w:sz="4"/>
+            </w:tcBorders>
+            <w:tcMar>
+              <w:top w:type="dxa" w:w="50"/>
+              <w:left w:type="dxa" w:w="90"/>
+              <w:bottom w:type="dxa" w:w="50"/>
+              <w:right w:type="dxa" w:w="90"/>
+            </w:tcMar>
+            <w:vAlign w:val="center"/>
+          </w:tcPr>
+          <w:p>
+            <w:pPr>
+              <w:jc w:val="left"/>
+            </w:pPr>
+            <w:r>
+              <w:rPr>
+                <w:sz w:val="16"/>
+                <w:szCs w:val="16"/>
+              </w:rPr>
+              <w:t xml:space="preserve"> </w:t>
+            </w:r>
+          </w:p>
+        </w:tc>
+      </w:tr>
+      <w:tr>
+        <w:trPr>
+          <w:tblHeader w:val="false"/>
+          <w:trHeight w:val="440" w:hRule="atLeast"/>
+        </w:trPr>
+        <w:tc>
+          <w:tcPr>
+            <w:tcW w:type="dxa" w:w="500"/>
+            <w:tcBorders>
+              <w:top w:val="single" w:color="808080" w:sz="4"/>
+              <w:left w:val="single" w:color="808080" w:sz="4"/>
+              <w:bottom w:val="single" w:color="808080" w:sz="4"/>
+              <w:right w:val="single" w:color="808080" w:sz="4"/>
+            </w:tcBorders>
+            <w:tcMar>
+              <w:top w:type="dxa" w:w="50"/>
+              <w:left w:type="dxa" w:w="90"/>
+              <w:bottom w:type="dxa" w:w="50"/>
+              <w:right w:type="dxa" w:w="90"/>
+            </w:tcMar>
+            <w:vAlign w:val="center"/>
+          </w:tcPr>
+          <w:p>
+            <w:pPr>
+              <w:jc w:val="left"/>
+            </w:pPr>
+            <w:r>
+              <w:rPr>
+                <w:sz w:val="16"/>
+                <w:szCs w:val="16"/>
+              </w:rPr>
+              <w:t xml:space="preserve"> </w:t>
+            </w:r>
+          </w:p>
+        </w:tc>
+        <w:tc>
+          <w:tcPr>
+            <w:tcW w:type="dxa" w:w="1000"/>
+            <w:tcBorders>
+              <w:top w:val="single" w:color="808080" w:sz="4"/>
+              <w:left w:val="single" w:color="808080" w:sz="4"/>
+              <w:bottom w:val="single" w:color="808080" w:sz="4"/>
+              <w:right w:val="single" w:color="808080" w:sz="4"/>
+            </w:tcBorders>
+            <w:tcMar>
+              <w:top w:type="dxa" w:w="50"/>
+              <w:left w:type="dxa" w:w="90"/>
+              <w:bottom w:type="dxa" w:w="50"/>
+              <w:right w:type="dxa" w:w="90"/>
+            </w:tcMar>
+            <w:vAlign w:val="center"/>
+          </w:tcPr>
+          <w:p>
+            <w:pPr>
+              <w:jc w:val="left"/>
+            </w:pPr>
+            <w:r>
+              <w:rPr>
+                <w:sz w:val="16"/>
+                <w:szCs w:val="16"/>
+              </w:rPr>
+              <w:t xml:space="preserve"> </w:t>
+            </w:r>
+          </w:p>
+        </w:tc>
+        <w:tc>
+          <w:tcPr>
+            <w:tcW w:type="dxa" w:w="2600"/>
+            <w:tcBorders>
+              <w:top w:val="single" w:color="808080" w:sz="4"/>
+              <w:left w:val="single" w:color="808080" w:sz="4"/>
+              <w:bottom w:val="single" w:color="808080" w:sz="4"/>
+              <w:right w:val="single" w:color="808080" w:sz="4"/>
+            </w:tcBorders>
+            <w:tcMar>
+              <w:top w:type="dxa" w:w="50"/>
+              <w:left w:type="dxa" w:w="90"/>
+              <w:bottom w:type="dxa" w:w="50"/>
+              <w:right w:type="dxa" w:w="90"/>
+            </w:tcMar>
+            <w:vAlign w:val="center"/>
+          </w:tcPr>
+          <w:p>
+            <w:pPr>
+              <w:jc w:val="left"/>
+            </w:pPr>
+            <w:r>
+              <w:rPr>
+                <w:sz w:val="16"/>
+                <w:szCs w:val="16"/>
+              </w:rPr>
+              <w:t xml:space="preserve"> </w:t>
+            </w:r>
+          </w:p>
+        </w:tc>
+        <w:tc>
+          <w:tcPr>
+            <w:tcW w:type="dxa" w:w="800"/>
+            <w:tcBorders>
+              <w:top w:val="single" w:color="808080" w:sz="4"/>
+              <w:left w:val="single" w:color="808080" w:sz="4"/>
+              <w:bottom w:val="single" w:color="808080" w:sz="4"/>
+              <w:right w:val="single" w:color="808080" w:sz="4"/>
+            </w:tcBorders>
+            <w:tcMar>
+              <w:top w:type="dxa" w:w="50"/>
+              <w:left w:type="dxa" w:w="90"/>
+              <w:bottom w:type="dxa" w:w="50"/>
+              <w:right w:type="dxa" w:w="90"/>
+            </w:tcMar>
+            <w:vAlign w:val="center"/>
+          </w:tcPr>
+          <w:p>
+            <w:pPr>
+              <w:jc w:val="left"/>
+            </w:pPr>
+            <w:r>
+              <w:rPr>
+                <w:sz w:val="16"/>
+                <w:szCs w:val="16"/>
+              </w:rPr>
+              <w:t xml:space="preserve"> </w:t>
+            </w:r>
+          </w:p>
+        </w:tc>
+        <w:tc>
+          <w:tcPr>
+            <w:tcW w:type="dxa" w:w="1100"/>
+            <w:tcBorders>
+              <w:top w:val="single" w:color="808080" w:sz="4"/>
+              <w:left w:val="single" w:color="808080" w:sz="4"/>
+              <w:bottom w:val="single" w:color="808080" w:sz="4"/>
+              <w:right w:val="single" w:color="808080" w:sz="4"/>
+            </w:tcBorders>
+            <w:tcMar>
+              <w:top w:type="dxa" w:w="50"/>
+              <w:left w:type="dxa" w:w="90"/>
+              <w:bottom w:type="dxa" w:w="50"/>
+              <w:right w:type="dxa" w:w="90"/>
+            </w:tcMar>
+            <w:vAlign w:val="center"/>
+          </w:tcPr>
+          <w:p>
+            <w:pPr>
+              <w:jc w:val="left"/>
+            </w:pPr>
+            <w:r>
+              <w:rPr>
+                <w:sz w:val="16"/>
+                <w:szCs w:val="16"/>
+              </w:rPr>
+              <w:t xml:space="preserve"> </w:t>
+            </w:r>
+          </w:p>
+        </w:tc>
+        <w:tc>
+          <w:tcPr>
+            <w:tcW w:type="dxa" w:w="1300"/>
+            <w:tcBorders>
+              <w:top w:val="single" w:color="808080" w:sz="4"/>
+              <w:left w:val="single" w:color="808080" w:sz="4"/>
+              <w:bottom w:val="single" w:color="808080" w:sz="4"/>
+              <w:right w:val="single" w:color="808080" w:sz="4"/>
+            </w:tcBorders>
+            <w:tcMar>
+              <w:top w:type="dxa" w:w="50"/>
+              <w:left w:type="dxa" w:w="90"/>
+              <w:bottom w:type="dxa" w:w="50"/>
+              <w:right w:type="dxa" w:w="90"/>
+            </w:tcMar>
+            <w:vAlign w:val="center"/>
+          </w:tcPr>
+          <w:p>
+            <w:pPr>
+              <w:jc w:val="left"/>
+            </w:pPr>
+            <w:r>
+              <w:rPr>
+                <w:sz w:val="16"/>
+                <w:szCs w:val="16"/>
+              </w:rPr>
+              <w:t xml:space="preserve"> </w:t>
+            </w:r>
+          </w:p>
+        </w:tc>
+        <w:tc>
+          <w:tcPr>
+            <w:tcW w:type="dxa" w:w="1300"/>
+            <w:tcBorders>
+              <w:top w:val="single" w:color="808080" w:sz="4"/>
+              <w:left w:val="single" w:color="808080" w:sz="4"/>
+              <w:bottom w:val="single" w:color="808080" w:sz="4"/>
+              <w:right w:val="single" w:color="808080" w:sz="4"/>
+            </w:tcBorders>
+            <w:tcMar>
+              <w:top w:type="dxa" w:w="50"/>
+              <w:left w:type="dxa" w:w="90"/>
+              <w:bottom w:type="dxa" w:w="50"/>
+              <w:right w:type="dxa" w:w="90"/>
+            </w:tcMar>
+            <w:vAlign w:val="center"/>
+          </w:tcPr>
+          <w:p>
+            <w:pPr>
+              <w:jc w:val="left"/>
+            </w:pPr>
+            <w:r>
+              <w:rPr>
+                <w:sz w:val="16"/>
+                <w:szCs w:val="16"/>
+              </w:rPr>
+              <w:t xml:space="preserve"> </w:t>
+            </w:r>
+          </w:p>
+        </w:tc>
+        <w:tc>
+          <w:tcPr>
+            <w:tcW w:type="dxa" w:w="1038"/>
+            <w:tcBorders>
+              <w:top w:val="single" w:color="808080" w:sz="4"/>
+              <w:left w:val="single" w:color="808080" w:sz="4"/>
+              <w:bottom w:val="single" w:color="808080" w:sz="4"/>
+              <w:right w:val="single" w:color="808080" w:sz="4"/>
+            </w:tcBorders>
+            <w:tcMar>
+              <w:top w:type="dxa" w:w="50"/>
+              <w:left w:type="dxa" w:w="90"/>
+              <w:bottom w:type="dxa" w:w="50"/>
+              <w:right w:type="dxa" w:w="90"/>
+            </w:tcMar>
+            <w:vAlign w:val="center"/>
+          </w:tcPr>
+          <w:p>
+            <w:pPr>
+              <w:jc w:val="left"/>
+            </w:pPr>
+            <w:r>
+              <w:rPr>
+                <w:sz w:val="16"/>
+                <w:szCs w:val="16"/>
+              </w:rPr>
+              <w:t xml:space="preserve"> </w:t>
+            </w:r>
+          </w:p>
+        </w:tc>
+      </w:tr>
+      <w:tr>
+        <w:trPr>
+          <w:tblHeader w:val="false"/>
+          <w:trHeight w:val="440" w:hRule="atLeast"/>
+        </w:trPr>
+        <w:tc>
+          <w:tcPr>
+            <w:tcW w:type="dxa" w:w="500"/>
+            <w:tcBorders>
+              <w:top w:val="single" w:color="808080" w:sz="4"/>
+              <w:left w:val="single" w:color="808080" w:sz="4"/>
+              <w:bottom w:val="single" w:color="808080" w:sz="4"/>
+              <w:right w:val="single" w:color="808080" w:sz="4"/>
+            </w:tcBorders>
+            <w:tcMar>
+              <w:top w:type="dxa" w:w="50"/>
+              <w:left w:type="dxa" w:w="90"/>
+              <w:bottom w:type="dxa" w:w="50"/>
+              <w:right w:type="dxa" w:w="90"/>
+            </w:tcMar>
+            <w:vAlign w:val="center"/>
+          </w:tcPr>
+          <w:p>
+            <w:pPr>
+              <w:jc w:val="left"/>
+            </w:pPr>
+            <w:r>
+              <w:rPr>
+                <w:sz w:val="16"/>
+                <w:szCs w:val="16"/>
+              </w:rPr>
+              <w:t xml:space="preserve"> </w:t>
+            </w:r>
+          </w:p>
+        </w:tc>
+        <w:tc>
+          <w:tcPr>
+            <w:tcW w:type="dxa" w:w="1000"/>
+            <w:tcBorders>
+              <w:top w:val="single" w:color="808080" w:sz="4"/>
+              <w:left w:val="single" w:color="808080" w:sz="4"/>
+              <w:bottom w:val="single" w:color="808080" w:sz="4"/>
+              <w:right w:val="single" w:color="808080" w:sz="4"/>
+            </w:tcBorders>
+            <w:tcMar>
+              <w:top w:type="dxa" w:w="50"/>
+              <w:left w:type="dxa" w:w="90"/>
+              <w:bottom w:type="dxa" w:w="50"/>
+              <w:right w:type="dxa" w:w="90"/>
+            </w:tcMar>
+            <w:vAlign w:val="center"/>
+          </w:tcPr>
+          <w:p>
+            <w:pPr>
+              <w:jc w:val="left"/>
+            </w:pPr>
+            <w:r>
+              <w:rPr>
+                <w:sz w:val="16"/>
+                <w:szCs w:val="16"/>
+              </w:rPr>
+              <w:t xml:space="preserve"> </w:t>
+            </w:r>
+          </w:p>
+        </w:tc>
+        <w:tc>
+          <w:tcPr>
+            <w:tcW w:type="dxa" w:w="2600"/>
+            <w:tcBorders>
+              <w:top w:val="single" w:color="808080" w:sz="4"/>
+              <w:left w:val="single" w:color="808080" w:sz="4"/>
+              <w:bottom w:val="single" w:color="808080" w:sz="4"/>
+              <w:right w:val="single" w:color="808080" w:sz="4"/>
+            </w:tcBorders>
+            <w:tcMar>
+              <w:top w:type="dxa" w:w="50"/>
+              <w:left w:type="dxa" w:w="90"/>
+              <w:bottom w:type="dxa" w:w="50"/>
+              <w:right w:type="dxa" w:w="90"/>
+            </w:tcMar>
+            <w:vAlign w:val="center"/>
+          </w:tcPr>
+          <w:p>
+            <w:pPr>
+              <w:jc w:val="left"/>
+            </w:pPr>
+            <w:r>
+              <w:rPr>
+                <w:sz w:val="16"/>
+                <w:szCs w:val="16"/>
+              </w:rPr>
+              <w:t xml:space="preserve"> </w:t>
+            </w:r>
+          </w:p>
+        </w:tc>
+        <w:tc>
+          <w:tcPr>
+            <w:tcW w:type="dxa" w:w="800"/>
+            <w:tcBorders>
+              <w:top w:val="single" w:color="808080" w:sz="4"/>
+              <w:left w:val="single" w:color="808080" w:sz="4"/>
+              <w:bottom w:val="single" w:color="808080" w:sz="4"/>
+              <w:right w:val="single" w:color="808080" w:sz="4"/>
+            </w:tcBorders>
+            <w:tcMar>
+              <w:top w:type="dxa" w:w="50"/>
+              <w:left w:type="dxa" w:w="90"/>
+              <w:bottom w:type="dxa" w:w="50"/>
+              <w:right w:type="dxa" w:w="90"/>
+            </w:tcMar>
+            <w:vAlign w:val="center"/>
+          </w:tcPr>
+          <w:p>
+            <w:pPr>
+              <w:jc w:val="left"/>
+            </w:pPr>
+            <w:r>
+              <w:rPr>
+                <w:sz w:val="16"/>
+                <w:szCs w:val="16"/>
+              </w:rPr>
+              <w:t xml:space="preserve"> </w:t>
+            </w:r>
+          </w:p>
+        </w:tc>
+        <w:tc>
+          <w:tcPr>
+            <w:tcW w:type="dxa" w:w="1100"/>
+            <w:tcBorders>
+              <w:top w:val="single" w:color="808080" w:sz="4"/>
+              <w:left w:val="single" w:color="808080" w:sz="4"/>
+              <w:bottom w:val="single" w:color="808080" w:sz="4"/>
+              <w:right w:val="single" w:color="808080" w:sz="4"/>
+            </w:tcBorders>
+            <w:tcMar>
+              <w:top w:type="dxa" w:w="50"/>
+              <w:left w:type="dxa" w:w="90"/>
+              <w:bottom w:type="dxa" w:w="50"/>
+              <w:right w:type="dxa" w:w="90"/>
+            </w:tcMar>
+            <w:vAlign w:val="center"/>
+          </w:tcPr>
+          <w:p>
+            <w:pPr>
+              <w:jc w:val="left"/>
+            </w:pPr>
+            <w:r>
+              <w:rPr>
+                <w:sz w:val="16"/>
+                <w:szCs w:val="16"/>
+              </w:rPr>
+              <w:t xml:space="preserve"> </w:t>
+            </w:r>
+          </w:p>
+        </w:tc>
+        <w:tc>
+          <w:tcPr>
+            <w:tcW w:type="dxa" w:w="1300"/>
+            <w:tcBorders>
+              <w:top w:val="single" w:color="808080" w:sz="4"/>
+              <w:left w:val="single" w:color="808080" w:sz="4"/>
+              <w:bottom w:val="single" w:color="808080" w:sz="4"/>
+              <w:right w:val="single" w:color="808080" w:sz="4"/>
+            </w:tcBorders>
+            <w:tcMar>
+              <w:top w:type="dxa" w:w="50"/>
+              <w:left w:type="dxa" w:w="90"/>
+              <w:bottom w:type="dxa" w:w="50"/>
+              <w:right w:type="dxa" w:w="90"/>
+            </w:tcMar>
+            <w:vAlign w:val="center"/>
+          </w:tcPr>
+          <w:p>
+            <w:pPr>
+              <w:jc w:val="left"/>
+            </w:pPr>
+            <w:r>
+              <w:rPr>
+                <w:sz w:val="16"/>
+                <w:szCs w:val="16"/>
+              </w:rPr>
+              <w:t xml:space="preserve"> </w:t>
+            </w:r>
+          </w:p>
+        </w:tc>
+        <w:tc>
+          <w:tcPr>
+            <w:tcW w:type="dxa" w:w="1300"/>
+            <w:tcBorders>
+              <w:top w:val="single" w:color="808080" w:sz="4"/>
+              <w:left w:val="single" w:color="808080" w:sz="4"/>
+              <w:bottom w:val="single" w:color="808080" w:sz="4"/>
+              <w:right w:val="single" w:color="808080" w:sz="4"/>
+            </w:tcBorders>
+            <w:tcMar>
+              <w:top w:type="dxa" w:w="50"/>
+              <w:left w:type="dxa" w:w="90"/>
+              <w:bottom w:type="dxa" w:w="50"/>
+              <w:right w:type="dxa" w:w="90"/>
+            </w:tcMar>
+            <w:vAlign w:val="center"/>
+          </w:tcPr>
+          <w:p>
+            <w:pPr>
+              <w:jc w:val="left"/>
+            </w:pPr>
+            <w:r>
+              <w:rPr>
+                <w:sz w:val="16"/>
+                <w:szCs w:val="16"/>
+              </w:rPr>
+              <w:t xml:space="preserve"> </w:t>
+            </w:r>
+          </w:p>
+        </w:tc>
+        <w:tc>
+          <w:tcPr>
+            <w:tcW w:type="dxa" w:w="1038"/>
+            <w:tcBorders>
+              <w:top w:val="single" w:color="808080" w:sz="4"/>
+              <w:left w:val="single" w:color="808080" w:sz="4"/>
+              <w:bottom w:val="single" w:color="808080" w:sz="4"/>
+              <w:right w:val="single" w:color="808080" w:sz="4"/>
+            </w:tcBorders>
+            <w:tcMar>
+              <w:top w:type="dxa" w:w="50"/>
+              <w:left w:type="dxa" w:w="90"/>
+              <w:bottom w:type="dxa" w:w="50"/>
+              <w:right w:type="dxa" w:w="90"/>
+            </w:tcMar>
+            <w:vAlign w:val="center"/>
+          </w:tcPr>
+          <w:p>
+            <w:pPr>
+              <w:jc w:val="left"/>
+            </w:pPr>
+            <w:r>
+              <w:rPr>
+                <w:sz w:val="16"/>
+                <w:szCs w:val="16"/>
+              </w:rPr>
+              <w:t xml:space="preserve"> </w:t>
+            </w:r>
+          </w:p>
+        </w:tc>
+      </w:tr>
+      <w:tr>
+        <w:trPr>
+          <w:tblHeader w:val="false"/>
+          <w:trHeight w:val="440" w:hRule="atLeast"/>
+        </w:trPr>
+        <w:tc>
+          <w:tcPr>
+            <w:tcW w:type="dxa" w:w="500"/>
+            <w:tcBorders>
+              <w:top w:val="single" w:color="808080" w:sz="4"/>
+              <w:left w:val="single" w:color="808080" w:sz="4"/>
+              <w:bottom w:val="single" w:color="808080" w:sz="4"/>
+              <w:right w:val="single" w:color="808080" w:sz="4"/>
+            </w:tcBorders>
+            <w:tcMar>
+              <w:top w:type="dxa" w:w="50"/>
+              <w:left w:type="dxa" w:w="90"/>
+              <w:bottom w:type="dxa" w:w="50"/>
+              <w:right w:type="dxa" w:w="90"/>
+            </w:tcMar>
+            <w:vAlign w:val="center"/>
+          </w:tcPr>
+          <w:p>
+            <w:pPr>
+              <w:jc w:val="left"/>
+            </w:pPr>
+            <w:r>
+              <w:rPr>
+                <w:sz w:val="16"/>
+                <w:szCs w:val="16"/>
+              </w:rPr>
+              <w:t xml:space="preserve"> </w:t>
+            </w:r>
+          </w:p>
+        </w:tc>
+        <w:tc>
+          <w:tcPr>
+            <w:tcW w:type="dxa" w:w="1000"/>
+            <w:tcBorders>
+              <w:top w:val="single" w:color="808080" w:sz="4"/>
+              <w:left w:val="single" w:color="808080" w:sz="4"/>
+              <w:bottom w:val="single" w:color="808080" w:sz="4"/>
+              <w:right w:val="single" w:color="808080" w:sz="4"/>
+            </w:tcBorders>
+            <w:tcMar>
+              <w:top w:type="dxa" w:w="50"/>
+              <w:left w:type="dxa" w:w="90"/>
+              <w:bottom w:type="dxa" w:w="50"/>
+              <w:right w:type="dxa" w:w="90"/>
+            </w:tcMar>
+            <w:vAlign w:val="center"/>
+          </w:tcPr>
+          <w:p>
+            <w:pPr>
+              <w:jc w:val="left"/>
+            </w:pPr>
+            <w:r>
+              <w:rPr>
+                <w:sz w:val="16"/>
+                <w:szCs w:val="16"/>
+              </w:rPr>
+              <w:t xml:space="preserve"> </w:t>
+            </w:r>
+          </w:p>
+        </w:tc>
+        <w:tc>
+          <w:tcPr>
+            <w:tcW w:type="dxa" w:w="2600"/>
+            <w:tcBorders>
+              <w:top w:val="single" w:color="808080" w:sz="4"/>
+              <w:left w:val="single" w:color="808080" w:sz="4"/>
+              <w:bottom w:val="single" w:color="808080" w:sz="4"/>
+              <w:right w:val="single" w:color="808080" w:sz="4"/>
+            </w:tcBorders>
+            <w:tcMar>
+              <w:top w:type="dxa" w:w="50"/>
+              <w:left w:type="dxa" w:w="90"/>
+              <w:bottom w:type="dxa" w:w="50"/>
+              <w:right w:type="dxa" w:w="90"/>
+            </w:tcMar>
+            <w:vAlign w:val="center"/>
+          </w:tcPr>
+          <w:p>
+            <w:pPr>
+              <w:jc w:val="left"/>
+            </w:pPr>
+            <w:r>
+              <w:rPr>
+                <w:sz w:val="16"/>
+                <w:szCs w:val="16"/>
+              </w:rPr>
+              <w:t xml:space="preserve"> </w:t>
+            </w:r>
+          </w:p>
+        </w:tc>
+        <w:tc>
+          <w:tcPr>
+            <w:tcW w:type="dxa" w:w="800"/>
+            <w:tcBorders>
+              <w:top w:val="single" w:color="808080" w:sz="4"/>
+              <w:left w:val="single" w:color="808080" w:sz="4"/>
+              <w:bottom w:val="single" w:color="808080" w:sz="4"/>
+              <w:right w:val="single" w:color="808080" w:sz="4"/>
+            </w:tcBorders>
+            <w:tcMar>
+              <w:top w:type="dxa" w:w="50"/>
+              <w:left w:type="dxa" w:w="90"/>
+              <w:bottom w:type="dxa" w:w="50"/>
+              <w:right w:type="dxa" w:w="90"/>
+            </w:tcMar>
+            <w:vAlign w:val="center"/>
+          </w:tcPr>
+          <w:p>
+            <w:pPr>
+              <w:jc w:val="left"/>
+            </w:pPr>
+            <w:r>
+              <w:rPr>
+                <w:sz w:val="16"/>
+                <w:szCs w:val="16"/>
+              </w:rPr>
+              <w:t xml:space="preserve"> </w:t>
+            </w:r>
+          </w:p>
+        </w:tc>
+        <w:tc>
+          <w:tcPr>
+            <w:tcW w:type="dxa" w:w="1100"/>
+            <w:tcBorders>
+              <w:top w:val="single" w:color="808080" w:sz="4"/>
+              <w:left w:val="single" w:color="808080" w:sz="4"/>
+              <w:bottom w:val="single" w:color="808080" w:sz="4"/>
+              <w:right w:val="single" w:color="808080" w:sz="4"/>
+            </w:tcBorders>
+            <w:tcMar>
+              <w:top w:type="dxa" w:w="50"/>
+              <w:left w:type="dxa" w:w="90"/>
+              <w:bottom w:type="dxa" w:w="50"/>
+              <w:right w:type="dxa" w:w="90"/>
+            </w:tcMar>
+            <w:vAlign w:val="center"/>
+          </w:tcPr>
+          <w:p>
+            <w:pPr>
+              <w:jc w:val="left"/>
+            </w:pPr>
+            <w:r>
+              <w:rPr>
+                <w:sz w:val="16"/>
+                <w:szCs w:val="16"/>
+              </w:rPr>
+              <w:t xml:space="preserve"> </w:t>
+            </w:r>
+          </w:p>
+        </w:tc>
+        <w:tc>
+          <w:tcPr>
+            <w:tcW w:type="dxa" w:w="1300"/>
+            <w:tcBorders>
+              <w:top w:val="single" w:color="808080" w:sz="4"/>
+              <w:left w:val="single" w:color="808080" w:sz="4"/>
+              <w:bottom w:val="single" w:color="808080" w:sz="4"/>
+              <w:right w:val="single" w:color="808080" w:sz="4"/>
+            </w:tcBorders>
+            <w:tcMar>
+              <w:top w:type="dxa" w:w="50"/>
+              <w:left w:type="dxa" w:w="90"/>
+              <w:bottom w:type="dxa" w:w="50"/>
+              <w:right w:type="dxa" w:w="90"/>
+            </w:tcMar>
+            <w:vAlign w:val="center"/>
+          </w:tcPr>
+          <w:p>
+            <w:pPr>
+              <w:jc w:val="left"/>
+            </w:pPr>
+            <w:r>
+              <w:rPr>
+                <w:sz w:val="16"/>
+                <w:szCs w:val="16"/>
+              </w:rPr>
+              <w:t xml:space="preserve"> </w:t>
+            </w:r>
+          </w:p>
+        </w:tc>
+        <w:tc>
+          <w:tcPr>
+            <w:tcW w:type="dxa" w:w="1300"/>
+            <w:tcBorders>
+              <w:top w:val="single" w:color="808080" w:sz="4"/>
+              <w:left w:val="single" w:color="808080" w:sz="4"/>
+              <w:bottom w:val="single" w:color="808080" w:sz="4"/>
+              <w:right w:val="single" w:color="808080" w:sz="4"/>
+            </w:tcBorders>
+            <w:tcMar>
+              <w:top w:type="dxa" w:w="50"/>
+              <w:left w:type="dxa" w:w="90"/>
+              <w:bottom w:type="dxa" w:w="50"/>
+              <w:right w:type="dxa" w:w="90"/>
+            </w:tcMar>
+            <w:vAlign w:val="center"/>
+          </w:tcPr>
+          <w:p>
+            <w:pPr>
+              <w:jc w:val="left"/>
+            </w:pPr>
+            <w:r>
+              <w:rPr>
+                <w:sz w:val="16"/>
+                <w:szCs w:val="16"/>
+              </w:rPr>
+              <w:t xml:space="preserve"> </w:t>
+            </w:r>
+          </w:p>
+        </w:tc>
+        <w:tc>
+          <w:tcPr>
+            <w:tcW w:type="dxa" w:w="1038"/>
+            <w:tcBorders>
+              <w:top w:val="single" w:color="808080" w:sz="4"/>
+              <w:left w:val="single" w:color="808080" w:sz="4"/>
+              <w:bottom w:val="single" w:color="808080" w:sz="4"/>
+              <w:right w:val="single" w:color="808080" w:sz="4"/>
+            </w:tcBorders>
+            <w:tcMar>
+              <w:top w:type="dxa" w:w="50"/>
+              <w:left w:type="dxa" w:w="90"/>
+              <w:bottom w:type="dxa" w:w="50"/>
+              <w:right w:type="dxa" w:w="90"/>
+            </w:tcMar>
+            <w:vAlign w:val="center"/>
+          </w:tcPr>
+          <w:p>
+            <w:pPr>
+              <w:jc w:val="left"/>
+            </w:pPr>
+            <w:r>
+              <w:rPr>
+                <w:sz w:val="16"/>
+                <w:szCs w:val="16"/>
+              </w:rPr>
+              <w:t xml:space="preserve"> </w:t>
+            </w:r>
+          </w:p>
+        </w:tc>
+      </w:tr>
+      <w:tr>
+        <w:trPr>
+          <w:tblHeader w:val="false"/>
+          <w:trHeight w:val="440" w:hRule="atLeast"/>
+        </w:trPr>
+        <w:tc>
+          <w:tcPr>
+            <w:tcW w:type="dxa" w:w="500"/>
+            <w:tcBorders>
+              <w:top w:val="single" w:color="808080" w:sz="4"/>
+              <w:left w:val="single" w:color="808080" w:sz="4"/>
+              <w:bottom w:val="single" w:color="808080" w:sz="4"/>
+              <w:right w:val="single" w:color="808080" w:sz="4"/>
+            </w:tcBorders>
+            <w:tcMar>
+              <w:top w:type="dxa" w:w="50"/>
+              <w:left w:type="dxa" w:w="90"/>
+              <w:bottom w:type="dxa" w:w="50"/>
+              <w:right w:type="dxa" w:w="90"/>
+            </w:tcMar>
+            <w:vAlign w:val="center"/>
+          </w:tcPr>
+          <w:p>
+            <w:pPr>
+              <w:jc w:val="left"/>
+            </w:pPr>
+            <w:r>
+              <w:rPr>
+                <w:sz w:val="16"/>
+                <w:szCs w:val="16"/>
+              </w:rPr>
+              <w:t xml:space="preserve"> </w:t>
+            </w:r>
+          </w:p>
+        </w:tc>
+        <w:tc>
+          <w:tcPr>
+            <w:tcW w:type="dxa" w:w="1000"/>
+            <w:tcBorders>
+              <w:top w:val="single" w:color="808080" w:sz="4"/>
+              <w:left w:val="single" w:color="808080" w:sz="4"/>
+              <w:bottom w:val="single" w:color="808080" w:sz="4"/>
+              <w:right w:val="single" w:color="808080" w:sz="4"/>
+            </w:tcBorders>
+            <w:tcMar>
+              <w:top w:type="dxa" w:w="50"/>
+              <w:left w:type="dxa" w:w="90"/>
+              <w:bottom w:type="dxa" w:w="50"/>
+              <w:right w:type="dxa" w:w="90"/>
+            </w:tcMar>
+            <w:vAlign w:val="center"/>
+          </w:tcPr>
+          <w:p>
+            <w:pPr>
+              <w:jc w:val="left"/>
+            </w:pPr>
+            <w:r>
+              <w:rPr>
+                <w:sz w:val="16"/>
+                <w:szCs w:val="16"/>
+              </w:rPr>
+              <w:t xml:space="preserve"> </w:t>
+            </w:r>
+          </w:p>
+        </w:tc>
+        <w:tc>
+          <w:tcPr>
+            <w:tcW w:type="dxa" w:w="2600"/>
+            <w:tcBorders>
+              <w:top w:val="single" w:color="808080" w:sz="4"/>
+              <w:left w:val="single" w:color="808080" w:sz="4"/>
+              <w:bottom w:val="single" w:color="808080" w:sz="4"/>
+              <w:right w:val="single" w:color="808080" w:sz="4"/>
+            </w:tcBorders>
+            <w:tcMar>
+              <w:top w:type="dxa" w:w="50"/>
+              <w:left w:type="dxa" w:w="90"/>
+              <w:bottom w:type="dxa" w:w="50"/>
+              <w:right w:type="dxa" w:w="90"/>
+            </w:tcMar>
+            <w:vAlign w:val="center"/>
+          </w:tcPr>
+          <w:p>
+            <w:pPr>
+              <w:jc w:val="left"/>
+            </w:pPr>
+            <w:r>
+              <w:rPr>
+                <w:sz w:val="16"/>
+                <w:szCs w:val="16"/>
+              </w:rPr>
+              <w:t xml:space="preserve"> </w:t>
+            </w:r>
+          </w:p>
+        </w:tc>
+        <w:tc>
+          <w:tcPr>
+            <w:tcW w:type="dxa" w:w="800"/>
+            <w:tcBorders>
+              <w:top w:val="single" w:color="808080" w:sz="4"/>
+              <w:left w:val="single" w:color="808080" w:sz="4"/>
+              <w:bottom w:val="single" w:color="808080" w:sz="4"/>
+              <w:right w:val="single" w:color="808080" w:sz="4"/>
+            </w:tcBorders>
+            <w:tcMar>
+              <w:top w:type="dxa" w:w="50"/>
+              <w:left w:type="dxa" w:w="90"/>
+              <w:bottom w:type="dxa" w:w="50"/>
+              <w:right w:type="dxa" w:w="90"/>
+            </w:tcMar>
+            <w:vAlign w:val="center"/>
+          </w:tcPr>
+          <w:p>
+            <w:pPr>
+              <w:jc w:val="left"/>
+            </w:pPr>
+            <w:r>
+              <w:rPr>
+                <w:sz w:val="16"/>
+                <w:szCs w:val="16"/>
+              </w:rPr>
+              <w:t xml:space="preserve"> </w:t>
+            </w:r>
+          </w:p>
+        </w:tc>
+        <w:tc>
+          <w:tcPr>
+            <w:tcW w:type="dxa" w:w="1100"/>
+            <w:tcBorders>
+              <w:top w:val="single" w:color="808080" w:sz="4"/>
+              <w:left w:val="single" w:color="808080" w:sz="4"/>
+              <w:bottom w:val="single" w:color="808080" w:sz="4"/>
+              <w:right w:val="single" w:color="808080" w:sz="4"/>
+            </w:tcBorders>
+            <w:tcMar>
+              <w:top w:type="dxa" w:w="50"/>
+              <w:left w:type="dxa" w:w="90"/>
+              <w:bottom w:type="dxa" w:w="50"/>
+              <w:right w:type="dxa" w:w="90"/>
+            </w:tcMar>
+            <w:vAlign w:val="center"/>
+          </w:tcPr>
+          <w:p>
+            <w:pPr>
+              <w:jc w:val="left"/>
+            </w:pPr>
+            <w:r>
+              <w:rPr>
+                <w:sz w:val="16"/>
+                <w:szCs w:val="16"/>
+              </w:rPr>
+              <w:t xml:space="preserve"> </w:t>
+            </w:r>
+          </w:p>
+        </w:tc>
+        <w:tc>
+          <w:tcPr>
+            <w:tcW w:type="dxa" w:w="1300"/>
+            <w:tcBorders>
+              <w:top w:val="single" w:color="808080" w:sz="4"/>
+              <w:left w:val="single" w:color="808080" w:sz="4"/>
+              <w:bottom w:val="single" w:color="808080" w:sz="4"/>
+              <w:right w:val="single" w:color="808080" w:sz="4"/>
+            </w:tcBorders>
+            <w:tcMar>
+              <w:top w:type="dxa" w:w="50"/>
+              <w:left w:type="dxa" w:w="90"/>
+              <w:bottom w:type="dxa" w:w="50"/>
+              <w:right w:type="dxa" w:w="90"/>
+            </w:tcMar>
+            <w:vAlign w:val="center"/>
+          </w:tcPr>
+          <w:p>
+            <w:pPr>
+              <w:jc w:val="left"/>
+            </w:pPr>
+            <w:r>
+              <w:rPr>
+                <w:sz w:val="16"/>
+                <w:szCs w:val="16"/>
+              </w:rPr>
+              <w:t xml:space="preserve"> </w:t>
+            </w:r>
+          </w:p>
+        </w:tc>
+        <w:tc>
+          <w:tcPr>
+            <w:tcW w:type="dxa" w:w="1300"/>
+            <w:tcBorders>
+              <w:top w:val="single" w:color="808080" w:sz="4"/>
+              <w:left w:val="single" w:color="808080" w:sz="4"/>
+              <w:bottom w:val="single" w:color="808080" w:sz="4"/>
+              <w:right w:val="single" w:color="808080" w:sz="4"/>
+            </w:tcBorders>
+            <w:tcMar>
+              <w:top w:type="dxa" w:w="50"/>
+              <w:left w:type="dxa" w:w="90"/>
+              <w:bottom w:type="dxa" w:w="50"/>
+              <w:right w:type="dxa" w:w="90"/>
+            </w:tcMar>
+            <w:vAlign w:val="center"/>
+          </w:tcPr>
+          <w:p>
+            <w:pPr>
+              <w:jc w:val="left"/>
+            </w:pPr>
+            <w:r>
+              <w:rPr>
+                <w:sz w:val="16"/>
+                <w:szCs w:val="16"/>
+              </w:rPr>
+              <w:t xml:space="preserve"> </w:t>
+            </w:r>
+          </w:p>
+        </w:tc>
+        <w:tc>
+          <w:tcPr>
+            <w:tcW w:type="dxa" w:w="1038"/>
+            <w:tcBorders>
+              <w:top w:val="single" w:color="808080" w:sz="4"/>
+              <w:left w:val="single" w:color="808080" w:sz="4"/>
+              <w:bottom w:val="single" w:color="808080" w:sz="4"/>
+              <w:right w:val="single" w:color="808080" w:sz="4"/>
+            </w:tcBorders>
+            <w:tcMar>
+              <w:top w:type="dxa" w:w="50"/>
+              <w:left w:type="dxa" w:w="90"/>
+              <w:bottom w:type="dxa" w:w="50"/>
+              <w:right w:type="dxa" w:w="90"/>
+            </w:tcMar>
+            <w:vAlign w:val="center"/>
+          </w:tcPr>
+          <w:p>
+            <w:pPr>
+              <w:jc w:val="left"/>
+            </w:pPr>
+            <w:r>
+              <w:rPr>
+                <w:sz w:val="16"/>
+                <w:szCs w:val="16"/>
+              </w:rPr>
+              <w:t xml:space="preserve"> </w:t>
+            </w:r>
+          </w:p>
+        </w:tc>
+      </w:tr>
+      <w:tr>
+        <w:trPr>
+          <w:tblHeader w:val="false"/>
+          <w:trHeight w:val="440" w:hRule="atLeast"/>
+        </w:trPr>
+        <w:tc>
+          <w:tcPr>
+            <w:tcW w:type="dxa" w:w="500"/>
+            <w:tcBorders>
+              <w:top w:val="single" w:color="808080" w:sz="4"/>
+              <w:left w:val="single" w:color="808080" w:sz="4"/>
+              <w:bottom w:val="single" w:color="808080" w:sz="4"/>
+              <w:right w:val="single" w:color="808080" w:sz="4"/>
+            </w:tcBorders>
+            <w:tcMar>
+              <w:top w:type="dxa" w:w="50"/>
+              <w:left w:type="dxa" w:w="90"/>
+              <w:bottom w:type="dxa" w:w="50"/>
+              <w:right w:type="dxa" w:w="90"/>
+            </w:tcMar>
+            <w:vAlign w:val="center"/>
+          </w:tcPr>
+          <w:p>
+            <w:pPr>
+              <w:jc w:val="left"/>
+            </w:pPr>
+            <w:r>
+              <w:rPr>
+                <w:sz w:val="16"/>
+                <w:szCs w:val="16"/>
+              </w:rPr>
+              <w:t xml:space="preserve"> </w:t>
+            </w:r>
+          </w:p>
+        </w:tc>
+        <w:tc>
+          <w:tcPr>
+            <w:tcW w:type="dxa" w:w="1000"/>
+            <w:tcBorders>
+              <w:top w:val="single" w:color="808080" w:sz="4"/>
+              <w:left w:val="single" w:color="808080" w:sz="4"/>
+              <w:bottom w:val="single" w:color="808080" w:sz="4"/>
+              <w:right w:val="single" w:color="808080" w:sz="4"/>
+            </w:tcBorders>
+            <w:tcMar>
+              <w:top w:type="dxa" w:w="50"/>
+              <w:left w:type="dxa" w:w="90"/>
+              <w:bottom w:type="dxa" w:w="50"/>
+              <w:right w:type="dxa" w:w="90"/>
+            </w:tcMar>
+            <w:vAlign w:val="center"/>
+          </w:tcPr>
+          <w:p>
+            <w:pPr>
+              <w:jc w:val="left"/>
+            </w:pPr>
+            <w:r>
+              <w:rPr>
+                <w:sz w:val="16"/>
+                <w:szCs w:val="16"/>
+              </w:rPr>
+              <w:t xml:space="preserve"> </w:t>
+            </w:r>
+          </w:p>
+        </w:tc>
+        <w:tc>
+          <w:tcPr>
+            <w:tcW w:type="dxa" w:w="2600"/>
+            <w:tcBorders>
+              <w:top w:val="single" w:color="808080" w:sz="4"/>
+              <w:left w:val="single" w:color="808080" w:sz="4"/>
+              <w:bottom w:val="single" w:color="808080" w:sz="4"/>
+              <w:right w:val="single" w:color="808080" w:sz="4"/>
+            </w:tcBorders>
+            <w:tcMar>
+              <w:top w:type="dxa" w:w="50"/>
+              <w:left w:type="dxa" w:w="90"/>
+              <w:bottom w:type="dxa" w:w="50"/>
+              <w:right w:type="dxa" w:w="90"/>
+            </w:tcMar>
+            <w:vAlign w:val="center"/>
+          </w:tcPr>
+          <w:p>
+            <w:pPr>
+              <w:jc w:val="left"/>
+            </w:pPr>
+            <w:r>
+              <w:rPr>
+                <w:sz w:val="16"/>
+                <w:szCs w:val="16"/>
+              </w:rPr>
+              <w:t xml:space="preserve"> </w:t>
+            </w:r>
+          </w:p>
+        </w:tc>
+        <w:tc>
+          <w:tcPr>
+            <w:tcW w:type="dxa" w:w="800"/>
+            <w:tcBorders>
+              <w:top w:val="single" w:color="808080" w:sz="4"/>
+              <w:left w:val="single" w:color="808080" w:sz="4"/>
+              <w:bottom w:val="single" w:color="808080" w:sz="4"/>
+              <w:right w:val="single" w:color="808080" w:sz="4"/>
+            </w:tcBorders>
+            <w:tcMar>
+              <w:top w:type="dxa" w:w="50"/>
+              <w:left w:type="dxa" w:w="90"/>
+              <w:bottom w:type="dxa" w:w="50"/>
+              <w:right w:type="dxa" w:w="90"/>
+            </w:tcMar>
+            <w:vAlign w:val="center"/>
+          </w:tcPr>
+          <w:p>
+            <w:pPr>
+              <w:jc w:val="left"/>
+            </w:pPr>
+            <w:r>
+              <w:rPr>
+                <w:sz w:val="16"/>
+                <w:szCs w:val="16"/>
+              </w:rPr>
+              <w:t xml:space="preserve"> </w:t>
+            </w:r>
+          </w:p>
+        </w:tc>
+        <w:tc>
+          <w:tcPr>
+            <w:tcW w:type="dxa" w:w="1100"/>
+            <w:tcBorders>
+              <w:top w:val="single" w:color="808080" w:sz="4"/>
+              <w:left w:val="single" w:color="808080" w:sz="4"/>
+              <w:bottom w:val="single" w:color="808080" w:sz="4"/>
+              <w:right w:val="single" w:color="808080" w:sz="4"/>
+            </w:tcBorders>
+            <w:tcMar>
+              <w:top w:type="dxa" w:w="50"/>
+              <w:left w:type="dxa" w:w="90"/>
+              <w:bottom w:type="dxa" w:w="50"/>
+              <w:right w:type="dxa" w:w="90"/>
+            </w:tcMar>
+            <w:vAlign w:val="center"/>
+          </w:tcPr>
+          <w:p>
+            <w:pPr>
+              <w:jc w:val="left"/>
+            </w:pPr>
+            <w:r>
+              <w:rPr>
+                <w:sz w:val="16"/>
+                <w:szCs w:val="16"/>
+              </w:rPr>
+              <w:t xml:space="preserve"> </w:t>
+            </w:r>
+          </w:p>
+        </w:tc>
+        <w:tc>
+          <w:tcPr>
+            <w:tcW w:type="dxa" w:w="1300"/>
+            <w:tcBorders>
+              <w:top w:val="single" w:color="808080" w:sz="4"/>
+              <w:left w:val="single" w:color="808080" w:sz="4"/>
+              <w:bottom w:val="single" w:color="808080" w:sz="4"/>
+              <w:right w:val="single" w:color="808080" w:sz="4"/>
+            </w:tcBorders>
+            <w:tcMar>
+              <w:top w:type="dxa" w:w="50"/>
+              <w:left w:type="dxa" w:w="90"/>
+              <w:bottom w:type="dxa" w:w="50"/>
+              <w:right w:type="dxa" w:w="90"/>
+            </w:tcMar>
+            <w:vAlign w:val="center"/>
+          </w:tcPr>
+          <w:p>
+            <w:pPr>
+              <w:jc w:val="left"/>
+            </w:pPr>
+            <w:r>
+              <w:rPr>
+                <w:sz w:val="16"/>
+                <w:szCs w:val="16"/>
+              </w:rPr>
+              <w:t xml:space="preserve"> </w:t>
+            </w:r>
+          </w:p>
+        </w:tc>
+        <w:tc>
+          <w:tcPr>
+            <w:tcW w:type="dxa" w:w="1300"/>
+            <w:tcBorders>
+              <w:top w:val="single" w:color="808080" w:sz="4"/>
+              <w:left w:val="single" w:color="808080" w:sz="4"/>
+              <w:bottom w:val="single" w:color="808080" w:sz="4"/>
+              <w:right w:val="single" w:color="808080" w:sz="4"/>
+            </w:tcBorders>
+            <w:tcMar>
+              <w:top w:type="dxa" w:w="50"/>
+              <w:left w:type="dxa" w:w="90"/>
+              <w:bottom w:type="dxa" w:w="50"/>
+              <w:right w:type="dxa" w:w="90"/>
+            </w:tcMar>
+            <w:vAlign w:val="center"/>
+          </w:tcPr>
+          <w:p>
+            <w:pPr>
+              <w:jc w:val="left"/>
+            </w:pPr>
+            <w:r>
+              <w:rPr>
+                <w:sz w:val="16"/>
+                <w:szCs w:val="16"/>
+              </w:rPr>
+              <w:t xml:space="preserve"> </w:t>
+            </w:r>
+          </w:p>
+        </w:tc>
+        <w:tc>
+          <w:tcPr>
+            <w:tcW w:type="dxa" w:w="1038"/>
+            <w:tcBorders>
+              <w:top w:val="single" w:color="808080" w:sz="4"/>
+              <w:left w:val="single" w:color="808080" w:sz="4"/>
+              <w:bottom w:val="single" w:color="808080" w:sz="4"/>
+              <w:right w:val="single" w:color="808080" w:sz="4"/>
+            </w:tcBorders>
+            <w:tcMar>
+              <w:top w:type="dxa" w:w="50"/>
+              <w:left w:type="dxa" w:w="90"/>
+              <w:bottom w:type="dxa" w:w="50"/>
+              <w:right w:type="dxa" w:w="90"/>
+            </w:tcMar>
+            <w:vAlign w:val="center"/>
+          </w:tcPr>
+          <w:p>
+            <w:pPr>
+              <w:jc w:val="left"/>
+            </w:pPr>
+            <w:r>
+              <w:rPr>
+                <w:sz w:val="16"/>
+                <w:szCs w:val="16"/>
+              </w:rPr>
+              <w:t xml:space="preserve"> </w:t>
+            </w:r>
+          </w:p>
+        </w:tc>
+      </w:tr>
+      <w:tr>
+        <w:trPr>
+          <w:tblHeader w:val="false"/>
+          <w:trHeight w:val="440" w:hRule="atLeast"/>
+        </w:trPr>
+        <w:tc>
+          <w:tcPr>
+            <w:tcW w:type="dxa" w:w="500"/>
+            <w:tcBorders>
+              <w:top w:val="single" w:color="808080" w:sz="4"/>
+              <w:left w:val="single" w:color="808080" w:sz="4"/>
+              <w:bottom w:val="single" w:color="808080" w:sz="4"/>
+              <w:right w:val="single" w:color="808080" w:sz="4"/>
+            </w:tcBorders>
+            <w:tcMar>
+              <w:top w:type="dxa" w:w="50"/>
+              <w:left w:type="dxa" w:w="90"/>
+              <w:bottom w:type="dxa" w:w="50"/>
+              <w:right w:type="dxa" w:w="90"/>
+            </w:tcMar>
+            <w:vAlign w:val="center"/>
+          </w:tcPr>
+          <w:p>
+            <w:pPr>
+              <w:jc w:val="left"/>
+            </w:pPr>
+            <w:r>
+              <w:rPr>
+                <w:sz w:val="16"/>
+                <w:szCs w:val="16"/>
+              </w:rPr>
+              <w:t xml:space="preserve"> </w:t>
+            </w:r>
+          </w:p>
+        </w:tc>
+        <w:tc>
+          <w:tcPr>
+            <w:tcW w:type="dxa" w:w="1000"/>
+            <w:tcBorders>
+              <w:top w:val="single" w:color="808080" w:sz="4"/>
+              <w:left w:val="single" w:color="808080" w:sz="4"/>
+              <w:bottom w:val="single" w:color="808080" w:sz="4"/>
+              <w:right w:val="single" w:color="808080" w:sz="4"/>
+            </w:tcBorders>
+            <w:tcMar>
+              <w:top w:type="dxa" w:w="50"/>
+              <w:left w:type="dxa" w:w="90"/>
+              <w:bottom w:type="dxa" w:w="50"/>
+              <w:right w:type="dxa" w:w="90"/>
+            </w:tcMar>
+            <w:vAlign w:val="center"/>
+          </w:tcPr>
+          <w:p>
+            <w:pPr>
+              <w:jc w:val="left"/>
+            </w:pPr>
+            <w:r>
+              <w:rPr>
+                <w:sz w:val="16"/>
+                <w:szCs w:val="16"/>
+              </w:rPr>
+              <w:t xml:space="preserve"> </w:t>
+            </w:r>
+          </w:p>
+        </w:tc>
+        <w:tc>
+          <w:tcPr>
+            <w:tcW w:type="dxa" w:w="2600"/>
+            <w:tcBorders>
+              <w:top w:val="single" w:color="808080" w:sz="4"/>
+              <w:left w:val="single" w:color="808080" w:sz="4"/>
+              <w:bottom w:val="single" w:color="808080" w:sz="4"/>
+              <w:right w:val="single" w:color="808080" w:sz="4"/>
+            </w:tcBorders>
+            <w:tcMar>
+              <w:top w:type="dxa" w:w="50"/>
+              <w:left w:type="dxa" w:w="90"/>
+              <w:bottom w:type="dxa" w:w="50"/>
+              <w:right w:type="dxa" w:w="90"/>
+            </w:tcMar>
+            <w:vAlign w:val="center"/>
+          </w:tcPr>
+          <w:p>
+            <w:pPr>
+              <w:jc w:val="left"/>
+            </w:pPr>
+            <w:r>
+              <w:rPr>
+                <w:sz w:val="16"/>
+                <w:szCs w:val="16"/>
+              </w:rPr>
+              <w:t xml:space="preserve"> </w:t>
+            </w:r>
+          </w:p>
+        </w:tc>
+        <w:tc>
+          <w:tcPr>
+            <w:tcW w:type="dxa" w:w="800"/>
+            <w:tcBorders>
+              <w:top w:val="single" w:color="808080" w:sz="4"/>
+              <w:left w:val="single" w:color="808080" w:sz="4"/>
+              <w:bottom w:val="single" w:color="808080" w:sz="4"/>
+              <w:right w:val="single" w:color="808080" w:sz="4"/>
+            </w:tcBorders>
+            <w:tcMar>
+              <w:top w:type="dxa" w:w="50"/>
+              <w:left w:type="dxa" w:w="90"/>
+              <w:bottom w:type="dxa" w:w="50"/>
+              <w:right w:type="dxa" w:w="90"/>
+            </w:tcMar>
+            <w:vAlign w:val="center"/>
+          </w:tcPr>
+          <w:p>
+            <w:pPr>
+              <w:jc w:val="left"/>
+            </w:pPr>
+            <w:r>
+              <w:rPr>
+                <w:sz w:val="16"/>
+                <w:szCs w:val="16"/>
+              </w:rPr>
+              <w:t xml:space="preserve"> </w:t>
+            </w:r>
+          </w:p>
+        </w:tc>
+        <w:tc>
+          <w:tcPr>
+            <w:tcW w:type="dxa" w:w="1100"/>
+            <w:tcBorders>
+              <w:top w:val="single" w:color="808080" w:sz="4"/>
+              <w:left w:val="single" w:color="808080" w:sz="4"/>
+              <w:bottom w:val="single" w:color="808080" w:sz="4"/>
+              <w:right w:val="single" w:color="808080" w:sz="4"/>
+            </w:tcBorders>
+            <w:tcMar>
+              <w:top w:type="dxa" w:w="50"/>
+              <w:left w:type="dxa" w:w="90"/>
+              <w:bottom w:type="dxa" w:w="50"/>
+              <w:right w:type="dxa" w:w="90"/>
+            </w:tcMar>
+            <w:vAlign w:val="center"/>
+          </w:tcPr>
+          <w:p>
+            <w:pPr>
+              <w:jc w:val="left"/>
+            </w:pPr>
+            <w:r>
+              <w:rPr>
+                <w:sz w:val="16"/>
+                <w:szCs w:val="16"/>
+              </w:rPr>
+              <w:t xml:space="preserve"> </w:t>
+            </w:r>
+          </w:p>
+        </w:tc>
+        <w:tc>
+          <w:tcPr>
+            <w:tcW w:type="dxa" w:w="1300"/>
+            <w:tcBorders>
+              <w:top w:val="single" w:color="808080" w:sz="4"/>
+              <w:left w:val="single" w:color="808080" w:sz="4"/>
+              <w:bottom w:val="single" w:color="808080" w:sz="4"/>
+              <w:right w:val="single" w:color="808080" w:sz="4"/>
+            </w:tcBorders>
+            <w:tcMar>
+              <w:top w:type="dxa" w:w="50"/>
+              <w:left w:type="dxa" w:w="90"/>
+              <w:bottom w:type="dxa" w:w="50"/>
+              <w:right w:type="dxa" w:w="90"/>
+            </w:tcMar>
+            <w:vAlign w:val="center"/>
+          </w:tcPr>
+          <w:p>
+            <w:pPr>
+              <w:jc w:val="left"/>
+            </w:pPr>
+            <w:r>
+              <w:rPr>
+                <w:sz w:val="16"/>
+                <w:szCs w:val="16"/>
+              </w:rPr>
+              <w:t xml:space="preserve"> </w:t>
+            </w:r>
+          </w:p>
+        </w:tc>
+        <w:tc>
+          <w:tcPr>
+            <w:tcW w:type="dxa" w:w="1300"/>
+            <w:tcBorders>
+              <w:top w:val="single" w:color="808080" w:sz="4"/>
+              <w:left w:val="single" w:color="808080" w:sz="4"/>
+              <w:bottom w:val="single" w:color="808080" w:sz="4"/>
+              <w:right w:val="single" w:color="808080" w:sz="4"/>
+            </w:tcBorders>
+            <w:tcMar>
+              <w:top w:type="dxa" w:w="50"/>
+              <w:left w:type="dxa" w:w="90"/>
+              <w:bottom w:type="dxa" w:w="50"/>
+              <w:right w:type="dxa" w:w="90"/>
+            </w:tcMar>
+            <w:vAlign w:val="center"/>
+          </w:tcPr>
+          <w:p>
+            <w:pPr>
+              <w:jc w:val="left"/>
+            </w:pPr>
+            <w:r>
+              <w:rPr>
+                <w:sz w:val="16"/>
+                <w:szCs w:val="16"/>
+              </w:rPr>
+              <w:t xml:space="preserve"> </w:t>
+            </w:r>
+          </w:p>
+        </w:tc>
+        <w:tc>
+          <w:tcPr>
+            <w:tcW w:type="dxa" w:w="1038"/>
+            <w:tcBorders>
+              <w:top w:val="single" w:color="808080" w:sz="4"/>
+              <w:left w:val="single" w:color="808080" w:sz="4"/>
+              <w:bottom w:val="single" w:color="808080" w:sz="4"/>
+              <w:right w:val="single" w:color="808080" w:sz="4"/>
+            </w:tcBorders>
+            <w:tcMar>
+              <w:top w:type="dxa" w:w="50"/>
+              <w:left w:type="dxa" w:w="90"/>
+              <w:bottom w:type="dxa" w:w="50"/>
+              <w:right w:type="dxa" w:w="90"/>
+            </w:tcMar>
+            <w:vAlign w:val="center"/>
+          </w:tcPr>
+          <w:p>
+            <w:pPr>
+              <w:jc w:val="left"/>
+            </w:pPr>
+            <w:r>
+              <w:rPr>
+                <w:sz w:val="16"/>
+                <w:szCs w:val="16"/>
+              </w:rPr>
+              <w:t xml:space="preserve"> </w:t>
+            </w:r>
+          </w:p>
+        </w:tc>
+      </w:tr>
+      <w:tr>
+        <w:trPr>
+          <w:tblHeader w:val="false"/>
+          <w:trHeight w:val="440" w:hRule="atLeast"/>
+        </w:trPr>
+        <w:tc>
+          <w:tcPr>
+            <w:tcW w:type="dxa" w:w="500"/>
+            <w:tcBorders>
+              <w:top w:val="single" w:color="808080" w:sz="4"/>
+              <w:left w:val="single" w:color="808080" w:sz="4"/>
+              <w:bottom w:val="single" w:color="808080" w:sz="4"/>
+              <w:right w:val="single" w:color="808080" w:sz="4"/>
+            </w:tcBorders>
+            <w:tcMar>
+              <w:top w:type="dxa" w:w="50"/>
+              <w:left w:type="dxa" w:w="90"/>
+              <w:bottom w:type="dxa" w:w="50"/>
+              <w:right w:type="dxa" w:w="90"/>
+            </w:tcMar>
+            <w:vAlign w:val="center"/>
+          </w:tcPr>
+          <w:p>
+            <w:pPr>
+              <w:jc w:val="left"/>
+            </w:pPr>
+            <w:r>
+              <w:rPr>
+                <w:sz w:val="16"/>
+                <w:szCs w:val="16"/>
+              </w:rPr>
+              <w:t xml:space="preserve"> </w:t>
+            </w:r>
+          </w:p>
+        </w:tc>
+        <w:tc>
+          <w:tcPr>
+            <w:tcW w:type="dxa" w:w="1000"/>
+            <w:tcBorders>
+              <w:top w:val="single" w:color="808080" w:sz="4"/>
+              <w:left w:val="single" w:color="808080" w:sz="4"/>
+              <w:bottom w:val="single" w:color="808080" w:sz="4"/>
+              <w:right w:val="single" w:color="808080" w:sz="4"/>
+            </w:tcBorders>
+            <w:tcMar>
+              <w:top w:type="dxa" w:w="50"/>
+              <w:left w:type="dxa" w:w="90"/>
+              <w:bottom w:type="dxa" w:w="50"/>
+              <w:right w:type="dxa" w:w="90"/>
+            </w:tcMar>
+            <w:vAlign w:val="center"/>
+          </w:tcPr>
+          <w:p>
+            <w:pPr>
+              <w:jc w:val="left"/>
+            </w:pPr>
+            <w:r>
+              <w:rPr>
+                <w:sz w:val="16"/>
+                <w:szCs w:val="16"/>
+              </w:rPr>
+              <w:t xml:space="preserve"> </w:t>
+            </w:r>
+          </w:p>
+        </w:tc>
+        <w:tc>
+          <w:tcPr>
+            <w:tcW w:type="dxa" w:w="2600"/>
+            <w:tcBorders>
+              <w:top w:val="single" w:color="808080" w:sz="4"/>
+              <w:left w:val="single" w:color="808080" w:sz="4"/>
+              <w:bottom w:val="single" w:color="808080" w:sz="4"/>
+              <w:right w:val="single" w:color="808080" w:sz="4"/>
+            </w:tcBorders>
+            <w:tcMar>
+              <w:top w:type="dxa" w:w="50"/>
+              <w:left w:type="dxa" w:w="90"/>
+              <w:bottom w:type="dxa" w:w="50"/>
+              <w:right w:type="dxa" w:w="90"/>
+            </w:tcMar>
+            <w:vAlign w:val="center"/>
+          </w:tcPr>
+          <w:p>
+            <w:pPr>
+              <w:jc w:val="left"/>
+            </w:pPr>
+            <w:r>
+              <w:rPr>
+                <w:sz w:val="16"/>
+                <w:szCs w:val="16"/>
+              </w:rPr>
+              <w:t xml:space="preserve"> </w:t>
+            </w:r>
+          </w:p>
+        </w:tc>
+        <w:tc>
+          <w:tcPr>
+            <w:tcW w:type="dxa" w:w="800"/>
+            <w:tcBorders>
+              <w:top w:val="single" w:color="808080" w:sz="4"/>
+              <w:left w:val="single" w:color="808080" w:sz="4"/>
+              <w:bottom w:val="single" w:color="808080" w:sz="4"/>
+              <w:right w:val="single" w:color="808080" w:sz="4"/>
+            </w:tcBorders>
+            <w:tcMar>
+              <w:top w:type="dxa" w:w="50"/>
+              <w:left w:type="dxa" w:w="90"/>
+              <w:bottom w:type="dxa" w:w="50"/>
+              <w:right w:type="dxa" w:w="90"/>
+            </w:tcMar>
+            <w:vAlign w:val="center"/>
+          </w:tcPr>
+          <w:p>
+            <w:pPr>
+              <w:jc w:val="left"/>
+            </w:pPr>
+            <w:r>
+              <w:rPr>
+                <w:sz w:val="16"/>
+                <w:szCs w:val="16"/>
+              </w:rPr>
+              <w:t xml:space="preserve"> </w:t>
+            </w:r>
+          </w:p>
+        </w:tc>
+        <w:tc>
+          <w:tcPr>
+            <w:tcW w:type="dxa" w:w="1100"/>
+            <w:tcBorders>
+              <w:top w:val="single" w:color="808080" w:sz="4"/>
+              <w:left w:val="single" w:color="808080" w:sz="4"/>
+              <w:bottom w:val="single" w:color="808080" w:sz="4"/>
+              <w:right w:val="single" w:color="808080" w:sz="4"/>
+            </w:tcBorders>
+            <w:tcMar>
+              <w:top w:type="dxa" w:w="50"/>
+              <w:left w:type="dxa" w:w="90"/>
+              <w:bottom w:type="dxa" w:w="50"/>
+              <w:right w:type="dxa" w:w="90"/>
+            </w:tcMar>
+            <w:vAlign w:val="center"/>
+          </w:tcPr>
+          <w:p>
+            <w:pPr>
+              <w:jc w:val="left"/>
+            </w:pPr>
+            <w:r>
+              <w:rPr>
+                <w:sz w:val="16"/>
+                <w:szCs w:val="16"/>
+              </w:rPr>
+              <w:t xml:space="preserve"> </w:t>
+            </w:r>
+          </w:p>
+        </w:tc>
+        <w:tc>
+          <w:tcPr>
+            <w:tcW w:type="dxa" w:w="1300"/>
+            <w:tcBorders>
+              <w:top w:val="single" w:color="808080" w:sz="4"/>
+              <w:left w:val="single" w:color="808080" w:sz="4"/>
+              <w:bottom w:val="single" w:color="808080" w:sz="4"/>
+              <w:right w:val="single" w:color="808080" w:sz="4"/>
+            </w:tcBorders>
+            <w:tcMar>
+              <w:top w:type="dxa" w:w="50"/>
+              <w:left w:type="dxa" w:w="90"/>
+              <w:bottom w:type="dxa" w:w="50"/>
+              <w:right w:type="dxa" w:w="90"/>
+            </w:tcMar>
+            <w:vAlign w:val="center"/>
+          </w:tcPr>
+          <w:p>
+            <w:pPr>
+              <w:jc w:val="left"/>
+            </w:pPr>
+            <w:r>
+              <w:rPr>
+                <w:sz w:val="16"/>
+                <w:szCs w:val="16"/>
+              </w:rPr>
+              <w:t xml:space="preserve"> </w:t>
+            </w:r>
+          </w:p>
+        </w:tc>
+        <w:tc>
+          <w:tcPr>
+            <w:tcW w:type="dxa" w:w="1300"/>
+            <w:tcBorders>
+              <w:top w:val="single" w:color="808080" w:sz="4"/>
+              <w:left w:val="single" w:color="808080" w:sz="4"/>
+              <w:bottom w:val="single" w:color="808080" w:sz="4"/>
+              <w:right w:val="single" w:color="808080" w:sz="4"/>
+            </w:tcBorders>
+            <w:tcMar>
+              <w:top w:type="dxa" w:w="50"/>
+              <w:left w:type="dxa" w:w="90"/>
+              <w:bottom w:type="dxa" w:w="50"/>
+              <w:right w:type="dxa" w:w="90"/>
+            </w:tcMar>
+            <w:vAlign w:val="center"/>
+          </w:tcPr>
+          <w:p>
+            <w:pPr>
+              <w:jc w:val="left"/>
+            </w:pPr>
+            <w:r>
+              <w:rPr>
+                <w:sz w:val="16"/>
+                <w:szCs w:val="16"/>
+              </w:rPr>
+              <w:t xml:space="preserve"> </w:t>
+            </w:r>
+          </w:p>
+        </w:tc>
+        <w:tc>
+          <w:tcPr>
+            <w:tcW w:type="dxa" w:w="1038"/>
+            <w:tcBorders>
+              <w:top w:val="single" w:color="808080" w:sz="4"/>
+              <w:left w:val="single" w:color="808080" w:sz="4"/>
+              <w:bottom w:val="single" w:color="808080" w:sz="4"/>
+              <w:right w:val="single" w:color="808080" w:sz="4"/>
+            </w:tcBorders>
+            <w:tcMar>
+              <w:top w:type="dxa" w:w="50"/>
+              <w:left w:type="dxa" w:w="90"/>
+              <w:bottom w:type="dxa" w:w="50"/>
+              <w:right w:type="dxa" w:w="90"/>
+            </w:tcMar>
+            <w:vAlign w:val="center"/>
+          </w:tcPr>
+          <w:p>
+            <w:pPr>
+              <w:jc w:val="left"/>
+            </w:pPr>
+            <w:r>
+              <w:rPr>
+                <w:sz w:val="16"/>
+                <w:szCs w:val="16"/>
+              </w:rPr>
+              <w:t xml:space="preserve"> </w:t>
+            </w:r>
+          </w:p>
+        </w:tc>
+      </w:tr>
+      <w:tr>
+        <w:trPr>
+          <w:tblHeader w:val="false"/>
+          <w:trHeight w:val="440" w:hRule="atLeast"/>
+        </w:trPr>
+        <w:tc>
+          <w:tcPr>
+            <w:tcW w:type="dxa" w:w="500"/>
+            <w:tcBorders>
+              <w:top w:val="single" w:color="808080" w:sz="4"/>
+              <w:left w:val="single" w:color="808080" w:sz="4"/>
+              <w:bottom w:val="single" w:color="808080" w:sz="4"/>
+              <w:right w:val="single" w:color="808080" w:sz="4"/>
+            </w:tcBorders>
+            <w:tcMar>
+              <w:top w:type="dxa" w:w="50"/>
+              <w:left w:type="dxa" w:w="90"/>
+              <w:bottom w:type="dxa" w:w="50"/>
+              <w:right w:type="dxa" w:w="90"/>
+            </w:tcMar>
+            <w:vAlign w:val="center"/>
+          </w:tcPr>
+          <w:p>
+            <w:pPr>
+              <w:jc w:val="left"/>
+            </w:pPr>
+            <w:r>
+              <w:rPr>
+                <w:sz w:val="16"/>
+                <w:szCs w:val="16"/>
+              </w:rPr>
+              <w:t xml:space="preserve"> </w:t>
+            </w:r>
+          </w:p>
+        </w:tc>
+        <w:tc>
+          <w:tcPr>
+            <w:tcW w:type="dxa" w:w="1000"/>
+            <w:tcBorders>
+              <w:top w:val="single" w:color="808080" w:sz="4"/>
+              <w:left w:val="single" w:color="808080" w:sz="4"/>
+              <w:bottom w:val="single" w:color="808080" w:sz="4"/>
+              <w:right w:val="single" w:color="808080" w:sz="4"/>
+            </w:tcBorders>
+            <w:tcMar>
+              <w:top w:type="dxa" w:w="50"/>
+              <w:left w:type="dxa" w:w="90"/>
+              <w:bottom w:type="dxa" w:w="50"/>
+              <w:right w:type="dxa" w:w="90"/>
+            </w:tcMar>
+            <w:vAlign w:val="center"/>
+          </w:tcPr>
+          <w:p>
+            <w:pPr>
+              <w:jc w:val="left"/>
+            </w:pPr>
+            <w:r>
+              <w:rPr>
+                <w:sz w:val="16"/>
+                <w:szCs w:val="16"/>
+              </w:rPr>
+              <w:t xml:space="preserve"> </w:t>
+            </w:r>
+          </w:p>
+        </w:tc>
+        <w:tc>
+          <w:tcPr>
+            <w:tcW w:type="dxa" w:w="2600"/>
+            <w:tcBorders>
+              <w:top w:val="single" w:color="808080" w:sz="4"/>
+              <w:left w:val="single" w:color="808080" w:sz="4"/>
+              <w:bottom w:val="single" w:color="808080" w:sz="4"/>
+              <w:right w:val="single" w:color="808080" w:sz="4"/>
+            </w:tcBorders>
+            <w:tcMar>
+              <w:top w:type="dxa" w:w="50"/>
+              <w:left w:type="dxa" w:w="90"/>
+              <w:bottom w:type="dxa" w:w="50"/>
+              <w:right w:type="dxa" w:w="90"/>
+            </w:tcMar>
+            <w:vAlign w:val="center"/>
+          </w:tcPr>
+          <w:p>
+            <w:pPr>
+              <w:jc w:val="left"/>
+            </w:pPr>
+            <w:r>
+              <w:rPr>
+                <w:sz w:val="16"/>
+                <w:szCs w:val="16"/>
+              </w:rPr>
+              <w:t xml:space="preserve"> </w:t>
+            </w:r>
+          </w:p>
+        </w:tc>
+        <w:tc>
+          <w:tcPr>
+            <w:tcW w:type="dxa" w:w="800"/>
+            <w:tcBorders>
+              <w:top w:val="single" w:color="808080" w:sz="4"/>
+              <w:left w:val="single" w:color="808080" w:sz="4"/>
+              <w:bottom w:val="single" w:color="808080" w:sz="4"/>
+              <w:right w:val="single" w:color="808080" w:sz="4"/>
+            </w:tcBorders>
+            <w:tcMar>
+              <w:top w:type="dxa" w:w="50"/>
+              <w:left w:type="dxa" w:w="90"/>
+              <w:bottom w:type="dxa" w:w="50"/>
+              <w:right w:type="dxa" w:w="90"/>
+            </w:tcMar>
+            <w:vAlign w:val="center"/>
+          </w:tcPr>
+          <w:p>
+            <w:pPr>
+              <w:jc w:val="left"/>
+            </w:pPr>
+            <w:r>
+              <w:rPr>
+                <w:sz w:val="16"/>
+                <w:szCs w:val="16"/>
+              </w:rPr>
+              <w:t xml:space="preserve"> </w:t>
+            </w:r>
+          </w:p>
+        </w:tc>
+        <w:tc>
+          <w:tcPr>
+            <w:tcW w:type="dxa" w:w="1100"/>
+            <w:tcBorders>
+              <w:top w:val="single" w:color="808080" w:sz="4"/>
+              <w:left w:val="single" w:color="808080" w:sz="4"/>
+              <w:bottom w:val="single" w:color="808080" w:sz="4"/>
+              <w:right w:val="single" w:color="808080" w:sz="4"/>
+            </w:tcBorders>
+            <w:tcMar>
+              <w:top w:type="dxa" w:w="50"/>
+              <w:left w:type="dxa" w:w="90"/>
+              <w:bottom w:type="dxa" w:w="50"/>
+              <w:right w:type="dxa" w:w="90"/>
+            </w:tcMar>
+            <w:vAlign w:val="center"/>
+          </w:tcPr>
+          <w:p>
+            <w:pPr>
+              <w:jc w:val="left"/>
+            </w:pPr>
+            <w:r>
+              <w:rPr>
+                <w:sz w:val="16"/>
+                <w:szCs w:val="16"/>
+              </w:rPr>
+              <w:t xml:space="preserve"> </w:t>
+            </w:r>
+          </w:p>
+        </w:tc>
+        <w:tc>
+          <w:tcPr>
+            <w:tcW w:type="dxa" w:w="1300"/>
+            <w:tcBorders>
+              <w:top w:val="single" w:color="808080" w:sz="4"/>
+              <w:left w:val="single" w:color="808080" w:sz="4"/>
+              <w:bottom w:val="single" w:color="808080" w:sz="4"/>
+              <w:right w:val="single" w:color="808080" w:sz="4"/>
+            </w:tcBorders>
+            <w:tcMar>
+              <w:top w:type="dxa" w:w="50"/>
+              <w:left w:type="dxa" w:w="90"/>
+              <w:bottom w:type="dxa" w:w="50"/>
+              <w:right w:type="dxa" w:w="90"/>
+            </w:tcMar>
+            <w:vAlign w:val="center"/>
+          </w:tcPr>
+          <w:p>
+            <w:pPr>
+              <w:jc w:val="left"/>
+            </w:pPr>
+            <w:r>
+              <w:rPr>
+                <w:sz w:val="16"/>
+                <w:szCs w:val="16"/>
+              </w:rPr>
+              <w:t xml:space="preserve"> </w:t>
+            </w:r>
+          </w:p>
+        </w:tc>
+        <w:tc>
+          <w:tcPr>
+            <w:tcW w:type="dxa" w:w="1300"/>
+            <w:tcBorders>
+              <w:top w:val="single" w:color="808080" w:sz="4"/>
+              <w:left w:val="single" w:color="808080" w:sz="4"/>
+              <w:bottom w:val="single" w:color="808080" w:sz="4"/>
+              <w:right w:val="single" w:color="808080" w:sz="4"/>
+            </w:tcBorders>
+            <w:tcMar>
+              <w:top w:type="dxa" w:w="50"/>
+              <w:left w:type="dxa" w:w="90"/>
+              <w:bottom w:type="dxa" w:w="50"/>
+              <w:right w:type="dxa" w:w="90"/>
+            </w:tcMar>
+            <w:vAlign w:val="center"/>
+          </w:tcPr>
+          <w:p>
+            <w:pPr>
+              <w:jc w:val="left"/>
+            </w:pPr>
+            <w:r>
+              <w:rPr>
+                <w:sz w:val="16"/>
+                <w:szCs w:val="16"/>
+              </w:rPr>
+              <w:t xml:space="preserve"> </w:t>
+            </w:r>
+          </w:p>
+        </w:tc>
+        <w:tc>
+          <w:tcPr>
+            <w:tcW w:type="dxa" w:w="1038"/>
+            <w:tcBorders>
+              <w:top w:val="single" w:color="808080" w:sz="4"/>
+              <w:left w:val="single" w:color="808080" w:sz="4"/>
+              <w:bottom w:val="single" w:color="808080" w:sz="4"/>
+              <w:right w:val="single" w:color="808080" w:sz="4"/>
+            </w:tcBorders>
+            <w:tcMar>
+              <w:top w:type="dxa" w:w="50"/>
+              <w:left w:type="dxa" w:w="90"/>
+              <w:bottom w:type="dxa" w:w="50"/>
+              <w:right w:type="dxa" w:w="90"/>
+            </w:tcMar>
+            <w:vAlign w:val="center"/>
+          </w:tcPr>
+          <w:p>
+            <w:pPr>
+              <w:jc w:val="left"/>
+            </w:pPr>
+            <w:r>
+              <w:rPr>
+                <w:sz w:val="16"/>
+                <w:szCs w:val="16"/>
+              </w:rPr>
+              <w:t xml:space="preserve"> </w:t>
+            </w:r>
+          </w:p>
+        </w:tc>
+      </w:tr>
+      <w:tr>
+        <w:trPr>
+          <w:tblHeader w:val="false"/>
+          <w:trHeight w:val="440" w:hRule="atLeast"/>
+        </w:trPr>
+        <w:tc>
+          <w:tcPr>
+            <w:tcW w:type="dxa" w:w="500"/>
+            <w:tcBorders>
+              <w:top w:val="single" w:color="808080" w:sz="4"/>
+              <w:left w:val="single" w:color="808080" w:sz="4"/>
+              <w:bottom w:val="single" w:color="808080" w:sz="4"/>
+              <w:right w:val="single" w:color="808080" w:sz="4"/>
+            </w:tcBorders>
+            <w:tcMar>
+              <w:top w:type="dxa" w:w="50"/>
+              <w:left w:type="dxa" w:w="90"/>
+              <w:bottom w:type="dxa" w:w="50"/>
+              <w:right w:type="dxa" w:w="90"/>
+            </w:tcMar>
+            <w:vAlign w:val="center"/>
+          </w:tcPr>
+          <w:p>
+            <w:pPr>
+              <w:jc w:val="left"/>
+            </w:pPr>
+            <w:r>
+              <w:rPr>
+                <w:sz w:val="16"/>
+                <w:szCs w:val="16"/>
+              </w:rPr>
+              <w:t xml:space="preserve"> </w:t>
+            </w:r>
+          </w:p>
+        </w:tc>
+        <w:tc>
+          <w:tcPr>
+            <w:tcW w:type="dxa" w:w="1000"/>
+            <w:tcBorders>
+              <w:top w:val="single" w:color="808080" w:sz="4"/>
+              <w:left w:val="single" w:color="808080" w:sz="4"/>
+              <w:bottom w:val="single" w:color="808080" w:sz="4"/>
+              <w:right w:val="single" w:color="808080" w:sz="4"/>
+            </w:tcBorders>
+            <w:tcMar>
+              <w:top w:type="dxa" w:w="50"/>
+              <w:left w:type="dxa" w:w="90"/>
+              <w:bottom w:type="dxa" w:w="50"/>
+              <w:right w:type="dxa" w:w="90"/>
+            </w:tcMar>
+            <w:vAlign w:val="center"/>
+          </w:tcPr>
+          <w:p>
+            <w:pPr>
+              <w:jc w:val="left"/>
+            </w:pPr>
+            <w:r>
+              <w:rPr>
+                <w:sz w:val="16"/>
+                <w:szCs w:val="16"/>
+              </w:rPr>
+              <w:t xml:space="preserve"> </w:t>
+            </w:r>
+          </w:p>
+        </w:tc>
+        <w:tc>
+          <w:tcPr>
+            <w:tcW w:type="dxa" w:w="2600"/>
+            <w:tcBorders>
+              <w:top w:val="single" w:color="808080" w:sz="4"/>
+              <w:left w:val="single" w:color="808080" w:sz="4"/>
+              <w:bottom w:val="single" w:color="808080" w:sz="4"/>
+              <w:right w:val="single" w:color="808080" w:sz="4"/>
+            </w:tcBorders>
+            <w:tcMar>
+              <w:top w:type="dxa" w:w="50"/>
+              <w:left w:type="dxa" w:w="90"/>
+              <w:bottom w:type="dxa" w:w="50"/>
+              <w:right w:type="dxa" w:w="90"/>
+            </w:tcMar>
+            <w:vAlign w:val="center"/>
+          </w:tcPr>
+          <w:p>
+            <w:pPr>
+              <w:jc w:val="left"/>
+            </w:pPr>
+            <w:r>
+              <w:rPr>
+                <w:sz w:val="16"/>
+                <w:szCs w:val="16"/>
+              </w:rPr>
+              <w:t xml:space="preserve"> </w:t>
+            </w:r>
+          </w:p>
+        </w:tc>
+        <w:tc>
+          <w:tcPr>
+            <w:tcW w:type="dxa" w:w="800"/>
+            <w:tcBorders>
+              <w:top w:val="single" w:color="808080" w:sz="4"/>
+              <w:left w:val="single" w:color="808080" w:sz="4"/>
+              <w:bottom w:val="single" w:color="808080" w:sz="4"/>
+              <w:right w:val="single" w:color="808080" w:sz="4"/>
+            </w:tcBorders>
+            <w:tcMar>
+              <w:top w:type="dxa" w:w="50"/>
+              <w:left w:type="dxa" w:w="90"/>
+              <w:bottom w:type="dxa" w:w="50"/>
+              <w:right w:type="dxa" w:w="90"/>
+            </w:tcMar>
+            <w:vAlign w:val="center"/>
+          </w:tcPr>
+          <w:p>
+            <w:pPr>
+              <w:jc w:val="left"/>
+            </w:pPr>
+            <w:r>
+              <w:rPr>
+                <w:sz w:val="16"/>
+                <w:szCs w:val="16"/>
+              </w:rPr>
+              <w:t xml:space="preserve"> </w:t>
+            </w:r>
+          </w:p>
+        </w:tc>
+        <w:tc>
+          <w:tcPr>
+            <w:tcW w:type="dxa" w:w="1100"/>
+            <w:tcBorders>
+              <w:top w:val="single" w:color="808080" w:sz="4"/>
+              <w:left w:val="single" w:color="808080" w:sz="4"/>
+              <w:bottom w:val="single" w:color="808080" w:sz="4"/>
+              <w:right w:val="single" w:color="808080" w:sz="4"/>
+            </w:tcBorders>
+            <w:tcMar>
+              <w:top w:type="dxa" w:w="50"/>
+              <w:left w:type="dxa" w:w="90"/>
+              <w:bottom w:type="dxa" w:w="50"/>
+              <w:right w:type="dxa" w:w="90"/>
+            </w:tcMar>
+            <w:vAlign w:val="center"/>
+          </w:tcPr>
+          <w:p>
+            <w:pPr>
+              <w:jc w:val="left"/>
+            </w:pPr>
+            <w:r>
+              <w:rPr>
+                <w:sz w:val="16"/>
+                <w:szCs w:val="16"/>
+              </w:rPr>
+              <w:t xml:space="preserve"> </w:t>
+            </w:r>
+          </w:p>
+        </w:tc>
+        <w:tc>
+          <w:tcPr>
+            <w:tcW w:type="dxa" w:w="1300"/>
+            <w:tcBorders>
+              <w:top w:val="single" w:color="808080" w:sz="4"/>
+              <w:left w:val="single" w:color="808080" w:sz="4"/>
+              <w:bottom w:val="single" w:color="808080" w:sz="4"/>
+              <w:right w:val="single" w:color="808080" w:sz="4"/>
+            </w:tcBorders>
+            <w:tcMar>
+              <w:top w:type="dxa" w:w="50"/>
+              <w:left w:type="dxa" w:w="90"/>
+              <w:bottom w:type="dxa" w:w="50"/>
+              <w:right w:type="dxa" w:w="90"/>
+            </w:tcMar>
+            <w:vAlign w:val="center"/>
+          </w:tcPr>
+          <w:p>
+            <w:pPr>
+              <w:jc w:val="left"/>
+            </w:pPr>
+            <w:r>
+              <w:rPr>
+                <w:sz w:val="16"/>
+                <w:szCs w:val="16"/>
+              </w:rPr>
+              <w:t xml:space="preserve"> </w:t>
+            </w:r>
+          </w:p>
+        </w:tc>
+        <w:tc>
+          <w:tcPr>
+            <w:tcW w:type="dxa" w:w="1300"/>
+            <w:tcBorders>
+              <w:top w:val="single" w:color="808080" w:sz="4"/>
+              <w:left w:val="single" w:color="808080" w:sz="4"/>
+              <w:bottom w:val="single" w:color="808080" w:sz="4"/>
+              <w:right w:val="single" w:color="808080" w:sz="4"/>
+            </w:tcBorders>
+            <w:tcMar>
+              <w:top w:type="dxa" w:w="50"/>
+              <w:left w:type="dxa" w:w="90"/>
+              <w:bottom w:type="dxa" w:w="50"/>
+              <w:right w:type="dxa" w:w="90"/>
+            </w:tcMar>
+            <w:vAlign w:val="center"/>
+          </w:tcPr>
+          <w:p>
+            <w:pPr>
+              <w:jc w:val="left"/>
+            </w:pPr>
+            <w:r>
+              <w:rPr>
+                <w:sz w:val="16"/>
+                <w:szCs w:val="16"/>
+              </w:rPr>
+              <w:t xml:space="preserve"> </w:t>
+            </w:r>
+          </w:p>
+        </w:tc>
+        <w:tc>
+          <w:tcPr>
+            <w:tcW w:type="dxa" w:w="1038"/>
+            <w:tcBorders>
+              <w:top w:val="single" w:color="808080" w:sz="4"/>
+              <w:left w:val="single" w:color="808080" w:sz="4"/>
+              <w:bottom w:val="single" w:color="808080" w:sz="4"/>
+              <w:right w:val="single" w:color="808080" w:sz="4"/>
+            </w:tcBorders>
+            <w:tcMar>
+              <w:top w:type="dxa" w:w="50"/>
+              <w:left w:type="dxa" w:w="90"/>
+              <w:bottom w:type="dxa" w:w="50"/>
+              <w:right w:type="dxa" w:w="90"/>
+            </w:tcMar>
+            <w:vAlign w:val="center"/>
+          </w:tcPr>
+          <w:p>
+            <w:pPr>
+              <w:jc w:val="left"/>
+            </w:pPr>
+            <w:r>
+              <w:rPr>
+                <w:sz w:val="16"/>
+                <w:szCs w:val="16"/>
+              </w:rPr>
+              <w:t xml:space="preserve"> </w:t>
+            </w:r>
+          </w:p>
+        </w:tc>
+      </w:tr>
+      <w:tr>
+        <w:trPr>
+          <w:tblHeader w:val="false"/>
+          <w:trHeight w:val="440" w:hRule="atLeast"/>
+        </w:trPr>
+        <w:tc>
+          <w:tcPr>
+            <w:tcW w:type="dxa" w:w="500"/>
+            <w:tcBorders>
+              <w:top w:val="single" w:color="808080" w:sz="4"/>
+              <w:left w:val="single" w:color="808080" w:sz="4"/>
+              <w:bottom w:val="single" w:color="808080" w:sz="4"/>
+              <w:right w:val="single" w:color="808080" w:sz="4"/>
+            </w:tcBorders>
+            <w:tcMar>
+              <w:top w:type="dxa" w:w="50"/>
+              <w:left w:type="dxa" w:w="90"/>
+              <w:bottom w:type="dxa" w:w="50"/>
+              <w:right w:type="dxa" w:w="90"/>
+            </w:tcMar>
+            <w:vAlign w:val="center"/>
+          </w:tcPr>
+          <w:p>
+            <w:pPr>
+              <w:jc w:val="left"/>
+            </w:pPr>
+            <w:r>
+              <w:rPr>
+                <w:sz w:val="16"/>
+                <w:szCs w:val="16"/>
+              </w:rPr>
+              <w:t xml:space="preserve"> </w:t>
+            </w:r>
+          </w:p>
+        </w:tc>
+        <w:tc>
+          <w:tcPr>
+            <w:tcW w:type="dxa" w:w="1000"/>
+            <w:tcBorders>
+              <w:top w:val="single" w:color="808080" w:sz="4"/>
+              <w:left w:val="single" w:color="808080" w:sz="4"/>
+              <w:bottom w:val="single" w:color="808080" w:sz="4"/>
+              <w:right w:val="single" w:color="808080" w:sz="4"/>
+            </w:tcBorders>
+            <w:tcMar>
+              <w:top w:type="dxa" w:w="50"/>
+              <w:left w:type="dxa" w:w="90"/>
+              <w:bottom w:type="dxa" w:w="50"/>
+              <w:right w:type="dxa" w:w="90"/>
+            </w:tcMar>
+            <w:vAlign w:val="center"/>
+          </w:tcPr>
+          <w:p>
+            <w:pPr>
+              <w:jc w:val="left"/>
+            </w:pPr>
+            <w:r>
+              <w:rPr>
+                <w:sz w:val="16"/>
+                <w:szCs w:val="16"/>
+              </w:rPr>
+              <w:t xml:space="preserve"> </w:t>
+            </w:r>
+          </w:p>
+        </w:tc>
+        <w:tc>
+          <w:tcPr>
+            <w:tcW w:type="dxa" w:w="2600"/>
+            <w:tcBorders>
+              <w:top w:val="single" w:color="808080" w:sz="4"/>
+              <w:left w:val="single" w:color="808080" w:sz="4"/>
+              <w:bottom w:val="single" w:color="808080" w:sz="4"/>
+              <w:right w:val="single" w:color="808080" w:sz="4"/>
+            </w:tcBorders>
+            <w:tcMar>
+              <w:top w:type="dxa" w:w="50"/>
+              <w:left w:type="dxa" w:w="90"/>
+              <w:bottom w:type="dxa" w:w="50"/>
+              <w:right w:type="dxa" w:w="90"/>
+            </w:tcMar>
+            <w:vAlign w:val="center"/>
+          </w:tcPr>
+          <w:p>
+            <w:pPr>
+              <w:jc w:val="left"/>
+            </w:pPr>
+            <w:r>
+              <w:rPr>
+                <w:sz w:val="16"/>
+                <w:szCs w:val="16"/>
+              </w:rPr>
+              <w:t xml:space="preserve"> </w:t>
+            </w:r>
+          </w:p>
+        </w:tc>
+        <w:tc>
+          <w:tcPr>
+            <w:tcW w:type="dxa" w:w="800"/>
+            <w:tcBorders>
+              <w:top w:val="single" w:color="808080" w:sz="4"/>
+              <w:left w:val="single" w:color="808080" w:sz="4"/>
+              <w:bottom w:val="single" w:color="808080" w:sz="4"/>
+              <w:right w:val="single" w:color="808080" w:sz="4"/>
+            </w:tcBorders>
+            <w:tcMar>
+              <w:top w:type="dxa" w:w="50"/>
+              <w:left w:type="dxa" w:w="90"/>
+              <w:bottom w:type="dxa" w:w="50"/>
+              <w:right w:type="dxa" w:w="90"/>
+            </w:tcMar>
+            <w:vAlign w:val="center"/>
+          </w:tcPr>
+          <w:p>
+            <w:pPr>
+              <w:jc w:val="left"/>
+            </w:pPr>
+            <w:r>
+              <w:rPr>
+                <w:sz w:val="16"/>
+                <w:szCs w:val="16"/>
+              </w:rPr>
+              <w:t xml:space="preserve"> </w:t>
+            </w:r>
+          </w:p>
+        </w:tc>
+        <w:tc>
+          <w:tcPr>
+            <w:tcW w:type="dxa" w:w="1100"/>
+            <w:tcBorders>
+              <w:top w:val="single" w:color="808080" w:sz="4"/>
+              <w:left w:val="single" w:color="808080" w:sz="4"/>
+              <w:bottom w:val="single" w:color="808080" w:sz="4"/>
+              <w:right w:val="single" w:color="808080" w:sz="4"/>
+            </w:tcBorders>
+            <w:tcMar>
+              <w:top w:type="dxa" w:w="50"/>
+              <w:left w:type="dxa" w:w="90"/>
+              <w:bottom w:type="dxa" w:w="50"/>
+              <w:right w:type="dxa" w:w="90"/>
+            </w:tcMar>
+            <w:vAlign w:val="center"/>
+          </w:tcPr>
+          <w:p>
+            <w:pPr>
+              <w:jc w:val="left"/>
+            </w:pPr>
+            <w:r>
+              <w:rPr>
+                <w:sz w:val="16"/>
+                <w:szCs w:val="16"/>
+              </w:rPr>
+              <w:t xml:space="preserve"> </w:t>
+            </w:r>
+          </w:p>
+        </w:tc>
+        <w:tc>
+          <w:tcPr>
+            <w:tcW w:type="dxa" w:w="1300"/>
+            <w:tcBorders>
+              <w:top w:val="single" w:color="808080" w:sz="4"/>
+              <w:left w:val="single" w:color="808080" w:sz="4"/>
+              <w:bottom w:val="single" w:color="808080" w:sz="4"/>
+              <w:right w:val="single" w:color="808080" w:sz="4"/>
+            </w:tcBorders>
+            <w:tcMar>
+              <w:top w:type="dxa" w:w="50"/>
+              <w:left w:type="dxa" w:w="90"/>
+              <w:bottom w:type="dxa" w:w="50"/>
+              <w:right w:type="dxa" w:w="90"/>
+            </w:tcMar>
+            <w:vAlign w:val="center"/>
+          </w:tcPr>
+          <w:p>
+            <w:pPr>
+              <w:jc w:val="left"/>
+            </w:pPr>
+            <w:r>
+              <w:rPr>
+                <w:sz w:val="16"/>
+                <w:szCs w:val="16"/>
+              </w:rPr>
+              <w:t xml:space="preserve"> </w:t>
+            </w:r>
+          </w:p>
+        </w:tc>
+        <w:tc>
+          <w:tcPr>
+            <w:tcW w:type="dxa" w:w="1300"/>
+            <w:tcBorders>
+              <w:top w:val="single" w:color="808080" w:sz="4"/>
+              <w:left w:val="single" w:color="808080" w:sz="4"/>
+              <w:bottom w:val="single" w:color="808080" w:sz="4"/>
+              <w:right w:val="single" w:color="808080" w:sz="4"/>
+            </w:tcBorders>
+            <w:tcMar>
+              <w:top w:type="dxa" w:w="50"/>
+              <w:left w:type="dxa" w:w="90"/>
+              <w:bottom w:type="dxa" w:w="50"/>
+              <w:right w:type="dxa" w:w="90"/>
+            </w:tcMar>
+            <w:vAlign w:val="center"/>
+          </w:tcPr>
+          <w:p>
+            <w:pPr>
+              <w:jc w:val="left"/>
+            </w:pPr>
+            <w:r>
+              <w:rPr>
+                <w:sz w:val="16"/>
+                <w:szCs w:val="16"/>
+              </w:rPr>
+              <w:t xml:space="preserve"> </w:t>
+            </w:r>
+          </w:p>
+        </w:tc>
+        <w:tc>
+          <w:tcPr>
+            <w:tcW w:type="dxa" w:w="1038"/>
+            <w:tcBorders>
+              <w:top w:val="single" w:color="808080" w:sz="4"/>
+              <w:left w:val="single" w:color="808080" w:sz="4"/>
+              <w:bottom w:val="single" w:color="808080" w:sz="4"/>
+              <w:right w:val="single" w:color="808080" w:sz="4"/>
+            </w:tcBorders>
+            <w:tcMar>
+              <w:top w:type="dxa" w:w="50"/>
+              <w:left w:type="dxa" w:w="90"/>
+              <w:bottom w:type="dxa" w:w="50"/>
+              <w:right w:type="dxa" w:w="90"/>
+            </w:tcMar>
+            <w:vAlign w:val="center"/>
+          </w:tcPr>
+          <w:p>
+            <w:pPr>
+              <w:jc w:val="left"/>
+            </w:pPr>
+            <w:r>
+              <w:rPr>
+                <w:sz w:val="16"/>
+                <w:szCs w:val="16"/>
+              </w:rPr>
+              <w:t xml:space="preserve"> </w:t>
+            </w:r>
+          </w:p>
+        </w:tc>
+      </w:tr>
+      <w:tr>
+        <w:trPr>
+          <w:tblHeader w:val="false"/>
+          <w:trHeight w:val="440" w:hRule="atLeast"/>
+        </w:trPr>
+        <w:tc>
+          <w:tcPr>
+            <w:tcW w:type="dxa" w:w="500"/>
+            <w:tcBorders>
+              <w:top w:val="single" w:color="808080" w:sz="4"/>
+              <w:left w:val="single" w:color="808080" w:sz="4"/>
+              <w:bottom w:val="single" w:color="808080" w:sz="4"/>
+              <w:right w:val="single" w:color="808080" w:sz="4"/>
+            </w:tcBorders>
+            <w:tcMar>
+              <w:top w:type="dxa" w:w="50"/>
+              <w:left w:type="dxa" w:w="90"/>
+              <w:bottom w:type="dxa" w:w="50"/>
+              <w:right w:type="dxa" w:w="90"/>
+            </w:tcMar>
+            <w:vAlign w:val="center"/>
+          </w:tcPr>
+          <w:p>
+            <w:pPr>
+              <w:jc w:val="left"/>
+            </w:pPr>
+            <w:r>
+              <w:rPr>
+                <w:sz w:val="16"/>
+                <w:szCs w:val="16"/>
+              </w:rPr>
+              <w:t xml:space="preserve"> </w:t>
+            </w:r>
+          </w:p>
+        </w:tc>
+        <w:tc>
+          <w:tcPr>
+            <w:tcW w:type="dxa" w:w="1000"/>
+            <w:tcBorders>
+              <w:top w:val="single" w:color="808080" w:sz="4"/>
+              <w:left w:val="single" w:color="808080" w:sz="4"/>
+              <w:bottom w:val="single" w:color="808080" w:sz="4"/>
+              <w:right w:val="single" w:color="808080" w:sz="4"/>
+            </w:tcBorders>
+            <w:tcMar>
+              <w:top w:type="dxa" w:w="50"/>
+              <w:left w:type="dxa" w:w="90"/>
+              <w:bottom w:type="dxa" w:w="50"/>
+              <w:right w:type="dxa" w:w="90"/>
+            </w:tcMar>
+            <w:vAlign w:val="center"/>
+          </w:tcPr>
+          <w:p>
+            <w:pPr>
+              <w:jc w:val="left"/>
+            </w:pPr>
+            <w:r>
+              <w:rPr>
+                <w:sz w:val="16"/>
+                <w:szCs w:val="16"/>
+              </w:rPr>
+              <w:t xml:space="preserve"> </w:t>
+            </w:r>
+          </w:p>
+        </w:tc>
+        <w:tc>
+          <w:tcPr>
+            <w:tcW w:type="dxa" w:w="2600"/>
+            <w:tcBorders>
+              <w:top w:val="single" w:color="808080" w:sz="4"/>
+              <w:left w:val="single" w:color="808080" w:sz="4"/>
+              <w:bottom w:val="single" w:color="808080" w:sz="4"/>
+              <w:right w:val="single" w:color="808080" w:sz="4"/>
+            </w:tcBorders>
+            <w:tcMar>
+              <w:top w:type="dxa" w:w="50"/>
+              <w:left w:type="dxa" w:w="90"/>
+              <w:bottom w:type="dxa" w:w="50"/>
+              <w:right w:type="dxa" w:w="90"/>
+            </w:tcMar>
+            <w:vAlign w:val="center"/>
+          </w:tcPr>
+          <w:p>
+            <w:pPr>
+              <w:jc w:val="left"/>
+            </w:pPr>
+            <w:r>
+              <w:rPr>
+                <w:sz w:val="16"/>
+                <w:szCs w:val="16"/>
+              </w:rPr>
+              <w:t xml:space="preserve"> </w:t>
+            </w:r>
+          </w:p>
+        </w:tc>
+        <w:tc>
+          <w:tcPr>
+            <w:tcW w:type="dxa" w:w="800"/>
+            <w:tcBorders>
+              <w:top w:val="single" w:color="808080" w:sz="4"/>
+              <w:left w:val="single" w:color="808080" w:sz="4"/>
+              <w:bottom w:val="single" w:color="808080" w:sz="4"/>
+              <w:right w:val="single" w:color="808080" w:sz="4"/>
+            </w:tcBorders>
+            <w:tcMar>
+              <w:top w:type="dxa" w:w="50"/>
+              <w:left w:type="dxa" w:w="90"/>
+              <w:bottom w:type="dxa" w:w="50"/>
+              <w:right w:type="dxa" w:w="90"/>
+            </w:tcMar>
+            <w:vAlign w:val="center"/>
+          </w:tcPr>
+          <w:p>
+            <w:pPr>
+              <w:jc w:val="left"/>
+            </w:pPr>
+            <w:r>
+              <w:rPr>
+                <w:sz w:val="16"/>
+                <w:szCs w:val="16"/>
+              </w:rPr>
+              <w:t xml:space="preserve"> </w:t>
+            </w:r>
+          </w:p>
+        </w:tc>
+        <w:tc>
+          <w:tcPr>
+            <w:tcW w:type="dxa" w:w="1100"/>
+            <w:tcBorders>
+              <w:top w:val="single" w:color="808080" w:sz="4"/>
+              <w:left w:val="single" w:color="808080" w:sz="4"/>
+              <w:bottom w:val="single" w:color="808080" w:sz="4"/>
+              <w:right w:val="single" w:color="808080" w:sz="4"/>
+            </w:tcBorders>
+            <w:tcMar>
+              <w:top w:type="dxa" w:w="50"/>
+              <w:left w:type="dxa" w:w="90"/>
+              <w:bottom w:type="dxa" w:w="50"/>
+              <w:right w:type="dxa" w:w="90"/>
+            </w:tcMar>
+            <w:vAlign w:val="center"/>
+          </w:tcPr>
+          <w:p>
+            <w:pPr>
+              <w:jc w:val="left"/>
+            </w:pPr>
+            <w:r>
+              <w:rPr>
+                <w:sz w:val="16"/>
+                <w:szCs w:val="16"/>
+              </w:rPr>
+              <w:t xml:space="preserve"> </w:t>
+            </w:r>
+          </w:p>
+        </w:tc>
+        <w:tc>
+          <w:tcPr>
+            <w:tcW w:type="dxa" w:w="1300"/>
+            <w:tcBorders>
+              <w:top w:val="single" w:color="808080" w:sz="4"/>
+              <w:left w:val="single" w:color="808080" w:sz="4"/>
+              <w:bottom w:val="single" w:color="808080" w:sz="4"/>
+              <w:right w:val="single" w:color="808080" w:sz="4"/>
+            </w:tcBorders>
+            <w:tcMar>
+              <w:top w:type="dxa" w:w="50"/>
+              <w:left w:type="dxa" w:w="90"/>
+              <w:bottom w:type="dxa" w:w="50"/>
+              <w:right w:type="dxa" w:w="90"/>
+            </w:tcMar>
+            <w:vAlign w:val="center"/>
+          </w:tcPr>
+          <w:p>
+            <w:pPr>
+              <w:jc w:val="left"/>
+            </w:pPr>
+            <w:r>
+              <w:rPr>
+                <w:sz w:val="16"/>
+                <w:szCs w:val="16"/>
+              </w:rPr>
+              <w:t xml:space="preserve"> </w:t>
+            </w:r>
+          </w:p>
+        </w:tc>
+        <w:tc>
+          <w:tcPr>
+            <w:tcW w:type="dxa" w:w="1300"/>
+            <w:tcBorders>
+              <w:top w:val="single" w:color="808080" w:sz="4"/>
+              <w:left w:val="single" w:color="808080" w:sz="4"/>
+              <w:bottom w:val="single" w:color="808080" w:sz="4"/>
+              <w:right w:val="single" w:color="808080" w:sz="4"/>
+            </w:tcBorders>
+            <w:tcMar>
+              <w:top w:type="dxa" w:w="50"/>
+              <w:left w:type="dxa" w:w="90"/>
+              <w:bottom w:type="dxa" w:w="50"/>
+              <w:right w:type="dxa" w:w="90"/>
+            </w:tcMar>
+            <w:vAlign w:val="center"/>
+          </w:tcPr>
+          <w:p>
+            <w:pPr>
+              <w:jc w:val="left"/>
+            </w:pPr>
+            <w:r>
+              <w:rPr>
+                <w:sz w:val="16"/>
+                <w:szCs w:val="16"/>
+              </w:rPr>
+              <w:t xml:space="preserve"> </w:t>
+            </w:r>
+          </w:p>
+        </w:tc>
+        <w:tc>
+          <w:tcPr>
+            <w:tcW w:type="dxa" w:w="1038"/>
+            <w:tcBorders>
+              <w:top w:val="single" w:color="808080" w:sz="4"/>
+              <w:left w:val="single" w:color="808080" w:sz="4"/>
+              <w:bottom w:val="single" w:color="808080" w:sz="4"/>
+              <w:right w:val="single" w:color="808080" w:sz="4"/>
+            </w:tcBorders>
+            <w:tcMar>
+              <w:top w:type="dxa" w:w="50"/>
+              <w:left w:type="dxa" w:w="90"/>
+              <w:bottom w:type="dxa" w:w="50"/>
+              <w:right w:type="dxa" w:w="90"/>
+            </w:tcMar>
+            <w:vAlign w:val="center"/>
+          </w:tcPr>
+          <w:p>
+            <w:pPr>
+              <w:jc w:val="left"/>
+            </w:pPr>
+            <w:r>
+              <w:rPr>
+                <w:sz w:val="16"/>
+                <w:szCs w:val="16"/>
+              </w:rPr>
+              <w:t xml:space="preserve"> </w:t>
+            </w:r>
+          </w:p>
+        </w:tc>
+      </w:tr>
+      <w:tr>
+        <w:trPr>
+          <w:tblHeader w:val="false"/>
+          <w:trHeight w:val="440" w:hRule="atLeast"/>
+        </w:trPr>
+        <w:tc>
+          <w:tcPr>
+            <w:tcW w:type="dxa" w:w="500"/>
+            <w:tcBorders>
+              <w:top w:val="single" w:color="808080" w:sz="4"/>
+              <w:left w:val="single" w:color="808080" w:sz="4"/>
+              <w:bottom w:val="single" w:color="808080" w:sz="4"/>
+              <w:right w:val="single" w:color="808080" w:sz="4"/>
+            </w:tcBorders>
+            <w:tcMar>
+              <w:top w:type="dxa" w:w="50"/>
+              <w:left w:type="dxa" w:w="90"/>
+              <w:bottom w:type="dxa" w:w="50"/>
+              <w:right w:type="dxa" w:w="90"/>
+            </w:tcMar>
+            <w:vAlign w:val="center"/>
+          </w:tcPr>
+          <w:p>
+            <w:pPr>
+              <w:jc w:val="left"/>
+            </w:pPr>
+            <w:r>
+              <w:rPr>
+                <w:sz w:val="16"/>
+                <w:szCs w:val="16"/>
+              </w:rPr>
+              <w:t xml:space="preserve"> </w:t>
+            </w:r>
+          </w:p>
+        </w:tc>
+        <w:tc>
+          <w:tcPr>
+            <w:tcW w:type="dxa" w:w="1000"/>
+            <w:tcBorders>
+              <w:top w:val="single" w:color="808080" w:sz="4"/>
+              <w:left w:val="single" w:color="808080" w:sz="4"/>
+              <w:bottom w:val="single" w:color="808080" w:sz="4"/>
+              <w:right w:val="single" w:color="808080" w:sz="4"/>
+            </w:tcBorders>
+            <w:tcMar>
+              <w:top w:type="dxa" w:w="50"/>
+              <w:left w:type="dxa" w:w="90"/>
+              <w:bottom w:type="dxa" w:w="50"/>
+              <w:right w:type="dxa" w:w="90"/>
+            </w:tcMar>
+            <w:vAlign w:val="center"/>
+          </w:tcPr>
+          <w:p>
+            <w:pPr>
+              <w:jc w:val="left"/>
+            </w:pPr>
+            <w:r>
+              <w:rPr>
+                <w:sz w:val="16"/>
+                <w:szCs w:val="16"/>
+              </w:rPr>
+              <w:t xml:space="preserve"> </w:t>
+            </w:r>
+          </w:p>
+        </w:tc>
+        <w:tc>
+          <w:tcPr>
+            <w:tcW w:type="dxa" w:w="2600"/>
+            <w:tcBorders>
+              <w:top w:val="single" w:color="808080" w:sz="4"/>
+              <w:left w:val="single" w:color="808080" w:sz="4"/>
+              <w:bottom w:val="single" w:color="808080" w:sz="4"/>
+              <w:right w:val="single" w:color="808080" w:sz="4"/>
+            </w:tcBorders>
+            <w:tcMar>
+              <w:top w:type="dxa" w:w="50"/>
+              <w:left w:type="dxa" w:w="90"/>
+              <w:bottom w:type="dxa" w:w="50"/>
+              <w:right w:type="dxa" w:w="90"/>
+            </w:tcMar>
+            <w:vAlign w:val="center"/>
+          </w:tcPr>
+          <w:p>
+            <w:pPr>
+              <w:jc w:val="left"/>
+            </w:pPr>
+            <w:r>
+              <w:rPr>
+                <w:sz w:val="16"/>
+                <w:szCs w:val="16"/>
+              </w:rPr>
+              <w:t xml:space="preserve"> </w:t>
+            </w:r>
+          </w:p>
+        </w:tc>
+        <w:tc>
+          <w:tcPr>
+            <w:tcW w:type="dxa" w:w="800"/>
+            <w:tcBorders>
+              <w:top w:val="single" w:color="808080" w:sz="4"/>
+              <w:left w:val="single" w:color="808080" w:sz="4"/>
+              <w:bottom w:val="single" w:color="808080" w:sz="4"/>
+              <w:right w:val="single" w:color="808080" w:sz="4"/>
+            </w:tcBorders>
+            <w:tcMar>
+              <w:top w:type="dxa" w:w="50"/>
+              <w:left w:type="dxa" w:w="90"/>
+              <w:bottom w:type="dxa" w:w="50"/>
+              <w:right w:type="dxa" w:w="90"/>
+            </w:tcMar>
+            <w:vAlign w:val="center"/>
+          </w:tcPr>
+          <w:p>
+            <w:pPr>
+              <w:jc w:val="left"/>
+            </w:pPr>
+            <w:r>
+              <w:rPr>
+                <w:sz w:val="16"/>
+                <w:szCs w:val="16"/>
+              </w:rPr>
+              <w:t xml:space="preserve"> </w:t>
+            </w:r>
+          </w:p>
+        </w:tc>
+        <w:tc>
+          <w:tcPr>
+            <w:tcW w:type="dxa" w:w="1100"/>
+            <w:tcBorders>
+              <w:top w:val="single" w:color="808080" w:sz="4"/>
+              <w:left w:val="single" w:color="808080" w:sz="4"/>
+              <w:bottom w:val="single" w:color="808080" w:sz="4"/>
+              <w:right w:val="single" w:color="808080" w:sz="4"/>
+            </w:tcBorders>
+            <w:tcMar>
+              <w:top w:type="dxa" w:w="50"/>
+              <w:left w:type="dxa" w:w="90"/>
+              <w:bottom w:type="dxa" w:w="50"/>
+              <w:right w:type="dxa" w:w="90"/>
+            </w:tcMar>
+            <w:vAlign w:val="center"/>
+          </w:tcPr>
+          <w:p>
+            <w:pPr>
+              <w:jc w:val="left"/>
+            </w:pPr>
+            <w:r>
+              <w:rPr>
+                <w:sz w:val="16"/>
+                <w:szCs w:val="16"/>
+              </w:rPr>
+              <w:t xml:space="preserve"> </w:t>
+            </w:r>
+          </w:p>
+        </w:tc>
+        <w:tc>
+          <w:tcPr>
+            <w:tcW w:type="dxa" w:w="1300"/>
+            <w:tcBorders>
+              <w:top w:val="single" w:color="808080" w:sz="4"/>
+              <w:left w:val="single" w:color="808080" w:sz="4"/>
+              <w:bottom w:val="single" w:color="808080" w:sz="4"/>
+              <w:right w:val="single" w:color="808080" w:sz="4"/>
+            </w:tcBorders>
+            <w:tcMar>
+              <w:top w:type="dxa" w:w="50"/>
+              <w:left w:type="dxa" w:w="90"/>
+              <w:bottom w:type="dxa" w:w="50"/>
+              <w:right w:type="dxa" w:w="90"/>
+            </w:tcMar>
+            <w:vAlign w:val="center"/>
+          </w:tcPr>
+          <w:p>
+            <w:pPr>
+              <w:jc w:val="left"/>
+            </w:pPr>
+            <w:r>
+              <w:rPr>
+                <w:sz w:val="16"/>
+                <w:szCs w:val="16"/>
+              </w:rPr>
+              <w:t xml:space="preserve"> </w:t>
+            </w:r>
+          </w:p>
+        </w:tc>
+        <w:tc>
+          <w:tcPr>
+            <w:tcW w:type="dxa" w:w="1300"/>
+            <w:tcBorders>
+              <w:top w:val="single" w:color="808080" w:sz="4"/>
+              <w:left w:val="single" w:color="808080" w:sz="4"/>
+              <w:bottom w:val="single" w:color="808080" w:sz="4"/>
+              <w:right w:val="single" w:color="808080" w:sz="4"/>
+            </w:tcBorders>
+            <w:tcMar>
+              <w:top w:type="dxa" w:w="50"/>
+              <w:left w:type="dxa" w:w="90"/>
+              <w:bottom w:type="dxa" w:w="50"/>
+              <w:right w:type="dxa" w:w="90"/>
+            </w:tcMar>
+            <w:vAlign w:val="center"/>
+          </w:tcPr>
+          <w:p>
+            <w:pPr>
+              <w:jc w:val="left"/>
+            </w:pPr>
+            <w:r>
+              <w:rPr>
+                <w:sz w:val="16"/>
+                <w:szCs w:val="16"/>
+              </w:rPr>
+              <w:t xml:space="preserve"> </w:t>
+            </w:r>
+          </w:p>
+        </w:tc>
+        <w:tc>
+          <w:tcPr>
+            <w:tcW w:type="dxa" w:w="1038"/>
             <w:tcBorders>
               <w:top w:val="single" w:color="808080" w:sz="4"/>
               <w:left w:val="single" w:color="808080" w:sz="4"/>
@@ -30114,7 +36245,7 @@
         <w:sz w:val="16"/>
         <w:szCs w:val="16"/>
       </w:rPr>
-      <w:t xml:space="preserve">Piano di autocontrollo HACCP – Rev. 0 del 02/07/2026</w:t>
+      <w:t xml:space="preserve">Piano di autocontrollo HACCP – Rev. 1 del 27/08/2026</w:t>
     </w:r>
   </w:p>
 </w:hdr>
@@ -30330,12 +36461,18 @@
     </w:lvlOverride>
   </w:num>
   <w:num w:numId="4">
+    <w:abstractNumId w:val="6"/>
+    <w:lvlOverride w:ilvl="0">
+      <w:startOverride w:val="1"/>
+    </w:lvlOverride>
+  </w:num>
+  <w:num w:numId="5">
     <w:abstractNumId w:val="8"/>
     <w:lvlOverride w:ilvl="0">
       <w:startOverride w:val="1"/>
     </w:lvlOverride>
   </w:num>
-  <w:num w:numId="5">
+  <w:num w:numId="6">
     <w:abstractNumId w:val="9"/>
     <w:lvlOverride w:ilvl="0">
       <w:startOverride w:val="1"/>
